--- a/Licenta/Lucrare_Licenta_Finala.docx
+++ b/Licenta/Lucrare_Licenta_Finala.docx
@@ -561,7 +561,7 @@
           <w:r>
             <w:fldChar w:fldCharType="separate"/>
           </w:r>
-          <w:hyperlink w:anchor="_Toc230441410" w:history="1">
+          <w:hyperlink w:anchor="_Toc230442272" w:history="1">
             <w:r>
               <w:rPr>
                 <w:rStyle w:val="Hyperlink"/>
@@ -589,7 +589,7 @@
                 <w:noProof/>
                 <w:webHidden/>
               </w:rPr>
-              <w:instrText xml:space="preserve"> PAGEREF _Toc230441410 \h </w:instrText>
+              <w:instrText xml:space="preserve"> PAGEREF _Toc230442272 \h </w:instrText>
             </w:r>
             <w:r>
               <w:rPr>
@@ -634,7 +634,7 @@
               <w14:ligatures w14:val="standardContextual"/>
             </w:rPr>
           </w:pPr>
-          <w:hyperlink w:anchor="_Toc230441411" w:history="1">
+          <w:hyperlink w:anchor="_Toc230442273" w:history="1">
             <w:r>
               <w:rPr>
                 <w:rStyle w:val="Hyperlink"/>
@@ -662,7 +662,7 @@
                 <w:noProof/>
                 <w:webHidden/>
               </w:rPr>
-              <w:instrText xml:space="preserve"> PAGEREF _Toc230441411 \h </w:instrText>
+              <w:instrText xml:space="preserve"> PAGEREF _Toc230442273 \h </w:instrText>
             </w:r>
             <w:r>
               <w:rPr>
@@ -707,7 +707,7 @@
               <w14:ligatures w14:val="standardContextual"/>
             </w:rPr>
           </w:pPr>
-          <w:hyperlink w:anchor="_Toc230441412" w:history="1">
+          <w:hyperlink w:anchor="_Toc230442274" w:history="1">
             <w:r>
               <w:rPr>
                 <w:rStyle w:val="Hyperlink"/>
@@ -735,7 +735,7 @@
                 <w:noProof/>
                 <w:webHidden/>
               </w:rPr>
-              <w:instrText xml:space="preserve"> PAGEREF _Toc230441412 \h </w:instrText>
+              <w:instrText xml:space="preserve"> PAGEREF _Toc230442274 \h </w:instrText>
             </w:r>
             <w:r>
               <w:rPr>
@@ -780,7 +780,7 @@
               <w14:ligatures w14:val="standardContextual"/>
             </w:rPr>
           </w:pPr>
-          <w:hyperlink w:anchor="_Toc230441413" w:history="1">
+          <w:hyperlink w:anchor="_Toc230442275" w:history="1">
             <w:r>
               <w:rPr>
                 <w:rStyle w:val="Hyperlink"/>
@@ -808,7 +808,7 @@
                 <w:noProof/>
                 <w:webHidden/>
               </w:rPr>
-              <w:instrText xml:space="preserve"> PAGEREF _Toc230441413 \h </w:instrText>
+              <w:instrText xml:space="preserve"> PAGEREF _Toc230442275 \h </w:instrText>
             </w:r>
             <w:r>
               <w:rPr>
@@ -853,7 +853,7 @@
               <w14:ligatures w14:val="standardContextual"/>
             </w:rPr>
           </w:pPr>
-          <w:hyperlink w:anchor="_Toc230441414" w:history="1">
+          <w:hyperlink w:anchor="_Toc230442276" w:history="1">
             <w:r>
               <w:rPr>
                 <w:rStyle w:val="Hyperlink"/>
@@ -881,7 +881,7 @@
                 <w:noProof/>
                 <w:webHidden/>
               </w:rPr>
-              <w:instrText xml:space="preserve"> PAGEREF _Toc230441414 \h </w:instrText>
+              <w:instrText xml:space="preserve"> PAGEREF _Toc230442276 \h </w:instrText>
             </w:r>
             <w:r>
               <w:rPr>
@@ -926,7 +926,7 @@
               <w14:ligatures w14:val="standardContextual"/>
             </w:rPr>
           </w:pPr>
-          <w:hyperlink w:anchor="_Toc230441415" w:history="1">
+          <w:hyperlink w:anchor="_Toc230442277" w:history="1">
             <w:r>
               <w:rPr>
                 <w:rStyle w:val="Hyperlink"/>
@@ -954,7 +954,7 @@
                 <w:noProof/>
                 <w:webHidden/>
               </w:rPr>
-              <w:instrText xml:space="preserve"> PAGEREF _Toc230441415 \h </w:instrText>
+              <w:instrText xml:space="preserve"> PAGEREF _Toc230442277 \h </w:instrText>
             </w:r>
             <w:r>
               <w:rPr>
@@ -999,7 +999,7 @@
               <w14:ligatures w14:val="standardContextual"/>
             </w:rPr>
           </w:pPr>
-          <w:hyperlink w:anchor="_Toc230441416" w:history="1">
+          <w:hyperlink w:anchor="_Toc230442278" w:history="1">
             <w:r>
               <w:rPr>
                 <w:rStyle w:val="Hyperlink"/>
@@ -1027,7 +1027,7 @@
                 <w:noProof/>
                 <w:webHidden/>
               </w:rPr>
-              <w:instrText xml:space="preserve"> PAGEREF _Toc230441416 \h </w:instrText>
+              <w:instrText xml:space="preserve"> PAGEREF _Toc230442278 \h </w:instrText>
             </w:r>
             <w:r>
               <w:rPr>
@@ -1072,7 +1072,7 @@
               <w14:ligatures w14:val="standardContextual"/>
             </w:rPr>
           </w:pPr>
-          <w:hyperlink w:anchor="_Toc230441417" w:history="1">
+          <w:hyperlink w:anchor="_Toc230442279" w:history="1">
             <w:r>
               <w:rPr>
                 <w:rStyle w:val="Hyperlink"/>
@@ -1100,7 +1100,7 @@
                 <w:noProof/>
                 <w:webHidden/>
               </w:rPr>
-              <w:instrText xml:space="preserve"> PAGEREF _Toc230441417 \h </w:instrText>
+              <w:instrText xml:space="preserve"> PAGEREF _Toc230442279 \h </w:instrText>
             </w:r>
             <w:r>
               <w:rPr>
@@ -1145,7 +1145,7 @@
               <w14:ligatures w14:val="standardContextual"/>
             </w:rPr>
           </w:pPr>
-          <w:hyperlink w:anchor="_Toc230441418" w:history="1">
+          <w:hyperlink w:anchor="_Toc230442280" w:history="1">
             <w:r>
               <w:rPr>
                 <w:rStyle w:val="Hyperlink"/>
@@ -1173,7 +1173,7 @@
                 <w:noProof/>
                 <w:webHidden/>
               </w:rPr>
-              <w:instrText xml:space="preserve"> PAGEREF _Toc230441418 \h </w:instrText>
+              <w:instrText xml:space="preserve"> PAGEREF _Toc230442280 \h </w:instrText>
             </w:r>
             <w:r>
               <w:rPr>
@@ -1218,7 +1218,7 @@
               <w14:ligatures w14:val="standardContextual"/>
             </w:rPr>
           </w:pPr>
-          <w:hyperlink w:anchor="_Toc230441419" w:history="1">
+          <w:hyperlink w:anchor="_Toc230442281" w:history="1">
             <w:r>
               <w:rPr>
                 <w:rStyle w:val="Hyperlink"/>
@@ -1246,7 +1246,7 @@
                 <w:noProof/>
                 <w:webHidden/>
               </w:rPr>
-              <w:instrText xml:space="preserve"> PAGEREF _Toc230441419 \h </w:instrText>
+              <w:instrText xml:space="preserve"> PAGEREF _Toc230442281 \h </w:instrText>
             </w:r>
             <w:r>
               <w:rPr>
@@ -1291,7 +1291,7 @@
               <w14:ligatures w14:val="standardContextual"/>
             </w:rPr>
           </w:pPr>
-          <w:hyperlink w:anchor="_Toc230441420" w:history="1">
+          <w:hyperlink w:anchor="_Toc230442282" w:history="1">
             <w:r>
               <w:rPr>
                 <w:rStyle w:val="Hyperlink"/>
@@ -1319,7 +1319,7 @@
                 <w:noProof/>
                 <w:webHidden/>
               </w:rPr>
-              <w:instrText xml:space="preserve"> PAGEREF _Toc230441420 \h </w:instrText>
+              <w:instrText xml:space="preserve"> PAGEREF _Toc230442282 \h </w:instrText>
             </w:r>
             <w:r>
               <w:rPr>
@@ -1364,7 +1364,7 @@
               <w14:ligatures w14:val="standardContextual"/>
             </w:rPr>
           </w:pPr>
-          <w:hyperlink w:anchor="_Toc230441421" w:history="1">
+          <w:hyperlink w:anchor="_Toc230442283" w:history="1">
             <w:r>
               <w:rPr>
                 <w:rStyle w:val="Hyperlink"/>
@@ -1392,7 +1392,7 @@
                 <w:noProof/>
                 <w:webHidden/>
               </w:rPr>
-              <w:instrText xml:space="preserve"> PAGEREF _Toc230441421 \h </w:instrText>
+              <w:instrText xml:space="preserve"> PAGEREF _Toc230442283 \h </w:instrText>
             </w:r>
             <w:r>
               <w:rPr>
@@ -1437,7 +1437,7 @@
               <w14:ligatures w14:val="standardContextual"/>
             </w:rPr>
           </w:pPr>
-          <w:hyperlink w:anchor="_Toc230441422" w:history="1">
+          <w:hyperlink w:anchor="_Toc230442284" w:history="1">
             <w:r>
               <w:rPr>
                 <w:rStyle w:val="Hyperlink"/>
@@ -1465,7 +1465,7 @@
                 <w:noProof/>
                 <w:webHidden/>
               </w:rPr>
-              <w:instrText xml:space="preserve"> PAGEREF _Toc230441422 \h </w:instrText>
+              <w:instrText xml:space="preserve"> PAGEREF _Toc230442284 \h </w:instrText>
             </w:r>
             <w:r>
               <w:rPr>
@@ -1510,7 +1510,7 @@
               <w14:ligatures w14:val="standardContextual"/>
             </w:rPr>
           </w:pPr>
-          <w:hyperlink w:anchor="_Toc230441423" w:history="1">
+          <w:hyperlink w:anchor="_Toc230442285" w:history="1">
             <w:r>
               <w:rPr>
                 <w:rStyle w:val="Hyperlink"/>
@@ -1538,7 +1538,7 @@
                 <w:noProof/>
                 <w:webHidden/>
               </w:rPr>
-              <w:instrText xml:space="preserve"> PAGEREF _Toc230441423 \h </w:instrText>
+              <w:instrText xml:space="preserve"> PAGEREF _Toc230442285 \h </w:instrText>
             </w:r>
             <w:r>
               <w:rPr>
@@ -1583,7 +1583,7 @@
               <w14:ligatures w14:val="standardContextual"/>
             </w:rPr>
           </w:pPr>
-          <w:hyperlink w:anchor="_Toc230441424" w:history="1">
+          <w:hyperlink w:anchor="_Toc230442286" w:history="1">
             <w:r>
               <w:rPr>
                 <w:rStyle w:val="Hyperlink"/>
@@ -1611,7 +1611,7 @@
                 <w:noProof/>
                 <w:webHidden/>
               </w:rPr>
-              <w:instrText xml:space="preserve"> PAGEREF _Toc230441424 \h </w:instrText>
+              <w:instrText xml:space="preserve"> PAGEREF _Toc230442286 \h </w:instrText>
             </w:r>
             <w:r>
               <w:rPr>
@@ -1656,7 +1656,7 @@
               <w14:ligatures w14:val="standardContextual"/>
             </w:rPr>
           </w:pPr>
-          <w:hyperlink w:anchor="_Toc230441425" w:history="1">
+          <w:hyperlink w:anchor="_Toc230442287" w:history="1">
             <w:r>
               <w:rPr>
                 <w:rStyle w:val="Hyperlink"/>
@@ -1684,7 +1684,7 @@
                 <w:noProof/>
                 <w:webHidden/>
               </w:rPr>
-              <w:instrText xml:space="preserve"> PAGEREF _Toc230441425 \h </w:instrText>
+              <w:instrText xml:space="preserve"> PAGEREF _Toc230442287 \h </w:instrText>
             </w:r>
             <w:r>
               <w:rPr>
@@ -1729,7 +1729,7 @@
               <w14:ligatures w14:val="standardContextual"/>
             </w:rPr>
           </w:pPr>
-          <w:hyperlink w:anchor="_Toc230441426" w:history="1">
+          <w:hyperlink w:anchor="_Toc230442288" w:history="1">
             <w:r>
               <w:rPr>
                 <w:rStyle w:val="Hyperlink"/>
@@ -1757,7 +1757,7 @@
                 <w:noProof/>
                 <w:webHidden/>
               </w:rPr>
-              <w:instrText xml:space="preserve"> PAGEREF _Toc230441426 \h </w:instrText>
+              <w:instrText xml:space="preserve"> PAGEREF _Toc230442288 \h </w:instrText>
             </w:r>
             <w:r>
               <w:rPr>
@@ -1802,7 +1802,7 @@
               <w14:ligatures w14:val="standardContextual"/>
             </w:rPr>
           </w:pPr>
-          <w:hyperlink w:anchor="_Toc230441427" w:history="1">
+          <w:hyperlink w:anchor="_Toc230442289" w:history="1">
             <w:r>
               <w:rPr>
                 <w:rStyle w:val="Hyperlink"/>
@@ -1830,7 +1830,7 @@
                 <w:noProof/>
                 <w:webHidden/>
               </w:rPr>
-              <w:instrText xml:space="preserve"> PAGEREF _Toc230441427 \h </w:instrText>
+              <w:instrText xml:space="preserve"> PAGEREF _Toc230442289 \h </w:instrText>
             </w:r>
             <w:r>
               <w:rPr>
@@ -1875,7 +1875,7 @@
               <w14:ligatures w14:val="standardContextual"/>
             </w:rPr>
           </w:pPr>
-          <w:hyperlink w:anchor="_Toc230441428" w:history="1">
+          <w:hyperlink w:anchor="_Toc230442290" w:history="1">
             <w:r>
               <w:rPr>
                 <w:rStyle w:val="Hyperlink"/>
@@ -1903,7 +1903,7 @@
                 <w:noProof/>
                 <w:webHidden/>
               </w:rPr>
-              <w:instrText xml:space="preserve"> PAGEREF _Toc230441428 \h </w:instrText>
+              <w:instrText xml:space="preserve"> PAGEREF _Toc230442290 \h </w:instrText>
             </w:r>
             <w:r>
               <w:rPr>
@@ -1948,7 +1948,7 @@
               <w14:ligatures w14:val="standardContextual"/>
             </w:rPr>
           </w:pPr>
-          <w:hyperlink w:anchor="_Toc230441429" w:history="1">
+          <w:hyperlink w:anchor="_Toc230442291" w:history="1">
             <w:r>
               <w:rPr>
                 <w:rStyle w:val="Hyperlink"/>
@@ -1976,7 +1976,7 @@
                 <w:noProof/>
                 <w:webHidden/>
               </w:rPr>
-              <w:instrText xml:space="preserve"> PAGEREF _Toc230441429 \h </w:instrText>
+              <w:instrText xml:space="preserve"> PAGEREF _Toc230442291 \h </w:instrText>
             </w:r>
             <w:r>
               <w:rPr>
@@ -2021,7 +2021,7 @@
               <w14:ligatures w14:val="standardContextual"/>
             </w:rPr>
           </w:pPr>
-          <w:hyperlink w:anchor="_Toc230441430" w:history="1">
+          <w:hyperlink w:anchor="_Toc230442292" w:history="1">
             <w:r>
               <w:rPr>
                 <w:rStyle w:val="Hyperlink"/>
@@ -2049,7 +2049,7 @@
                 <w:noProof/>
                 <w:webHidden/>
               </w:rPr>
-              <w:instrText xml:space="preserve"> PAGEREF _Toc230441430 \h </w:instrText>
+              <w:instrText xml:space="preserve"> PAGEREF _Toc230442292 \h </w:instrText>
             </w:r>
             <w:r>
               <w:rPr>
@@ -2094,7 +2094,7 @@
               <w14:ligatures w14:val="standardContextual"/>
             </w:rPr>
           </w:pPr>
-          <w:hyperlink w:anchor="_Toc230441431" w:history="1">
+          <w:hyperlink w:anchor="_Toc230442293" w:history="1">
             <w:r>
               <w:rPr>
                 <w:rStyle w:val="Hyperlink"/>
@@ -2122,7 +2122,7 @@
                 <w:noProof/>
                 <w:webHidden/>
               </w:rPr>
-              <w:instrText xml:space="preserve"> PAGEREF _Toc230441431 \h </w:instrText>
+              <w:instrText xml:space="preserve"> PAGEREF _Toc230442293 \h </w:instrText>
             </w:r>
             <w:r>
               <w:rPr>
@@ -2167,7 +2167,7 @@
               <w14:ligatures w14:val="standardContextual"/>
             </w:rPr>
           </w:pPr>
-          <w:hyperlink w:anchor="_Toc230441432" w:history="1">
+          <w:hyperlink w:anchor="_Toc230442294" w:history="1">
             <w:r>
               <w:rPr>
                 <w:rStyle w:val="Hyperlink"/>
@@ -2195,7 +2195,7 @@
                 <w:noProof/>
                 <w:webHidden/>
               </w:rPr>
-              <w:instrText xml:space="preserve"> PAGEREF _Toc230441432 \h </w:instrText>
+              <w:instrText xml:space="preserve"> PAGEREF _Toc230442294 \h </w:instrText>
             </w:r>
             <w:r>
               <w:rPr>
@@ -2240,7 +2240,7 @@
               <w14:ligatures w14:val="standardContextual"/>
             </w:rPr>
           </w:pPr>
-          <w:hyperlink w:anchor="_Toc230441433" w:history="1">
+          <w:hyperlink w:anchor="_Toc230442295" w:history="1">
             <w:r>
               <w:rPr>
                 <w:rStyle w:val="Hyperlink"/>
@@ -2268,7 +2268,7 @@
                 <w:noProof/>
                 <w:webHidden/>
               </w:rPr>
-              <w:instrText xml:space="preserve"> PAGEREF _Toc230441433 \h </w:instrText>
+              <w:instrText xml:space="preserve"> PAGEREF _Toc230442295 \h </w:instrText>
             </w:r>
             <w:r>
               <w:rPr>
@@ -2313,7 +2313,7 @@
               <w14:ligatures w14:val="standardContextual"/>
             </w:rPr>
           </w:pPr>
-          <w:hyperlink w:anchor="_Toc230441434" w:history="1">
+          <w:hyperlink w:anchor="_Toc230442296" w:history="1">
             <w:r>
               <w:rPr>
                 <w:rStyle w:val="Hyperlink"/>
@@ -2341,7 +2341,7 @@
                 <w:noProof/>
                 <w:webHidden/>
               </w:rPr>
-              <w:instrText xml:space="preserve"> PAGEREF _Toc230441434 \h </w:instrText>
+              <w:instrText xml:space="preserve"> PAGEREF _Toc230442296 \h </w:instrText>
             </w:r>
             <w:r>
               <w:rPr>
@@ -2386,7 +2386,7 @@
               <w14:ligatures w14:val="standardContextual"/>
             </w:rPr>
           </w:pPr>
-          <w:hyperlink w:anchor="_Toc230441435" w:history="1">
+          <w:hyperlink w:anchor="_Toc230442297" w:history="1">
             <w:r>
               <w:rPr>
                 <w:rStyle w:val="Hyperlink"/>
@@ -2414,7 +2414,7 @@
                 <w:noProof/>
                 <w:webHidden/>
               </w:rPr>
-              <w:instrText xml:space="preserve"> PAGEREF _Toc230441435 \h </w:instrText>
+              <w:instrText xml:space="preserve"> PAGEREF _Toc230442297 \h </w:instrText>
             </w:r>
             <w:r>
               <w:rPr>
@@ -2459,30 +2459,14 @@
               <w14:ligatures w14:val="standardContextual"/>
             </w:rPr>
           </w:pPr>
-          <w:hyperlink w:anchor="_Toc230441436" w:history="1">
+          <w:hyperlink w:anchor="_Toc230442298" w:history="1">
             <w:r>
               <w:rPr>
                 <w:rStyle w:val="Hyperlink"/>
                 <w:rFonts w:eastAsia="Times New Roman"/>
                 <w:noProof/>
               </w:rPr>
-              <w:t>3.1.1. Diagrama de arhitectur</w:t>
-            </w:r>
-            <w:r>
-              <w:rPr>
-                <w:rStyle w:val="Hyperlink"/>
-                <w:rFonts w:eastAsia="Times New Roman"/>
-                <w:noProof/>
-              </w:rPr>
-              <w:t>ă</w:t>
-            </w:r>
-            <w:r>
-              <w:rPr>
-                <w:rStyle w:val="Hyperlink"/>
-                <w:rFonts w:eastAsia="Times New Roman"/>
-                <w:noProof/>
-              </w:rPr>
-              <w:t xml:space="preserve"> și fluxul de date</w:t>
+              <w:t>3.1.1. Diagrama de arhitectură și fluxul de date</w:t>
             </w:r>
             <w:r>
               <w:rPr>
@@ -2503,7 +2487,7 @@
                 <w:noProof/>
                 <w:webHidden/>
               </w:rPr>
-              <w:instrText xml:space="preserve"> PAGEREF _Toc230441436 \h </w:instrText>
+              <w:instrText xml:space="preserve"> PAGEREF _Toc230442298 \h </w:instrText>
             </w:r>
             <w:r>
               <w:rPr>
@@ -2548,7 +2532,7 @@
               <w14:ligatures w14:val="standardContextual"/>
             </w:rPr>
           </w:pPr>
-          <w:hyperlink w:anchor="_Toc230441437" w:history="1">
+          <w:hyperlink w:anchor="_Toc230442299" w:history="1">
             <w:r>
               <w:rPr>
                 <w:rStyle w:val="Hyperlink"/>
@@ -2576,7 +2560,7 @@
                 <w:noProof/>
                 <w:webHidden/>
               </w:rPr>
-              <w:instrText xml:space="preserve"> PAGEREF _Toc230441437 \h </w:instrText>
+              <w:instrText xml:space="preserve"> PAGEREF _Toc230442299 \h </w:instrText>
             </w:r>
             <w:r>
               <w:rPr>
@@ -2621,7 +2605,7 @@
               <w14:ligatures w14:val="standardContextual"/>
             </w:rPr>
           </w:pPr>
-          <w:hyperlink w:anchor="_Toc230441438" w:history="1">
+          <w:hyperlink w:anchor="_Toc230442300" w:history="1">
             <w:r>
               <w:rPr>
                 <w:rStyle w:val="Hyperlink"/>
@@ -2649,7 +2633,7 @@
                 <w:noProof/>
                 <w:webHidden/>
               </w:rPr>
-              <w:instrText xml:space="preserve"> PAGEREF _Toc230441438 \h </w:instrText>
+              <w:instrText xml:space="preserve"> PAGEREF _Toc230442300 \h </w:instrText>
             </w:r>
             <w:r>
               <w:rPr>
@@ -2669,7 +2653,7 @@
                 <w:noProof/>
                 <w:webHidden/>
               </w:rPr>
-              <w:t>21</w:t>
+              <w:t>23</w:t>
             </w:r>
             <w:r>
               <w:rPr>
@@ -2694,7 +2678,7 @@
               <w14:ligatures w14:val="standardContextual"/>
             </w:rPr>
           </w:pPr>
-          <w:hyperlink w:anchor="_Toc230441439" w:history="1">
+          <w:hyperlink w:anchor="_Toc230442301" w:history="1">
             <w:r>
               <w:rPr>
                 <w:rStyle w:val="Hyperlink"/>
@@ -2722,7 +2706,7 @@
                 <w:noProof/>
                 <w:webHidden/>
               </w:rPr>
-              <w:instrText xml:space="preserve"> PAGEREF _Toc230441439 \h </w:instrText>
+              <w:instrText xml:space="preserve"> PAGEREF _Toc230442301 \h </w:instrText>
             </w:r>
             <w:r>
               <w:rPr>
@@ -2742,7 +2726,7 @@
                 <w:noProof/>
                 <w:webHidden/>
               </w:rPr>
-              <w:t>22</w:t>
+              <w:t>23</w:t>
             </w:r>
             <w:r>
               <w:rPr>
@@ -2767,7 +2751,7 @@
               <w14:ligatures w14:val="standardContextual"/>
             </w:rPr>
           </w:pPr>
-          <w:hyperlink w:anchor="_Toc230441440" w:history="1">
+          <w:hyperlink w:anchor="_Toc230442302" w:history="1">
             <w:r>
               <w:rPr>
                 <w:rStyle w:val="Hyperlink"/>
@@ -2795,7 +2779,7 @@
                 <w:noProof/>
                 <w:webHidden/>
               </w:rPr>
-              <w:instrText xml:space="preserve"> PAGEREF _Toc230441440 \h </w:instrText>
+              <w:instrText xml:space="preserve"> PAGEREF _Toc230442302 \h </w:instrText>
             </w:r>
             <w:r>
               <w:rPr>
@@ -2815,7 +2799,7 @@
                 <w:noProof/>
                 <w:webHidden/>
               </w:rPr>
-              <w:t>23</w:t>
+              <w:t>24</w:t>
             </w:r>
             <w:r>
               <w:rPr>
@@ -2840,7 +2824,7 @@
               <w14:ligatures w14:val="standardContextual"/>
             </w:rPr>
           </w:pPr>
-          <w:hyperlink w:anchor="_Toc230441441" w:history="1">
+          <w:hyperlink w:anchor="_Toc230442303" w:history="1">
             <w:r>
               <w:rPr>
                 <w:rStyle w:val="Hyperlink"/>
@@ -2868,7 +2852,7 @@
                 <w:noProof/>
                 <w:webHidden/>
               </w:rPr>
-              <w:instrText xml:space="preserve"> PAGEREF _Toc230441441 \h </w:instrText>
+              <w:instrText xml:space="preserve"> PAGEREF _Toc230442303 \h </w:instrText>
             </w:r>
             <w:r>
               <w:rPr>
@@ -2888,7 +2872,7 @@
                 <w:noProof/>
                 <w:webHidden/>
               </w:rPr>
-              <w:t>23</w:t>
+              <w:t>24</w:t>
             </w:r>
             <w:r>
               <w:rPr>
@@ -2913,7 +2897,7 @@
               <w14:ligatures w14:val="standardContextual"/>
             </w:rPr>
           </w:pPr>
-          <w:hyperlink w:anchor="_Toc230441442" w:history="1">
+          <w:hyperlink w:anchor="_Toc230442304" w:history="1">
             <w:r>
               <w:rPr>
                 <w:rStyle w:val="Hyperlink"/>
@@ -2941,7 +2925,7 @@
                 <w:noProof/>
                 <w:webHidden/>
               </w:rPr>
-              <w:instrText xml:space="preserve"> PAGEREF _Toc230441442 \h </w:instrText>
+              <w:instrText xml:space="preserve"> PAGEREF _Toc230442304 \h </w:instrText>
             </w:r>
             <w:r>
               <w:rPr>
@@ -2961,7 +2945,7 @@
                 <w:noProof/>
                 <w:webHidden/>
               </w:rPr>
-              <w:t>25</w:t>
+              <w:t>27</w:t>
             </w:r>
             <w:r>
               <w:rPr>
@@ -2986,7 +2970,7 @@
               <w14:ligatures w14:val="standardContextual"/>
             </w:rPr>
           </w:pPr>
-          <w:hyperlink w:anchor="_Toc230441443" w:history="1">
+          <w:hyperlink w:anchor="_Toc230442305" w:history="1">
             <w:r>
               <w:rPr>
                 <w:rStyle w:val="Hyperlink"/>
@@ -3014,7 +2998,7 @@
                 <w:noProof/>
                 <w:webHidden/>
               </w:rPr>
-              <w:instrText xml:space="preserve"> PAGEREF _Toc230441443 \h </w:instrText>
+              <w:instrText xml:space="preserve"> PAGEREF _Toc230442305 \h </w:instrText>
             </w:r>
             <w:r>
               <w:rPr>
@@ -3034,7 +3018,7 @@
                 <w:noProof/>
                 <w:webHidden/>
               </w:rPr>
-              <w:t>26</w:t>
+              <w:t>27</w:t>
             </w:r>
             <w:r>
               <w:rPr>
@@ -3059,7 +3043,7 @@
               <w14:ligatures w14:val="standardContextual"/>
             </w:rPr>
           </w:pPr>
-          <w:hyperlink w:anchor="_Toc230441444" w:history="1">
+          <w:hyperlink w:anchor="_Toc230442306" w:history="1">
             <w:r>
               <w:rPr>
                 <w:rStyle w:val="Hyperlink"/>
@@ -3087,7 +3071,7 @@
                 <w:noProof/>
                 <w:webHidden/>
               </w:rPr>
-              <w:instrText xml:space="preserve"> PAGEREF _Toc230441444 \h </w:instrText>
+              <w:instrText xml:space="preserve"> PAGEREF _Toc230442306 \h </w:instrText>
             </w:r>
             <w:r>
               <w:rPr>
@@ -3107,7 +3091,7 @@
                 <w:noProof/>
                 <w:webHidden/>
               </w:rPr>
-              <w:t>26</w:t>
+              <w:t>27</w:t>
             </w:r>
             <w:r>
               <w:rPr>
@@ -3132,7 +3116,7 @@
               <w14:ligatures w14:val="standardContextual"/>
             </w:rPr>
           </w:pPr>
-          <w:hyperlink w:anchor="_Toc230441445" w:history="1">
+          <w:hyperlink w:anchor="_Toc230442307" w:history="1">
             <w:r>
               <w:rPr>
                 <w:rStyle w:val="Hyperlink"/>
@@ -3160,7 +3144,7 @@
                 <w:noProof/>
                 <w:webHidden/>
               </w:rPr>
-              <w:instrText xml:space="preserve"> PAGEREF _Toc230441445 \h </w:instrText>
+              <w:instrText xml:space="preserve"> PAGEREF _Toc230442307 \h </w:instrText>
             </w:r>
             <w:r>
               <w:rPr>
@@ -3180,7 +3164,7 @@
                 <w:noProof/>
                 <w:webHidden/>
               </w:rPr>
-              <w:t>26</w:t>
+              <w:t>28</w:t>
             </w:r>
             <w:r>
               <w:rPr>
@@ -3205,7 +3189,7 @@
               <w14:ligatures w14:val="standardContextual"/>
             </w:rPr>
           </w:pPr>
-          <w:hyperlink w:anchor="_Toc230441446" w:history="1">
+          <w:hyperlink w:anchor="_Toc230442308" w:history="1">
             <w:r>
               <w:rPr>
                 <w:rStyle w:val="Hyperlink"/>
@@ -3233,7 +3217,7 @@
                 <w:noProof/>
                 <w:webHidden/>
               </w:rPr>
-              <w:instrText xml:space="preserve"> PAGEREF _Toc230441446 \h </w:instrText>
+              <w:instrText xml:space="preserve"> PAGEREF _Toc230442308 \h </w:instrText>
             </w:r>
             <w:r>
               <w:rPr>
@@ -3253,7 +3237,7 @@
                 <w:noProof/>
                 <w:webHidden/>
               </w:rPr>
-              <w:t>28</w:t>
+              <w:t>30</w:t>
             </w:r>
             <w:r>
               <w:rPr>
@@ -3278,7 +3262,7 @@
               <w14:ligatures w14:val="standardContextual"/>
             </w:rPr>
           </w:pPr>
-          <w:hyperlink w:anchor="_Toc230441447" w:history="1">
+          <w:hyperlink w:anchor="_Toc230442309" w:history="1">
             <w:r>
               <w:rPr>
                 <w:rStyle w:val="Hyperlink"/>
@@ -3306,7 +3290,7 @@
                 <w:noProof/>
                 <w:webHidden/>
               </w:rPr>
-              <w:instrText xml:space="preserve"> PAGEREF _Toc230441447 \h </w:instrText>
+              <w:instrText xml:space="preserve"> PAGEREF _Toc230442309 \h </w:instrText>
             </w:r>
             <w:r>
               <w:rPr>
@@ -3326,7 +3310,7 @@
                 <w:noProof/>
                 <w:webHidden/>
               </w:rPr>
-              <w:t>29</w:t>
+              <w:t>30</w:t>
             </w:r>
             <w:r>
               <w:rPr>
@@ -3351,7 +3335,7 @@
               <w14:ligatures w14:val="standardContextual"/>
             </w:rPr>
           </w:pPr>
-          <w:hyperlink w:anchor="_Toc230441448" w:history="1">
+          <w:hyperlink w:anchor="_Toc230442310" w:history="1">
             <w:r>
               <w:rPr>
                 <w:rStyle w:val="Hyperlink"/>
@@ -3379,7 +3363,7 @@
                 <w:noProof/>
                 <w:webHidden/>
               </w:rPr>
-              <w:instrText xml:space="preserve"> PAGEREF _Toc230441448 \h </w:instrText>
+              <w:instrText xml:space="preserve"> PAGEREF _Toc230442310 \h </w:instrText>
             </w:r>
             <w:r>
               <w:rPr>
@@ -3399,7 +3383,7 @@
                 <w:noProof/>
                 <w:webHidden/>
               </w:rPr>
-              <w:t>29</w:t>
+              <w:t>30</w:t>
             </w:r>
             <w:r>
               <w:rPr>
@@ -3424,7 +3408,7 @@
               <w14:ligatures w14:val="standardContextual"/>
             </w:rPr>
           </w:pPr>
-          <w:hyperlink w:anchor="_Toc230441449" w:history="1">
+          <w:hyperlink w:anchor="_Toc230442311" w:history="1">
             <w:r>
               <w:rPr>
                 <w:rStyle w:val="Hyperlink"/>
@@ -3452,7 +3436,7 @@
                 <w:noProof/>
                 <w:webHidden/>
               </w:rPr>
-              <w:instrText xml:space="preserve"> PAGEREF _Toc230441449 \h </w:instrText>
+              <w:instrText xml:space="preserve"> PAGEREF _Toc230442311 \h </w:instrText>
             </w:r>
             <w:r>
               <w:rPr>
@@ -3472,7 +3456,7 @@
                 <w:noProof/>
                 <w:webHidden/>
               </w:rPr>
-              <w:t>29</w:t>
+              <w:t>31</w:t>
             </w:r>
             <w:r>
               <w:rPr>
@@ -3497,7 +3481,7 @@
               <w14:ligatures w14:val="standardContextual"/>
             </w:rPr>
           </w:pPr>
-          <w:hyperlink w:anchor="_Toc230441450" w:history="1">
+          <w:hyperlink w:anchor="_Toc230442312" w:history="1">
             <w:r>
               <w:rPr>
                 <w:rStyle w:val="Hyperlink"/>
@@ -3525,7 +3509,7 @@
                 <w:noProof/>
                 <w:webHidden/>
               </w:rPr>
-              <w:instrText xml:space="preserve"> PAGEREF _Toc230441450 \h </w:instrText>
+              <w:instrText xml:space="preserve"> PAGEREF _Toc230442312 \h </w:instrText>
             </w:r>
             <w:r>
               <w:rPr>
@@ -3545,7 +3529,7 @@
                 <w:noProof/>
                 <w:webHidden/>
               </w:rPr>
-              <w:t>30</w:t>
+              <w:t>31</w:t>
             </w:r>
             <w:r>
               <w:rPr>
@@ -3570,7 +3554,7 @@
               <w14:ligatures w14:val="standardContextual"/>
             </w:rPr>
           </w:pPr>
-          <w:hyperlink w:anchor="_Toc230441451" w:history="1">
+          <w:hyperlink w:anchor="_Toc230442313" w:history="1">
             <w:r>
               <w:rPr>
                 <w:rStyle w:val="Hyperlink"/>
@@ -3598,7 +3582,7 @@
                 <w:noProof/>
                 <w:webHidden/>
               </w:rPr>
-              <w:instrText xml:space="preserve"> PAGEREF _Toc230441451 \h </w:instrText>
+              <w:instrText xml:space="preserve"> PAGEREF _Toc230442313 \h </w:instrText>
             </w:r>
             <w:r>
               <w:rPr>
@@ -3618,7 +3602,7 @@
                 <w:noProof/>
                 <w:webHidden/>
               </w:rPr>
-              <w:t>31</w:t>
+              <w:t>32</w:t>
             </w:r>
             <w:r>
               <w:rPr>
@@ -3643,7 +3627,7 @@
               <w14:ligatures w14:val="standardContextual"/>
             </w:rPr>
           </w:pPr>
-          <w:hyperlink w:anchor="_Toc230441452" w:history="1">
+          <w:hyperlink w:anchor="_Toc230442314" w:history="1">
             <w:r>
               <w:rPr>
                 <w:rStyle w:val="Hyperlink"/>
@@ -3671,7 +3655,7 @@
                 <w:noProof/>
                 <w:webHidden/>
               </w:rPr>
-              <w:instrText xml:space="preserve"> PAGEREF _Toc230441452 \h </w:instrText>
+              <w:instrText xml:space="preserve"> PAGEREF _Toc230442314 \h </w:instrText>
             </w:r>
             <w:r>
               <w:rPr>
@@ -3691,7 +3675,7 @@
                 <w:noProof/>
                 <w:webHidden/>
               </w:rPr>
-              <w:t>31</w:t>
+              <w:t>32</w:t>
             </w:r>
             <w:r>
               <w:rPr>
@@ -3716,7 +3700,7 @@
               <w14:ligatures w14:val="standardContextual"/>
             </w:rPr>
           </w:pPr>
-          <w:hyperlink w:anchor="_Toc230441453" w:history="1">
+          <w:hyperlink w:anchor="_Toc230442315" w:history="1">
             <w:r>
               <w:rPr>
                 <w:rStyle w:val="Hyperlink"/>
@@ -3744,7 +3728,7 @@
                 <w:noProof/>
                 <w:webHidden/>
               </w:rPr>
-              <w:instrText xml:space="preserve"> PAGEREF _Toc230441453 \h </w:instrText>
+              <w:instrText xml:space="preserve"> PAGEREF _Toc230442315 \h </w:instrText>
             </w:r>
             <w:r>
               <w:rPr>
@@ -3764,7 +3748,7 @@
                 <w:noProof/>
                 <w:webHidden/>
               </w:rPr>
-              <w:t>31</w:t>
+              <w:t>32</w:t>
             </w:r>
             <w:r>
               <w:rPr>
@@ -3789,7 +3773,7 @@
               <w14:ligatures w14:val="standardContextual"/>
             </w:rPr>
           </w:pPr>
-          <w:hyperlink w:anchor="_Toc230441454" w:history="1">
+          <w:hyperlink w:anchor="_Toc230442316" w:history="1">
             <w:r>
               <w:rPr>
                 <w:rStyle w:val="Hyperlink"/>
@@ -3817,7 +3801,7 @@
                 <w:noProof/>
                 <w:webHidden/>
               </w:rPr>
-              <w:instrText xml:space="preserve"> PAGEREF _Toc230441454 \h </w:instrText>
+              <w:instrText xml:space="preserve"> PAGEREF _Toc230442316 \h </w:instrText>
             </w:r>
             <w:r>
               <w:rPr>
@@ -3837,7 +3821,7 @@
                 <w:noProof/>
                 <w:webHidden/>
               </w:rPr>
-              <w:t>32</w:t>
+              <w:t>33</w:t>
             </w:r>
             <w:r>
               <w:rPr>
@@ -3862,7 +3846,7 @@
               <w14:ligatures w14:val="standardContextual"/>
             </w:rPr>
           </w:pPr>
-          <w:hyperlink w:anchor="_Toc230441455" w:history="1">
+          <w:hyperlink w:anchor="_Toc230442317" w:history="1">
             <w:r>
               <w:rPr>
                 <w:rStyle w:val="Hyperlink"/>
@@ -3890,7 +3874,7 @@
                 <w:noProof/>
                 <w:webHidden/>
               </w:rPr>
-              <w:instrText xml:space="preserve"> PAGEREF _Toc230441455 \h </w:instrText>
+              <w:instrText xml:space="preserve"> PAGEREF _Toc230442317 \h </w:instrText>
             </w:r>
             <w:r>
               <w:rPr>
@@ -3910,7 +3894,7 @@
                 <w:noProof/>
                 <w:webHidden/>
               </w:rPr>
-              <w:t>32</w:t>
+              <w:t>33</w:t>
             </w:r>
             <w:r>
               <w:rPr>
@@ -3935,7 +3919,7 @@
               <w14:ligatures w14:val="standardContextual"/>
             </w:rPr>
           </w:pPr>
-          <w:hyperlink w:anchor="_Toc230441456" w:history="1">
+          <w:hyperlink w:anchor="_Toc230442318" w:history="1">
             <w:r>
               <w:rPr>
                 <w:rStyle w:val="Hyperlink"/>
@@ -3963,7 +3947,7 @@
                 <w:noProof/>
                 <w:webHidden/>
               </w:rPr>
-              <w:instrText xml:space="preserve"> PAGEREF _Toc230441456 \h </w:instrText>
+              <w:instrText xml:space="preserve"> PAGEREF _Toc230442318 \h </w:instrText>
             </w:r>
             <w:r>
               <w:rPr>
@@ -3983,7 +3967,7 @@
                 <w:noProof/>
                 <w:webHidden/>
               </w:rPr>
-              <w:t>33</w:t>
+              <w:t>34</w:t>
             </w:r>
             <w:r>
               <w:rPr>
@@ -4008,7 +3992,7 @@
               <w14:ligatures w14:val="standardContextual"/>
             </w:rPr>
           </w:pPr>
-          <w:hyperlink w:anchor="_Toc230441457" w:history="1">
+          <w:hyperlink w:anchor="_Toc230442319" w:history="1">
             <w:r>
               <w:rPr>
                 <w:rStyle w:val="Hyperlink"/>
@@ -4036,7 +4020,7 @@
                 <w:noProof/>
                 <w:webHidden/>
               </w:rPr>
-              <w:instrText xml:space="preserve"> PAGEREF _Toc230441457 \h </w:instrText>
+              <w:instrText xml:space="preserve"> PAGEREF _Toc230442319 \h </w:instrText>
             </w:r>
             <w:r>
               <w:rPr>
@@ -4056,7 +4040,7 @@
                 <w:noProof/>
                 <w:webHidden/>
               </w:rPr>
-              <w:t>34</w:t>
+              <w:t>35</w:t>
             </w:r>
             <w:r>
               <w:rPr>
@@ -4081,7 +4065,7 @@
               <w14:ligatures w14:val="standardContextual"/>
             </w:rPr>
           </w:pPr>
-          <w:hyperlink w:anchor="_Toc230441458" w:history="1">
+          <w:hyperlink w:anchor="_Toc230442320" w:history="1">
             <w:r>
               <w:rPr>
                 <w:rStyle w:val="Hyperlink"/>
@@ -4109,7 +4093,7 @@
                 <w:noProof/>
                 <w:webHidden/>
               </w:rPr>
-              <w:instrText xml:space="preserve"> PAGEREF _Toc230441458 \h </w:instrText>
+              <w:instrText xml:space="preserve"> PAGEREF _Toc230442320 \h </w:instrText>
             </w:r>
             <w:r>
               <w:rPr>
@@ -4129,7 +4113,7 @@
                 <w:noProof/>
                 <w:webHidden/>
               </w:rPr>
-              <w:t>35</w:t>
+              <w:t>36</w:t>
             </w:r>
             <w:r>
               <w:rPr>
@@ -4154,7 +4138,7 @@
               <w14:ligatures w14:val="standardContextual"/>
             </w:rPr>
           </w:pPr>
-          <w:hyperlink w:anchor="_Toc230441459" w:history="1">
+          <w:hyperlink w:anchor="_Toc230442321" w:history="1">
             <w:r>
               <w:rPr>
                 <w:rStyle w:val="Hyperlink"/>
@@ -4182,7 +4166,7 @@
                 <w:noProof/>
                 <w:webHidden/>
               </w:rPr>
-              <w:instrText xml:space="preserve"> PAGEREF _Toc230441459 \h </w:instrText>
+              <w:instrText xml:space="preserve"> PAGEREF _Toc230442321 \h </w:instrText>
             </w:r>
             <w:r>
               <w:rPr>
@@ -4202,7 +4186,7 @@
                 <w:noProof/>
                 <w:webHidden/>
               </w:rPr>
-              <w:t>35</w:t>
+              <w:t>36</w:t>
             </w:r>
             <w:r>
               <w:rPr>
@@ -4227,7 +4211,7 @@
               <w14:ligatures w14:val="standardContextual"/>
             </w:rPr>
           </w:pPr>
-          <w:hyperlink w:anchor="_Toc230441460" w:history="1">
+          <w:hyperlink w:anchor="_Toc230442322" w:history="1">
             <w:r>
               <w:rPr>
                 <w:rStyle w:val="Hyperlink"/>
@@ -4255,7 +4239,7 @@
                 <w:noProof/>
                 <w:webHidden/>
               </w:rPr>
-              <w:instrText xml:space="preserve"> PAGEREF _Toc230441460 \h </w:instrText>
+              <w:instrText xml:space="preserve"> PAGEREF _Toc230442322 \h </w:instrText>
             </w:r>
             <w:r>
               <w:rPr>
@@ -4275,7 +4259,7 @@
                 <w:noProof/>
                 <w:webHidden/>
               </w:rPr>
-              <w:t>35</w:t>
+              <w:t>36</w:t>
             </w:r>
             <w:r>
               <w:rPr>
@@ -4300,7 +4284,7 @@
               <w14:ligatures w14:val="standardContextual"/>
             </w:rPr>
           </w:pPr>
-          <w:hyperlink w:anchor="_Toc230441461" w:history="1">
+          <w:hyperlink w:anchor="_Toc230442323" w:history="1">
             <w:r>
               <w:rPr>
                 <w:rStyle w:val="Hyperlink"/>
@@ -4328,7 +4312,7 @@
                 <w:noProof/>
                 <w:webHidden/>
               </w:rPr>
-              <w:instrText xml:space="preserve"> PAGEREF _Toc230441461 \h </w:instrText>
+              <w:instrText xml:space="preserve"> PAGEREF _Toc230442323 \h </w:instrText>
             </w:r>
             <w:r>
               <w:rPr>
@@ -4348,7 +4332,7 @@
                 <w:noProof/>
                 <w:webHidden/>
               </w:rPr>
-              <w:t>35</w:t>
+              <w:t>36</w:t>
             </w:r>
             <w:r>
               <w:rPr>
@@ -4373,7 +4357,7 @@
               <w14:ligatures w14:val="standardContextual"/>
             </w:rPr>
           </w:pPr>
-          <w:hyperlink w:anchor="_Toc230441462" w:history="1">
+          <w:hyperlink w:anchor="_Toc230442324" w:history="1">
             <w:r>
               <w:rPr>
                 <w:rStyle w:val="Hyperlink"/>
@@ -4401,7 +4385,7 @@
                 <w:noProof/>
                 <w:webHidden/>
               </w:rPr>
-              <w:instrText xml:space="preserve"> PAGEREF _Toc230441462 \h </w:instrText>
+              <w:instrText xml:space="preserve"> PAGEREF _Toc230442324 \h </w:instrText>
             </w:r>
             <w:r>
               <w:rPr>
@@ -4421,7 +4405,7 @@
                 <w:noProof/>
                 <w:webHidden/>
               </w:rPr>
-              <w:t>36</w:t>
+              <w:t>37</w:t>
             </w:r>
             <w:r>
               <w:rPr>
@@ -4446,7 +4430,7 @@
               <w14:ligatures w14:val="standardContextual"/>
             </w:rPr>
           </w:pPr>
-          <w:hyperlink w:anchor="_Toc230441463" w:history="1">
+          <w:hyperlink w:anchor="_Toc230442325" w:history="1">
             <w:r>
               <w:rPr>
                 <w:rStyle w:val="Hyperlink"/>
@@ -4474,7 +4458,7 @@
                 <w:noProof/>
                 <w:webHidden/>
               </w:rPr>
-              <w:instrText xml:space="preserve"> PAGEREF _Toc230441463 \h </w:instrText>
+              <w:instrText xml:space="preserve"> PAGEREF _Toc230442325 \h </w:instrText>
             </w:r>
             <w:r>
               <w:rPr>
@@ -4494,7 +4478,7 @@
                 <w:noProof/>
                 <w:webHidden/>
               </w:rPr>
-              <w:t>36</w:t>
+              <w:t>37</w:t>
             </w:r>
             <w:r>
               <w:rPr>
@@ -4519,7 +4503,7 @@
               <w14:ligatures w14:val="standardContextual"/>
             </w:rPr>
           </w:pPr>
-          <w:hyperlink w:anchor="_Toc230441464" w:history="1">
+          <w:hyperlink w:anchor="_Toc230442326" w:history="1">
             <w:r>
               <w:rPr>
                 <w:rStyle w:val="Hyperlink"/>
@@ -4547,7 +4531,7 @@
                 <w:noProof/>
                 <w:webHidden/>
               </w:rPr>
-              <w:instrText xml:space="preserve"> PAGEREF _Toc230441464 \h </w:instrText>
+              <w:instrText xml:space="preserve"> PAGEREF _Toc230442326 \h </w:instrText>
             </w:r>
             <w:r>
               <w:rPr>
@@ -4567,7 +4551,7 @@
                 <w:noProof/>
                 <w:webHidden/>
               </w:rPr>
-              <w:t>38</w:t>
+              <w:t>39</w:t>
             </w:r>
             <w:r>
               <w:rPr>
@@ -4592,7 +4576,7 @@
               <w14:ligatures w14:val="standardContextual"/>
             </w:rPr>
           </w:pPr>
-          <w:hyperlink w:anchor="_Toc230441465" w:history="1">
+          <w:hyperlink w:anchor="_Toc230442327" w:history="1">
             <w:r>
               <w:rPr>
                 <w:rStyle w:val="Hyperlink"/>
@@ -4620,7 +4604,7 @@
                 <w:noProof/>
                 <w:webHidden/>
               </w:rPr>
-              <w:instrText xml:space="preserve"> PAGEREF _Toc230441465 \h </w:instrText>
+              <w:instrText xml:space="preserve"> PAGEREF _Toc230442327 \h </w:instrText>
             </w:r>
             <w:r>
               <w:rPr>
@@ -4640,7 +4624,7 @@
                 <w:noProof/>
                 <w:webHidden/>
               </w:rPr>
-              <w:t>39</w:t>
+              <w:t>40</w:t>
             </w:r>
             <w:r>
               <w:rPr>
@@ -4665,7 +4649,7 @@
               <w14:ligatures w14:val="standardContextual"/>
             </w:rPr>
           </w:pPr>
-          <w:hyperlink w:anchor="_Toc230441466" w:history="1">
+          <w:hyperlink w:anchor="_Toc230442328" w:history="1">
             <w:r>
               <w:rPr>
                 <w:rStyle w:val="Hyperlink"/>
@@ -4693,7 +4677,7 @@
                 <w:noProof/>
                 <w:webHidden/>
               </w:rPr>
-              <w:instrText xml:space="preserve"> PAGEREF _Toc230441466 \h </w:instrText>
+              <w:instrText xml:space="preserve"> PAGEREF _Toc230442328 \h </w:instrText>
             </w:r>
             <w:r>
               <w:rPr>
@@ -4713,7 +4697,7 @@
                 <w:noProof/>
                 <w:webHidden/>
               </w:rPr>
-              <w:t>39</w:t>
+              <w:t>40</w:t>
             </w:r>
             <w:r>
               <w:rPr>
@@ -4738,7 +4722,7 @@
               <w14:ligatures w14:val="standardContextual"/>
             </w:rPr>
           </w:pPr>
-          <w:hyperlink w:anchor="_Toc230441467" w:history="1">
+          <w:hyperlink w:anchor="_Toc230442329" w:history="1">
             <w:r>
               <w:rPr>
                 <w:rStyle w:val="Hyperlink"/>
@@ -4766,7 +4750,7 @@
                 <w:noProof/>
                 <w:webHidden/>
               </w:rPr>
-              <w:instrText xml:space="preserve"> PAGEREF _Toc230441467 \h </w:instrText>
+              <w:instrText xml:space="preserve"> PAGEREF _Toc230442329 \h </w:instrText>
             </w:r>
             <w:r>
               <w:rPr>
@@ -4786,7 +4770,7 @@
                 <w:noProof/>
                 <w:webHidden/>
               </w:rPr>
-              <w:t>39</w:t>
+              <w:t>40</w:t>
             </w:r>
             <w:r>
               <w:rPr>
@@ -4811,7 +4795,7 @@
               <w14:ligatures w14:val="standardContextual"/>
             </w:rPr>
           </w:pPr>
-          <w:hyperlink w:anchor="_Toc230441468" w:history="1">
+          <w:hyperlink w:anchor="_Toc230442330" w:history="1">
             <w:r>
               <w:rPr>
                 <w:rStyle w:val="Hyperlink"/>
@@ -4839,7 +4823,7 @@
                 <w:noProof/>
                 <w:webHidden/>
               </w:rPr>
-              <w:instrText xml:space="preserve"> PAGEREF _Toc230441468 \h </w:instrText>
+              <w:instrText xml:space="preserve"> PAGEREF _Toc230442330 \h </w:instrText>
             </w:r>
             <w:r>
               <w:rPr>
@@ -4859,7 +4843,7 @@
                 <w:noProof/>
                 <w:webHidden/>
               </w:rPr>
-              <w:t>41</w:t>
+              <w:t>42</w:t>
             </w:r>
             <w:r>
               <w:rPr>
@@ -4897,7 +4881,7 @@
         <w:pStyle w:val="Heading1"/>
       </w:pPr>
       <w:bookmarkStart w:id="0" w:name="_Toc229241678"/>
-      <w:bookmarkStart w:id="1" w:name="_Toc230441410"/>
+      <w:bookmarkStart w:id="1" w:name="_Toc230442272"/>
       <w:r>
         <w:rPr>
           <w:rFonts w:ascii="Times New Roman" w:eastAsia="Times New Roman" w:hAnsi="Times New Roman"/>
@@ -4914,7 +4898,11 @@
           <w:tab w:val="right" w:leader="dot" w:pos="9679"/>
         </w:tabs>
         <w:rPr>
+          <w:rFonts w:asciiTheme="minorHAnsi" w:hAnsiTheme="minorHAnsi"/>
           <w:noProof/>
+          <w:kern w:val="2"/>
+          <w:szCs w:val="24"/>
+          <w14:ligatures w14:val="standardContextual"/>
         </w:rPr>
       </w:pPr>
       <w:r>
@@ -4926,7 +4914,7 @@
       <w:r>
         <w:fldChar w:fldCharType="separate"/>
       </w:r>
-      <w:hyperlink w:anchor="_Toc230441486" w:history="1">
+      <w:hyperlink w:anchor="_Toc230442428" w:history="1">
         <w:r>
           <w:rPr>
             <w:rStyle w:val="Hyperlink"/>
@@ -4953,7 +4941,7 @@
             <w:noProof/>
             <w:webHidden/>
           </w:rPr>
-          <w:instrText xml:space="preserve"> PAGEREF _Toc230441486 \h </w:instrText>
+          <w:instrText xml:space="preserve"> PAGEREF _Toc230442428 \h </w:instrText>
         </w:r>
         <w:r>
           <w:rPr>
@@ -4991,30 +4979,20 @@
           <w:tab w:val="right" w:leader="dot" w:pos="9679"/>
         </w:tabs>
         <w:rPr>
+          <w:rFonts w:asciiTheme="minorHAnsi" w:hAnsiTheme="minorHAnsi"/>
           <w:noProof/>
-        </w:rPr>
-      </w:pPr>
-      <w:hyperlink w:anchor="_Toc230441487" w:history="1">
+          <w:kern w:val="2"/>
+          <w:szCs w:val="24"/>
+          <w14:ligatures w14:val="standardContextual"/>
+        </w:rPr>
+      </w:pPr>
+      <w:hyperlink w:anchor="_Toc230442429" w:history="1">
         <w:r>
           <w:rPr>
             <w:rStyle w:val="Hyperlink"/>
             <w:noProof/>
           </w:rPr>
-          <w:t xml:space="preserve">Figura 2 - UI Ramy </w:t>
-        </w:r>
-        <w:r>
-          <w:rPr>
-            <w:rStyle w:val="Hyperlink"/>
-            <w:noProof/>
-          </w:rPr>
-          <w:t>P</w:t>
-        </w:r>
-        <w:r>
-          <w:rPr>
-            <w:rStyle w:val="Hyperlink"/>
-            <w:noProof/>
-          </w:rPr>
-          <w:t>GE</w:t>
+          <w:t>Figura 2 - UI Ramy PGE</w:t>
         </w:r>
         <w:r>
           <w:rPr>
@@ -5035,7 +5013,7 @@
             <w:noProof/>
             <w:webHidden/>
           </w:rPr>
-          <w:instrText xml:space="preserve"> PAGEREF _Toc230441487 \h </w:instrText>
+          <w:instrText xml:space="preserve"> PAGEREF _Toc230442429 \h </w:instrText>
         </w:r>
         <w:r>
           <w:rPr>
@@ -5073,16 +5051,34 @@
           <w:tab w:val="right" w:leader="dot" w:pos="9679"/>
         </w:tabs>
         <w:rPr>
+          <w:rFonts w:asciiTheme="minorHAnsi" w:hAnsiTheme="minorHAnsi"/>
           <w:noProof/>
-        </w:rPr>
-      </w:pPr>
-      <w:hyperlink w:anchor="_Toc230441488" w:history="1">
+          <w:kern w:val="2"/>
+          <w:szCs w:val="24"/>
+          <w14:ligatures w14:val="standardContextual"/>
+        </w:rPr>
+      </w:pPr>
+      <w:hyperlink w:anchor="_Toc230442430" w:history="1">
         <w:r>
           <w:rPr>
             <w:rStyle w:val="Hyperlink"/>
             <w:noProof/>
           </w:rPr>
-          <w:t>Figura 3 - Diagrama de Secvențe</w:t>
+          <w:t>Figura 3 - Munte generat proc</w:t>
+        </w:r>
+        <w:r>
+          <w:rPr>
+            <w:rStyle w:val="Hyperlink"/>
+            <w:noProof/>
+          </w:rPr>
+          <w:t>e</w:t>
+        </w:r>
+        <w:r>
+          <w:rPr>
+            <w:rStyle w:val="Hyperlink"/>
+            <w:noProof/>
+          </w:rPr>
+          <w:t>dural</w:t>
         </w:r>
         <w:r>
           <w:rPr>
@@ -5103,7 +5099,7 @@
             <w:noProof/>
             <w:webHidden/>
           </w:rPr>
-          <w:instrText xml:space="preserve"> PAGEREF _Toc230441488 \h </w:instrText>
+          <w:instrText xml:space="preserve"> PAGEREF _Toc230442430 \h </w:instrText>
         </w:r>
         <w:r>
           <w:rPr>
@@ -5135,6 +5131,78 @@
       </w:hyperlink>
     </w:p>
     <w:p>
+      <w:pPr>
+        <w:pStyle w:val="TableofFigures"/>
+        <w:tabs>
+          <w:tab w:val="right" w:leader="dot" w:pos="9679"/>
+        </w:tabs>
+        <w:rPr>
+          <w:rFonts w:asciiTheme="minorHAnsi" w:hAnsiTheme="minorHAnsi"/>
+          <w:noProof/>
+          <w:kern w:val="2"/>
+          <w:szCs w:val="24"/>
+          <w14:ligatures w14:val="standardContextual"/>
+        </w:rPr>
+      </w:pPr>
+      <w:hyperlink w:anchor="_Toc230442431" w:history="1">
+        <w:r>
+          <w:rPr>
+            <w:rStyle w:val="Hyperlink"/>
+            <w:noProof/>
+          </w:rPr>
+          <w:t>Figura 4 - Diagrama de Secvențe</w:t>
+        </w:r>
+        <w:r>
+          <w:rPr>
+            <w:noProof/>
+            <w:webHidden/>
+          </w:rPr>
+          <w:tab/>
+        </w:r>
+        <w:r>
+          <w:rPr>
+            <w:noProof/>
+            <w:webHidden/>
+          </w:rPr>
+          <w:fldChar w:fldCharType="begin"/>
+        </w:r>
+        <w:r>
+          <w:rPr>
+            <w:noProof/>
+            <w:webHidden/>
+          </w:rPr>
+          <w:instrText xml:space="preserve"> PAGEREF _Toc230442431 \h </w:instrText>
+        </w:r>
+        <w:r>
+          <w:rPr>
+            <w:noProof/>
+            <w:webHidden/>
+          </w:rPr>
+        </w:r>
+        <w:r>
+          <w:rPr>
+            <w:noProof/>
+            <w:webHidden/>
+          </w:rPr>
+          <w:fldChar w:fldCharType="separate"/>
+        </w:r>
+        <w:r>
+          <w:rPr>
+            <w:noProof/>
+            <w:webHidden/>
+          </w:rPr>
+          <w:t>23</w:t>
+        </w:r>
+        <w:r>
+          <w:rPr>
+            <w:noProof/>
+            <w:webHidden/>
+          </w:rPr>
+          <w:fldChar w:fldCharType="end"/>
+        </w:r>
+      </w:hyperlink>
+    </w:p>
+    <w:p>
       <w:r>
         <w:fldChar w:fldCharType="end"/>
       </w:r>
@@ -5147,7 +5215,7 @@
         <w:pStyle w:val="Heading1"/>
       </w:pPr>
       <w:bookmarkStart w:id="2" w:name="_Toc229241679"/>
-      <w:bookmarkStart w:id="3" w:name="_Toc230441411"/>
+      <w:bookmarkStart w:id="3" w:name="_Toc230442273"/>
       <w:r>
         <w:rPr>
           <w:rFonts w:ascii="Times New Roman" w:eastAsia="Times New Roman" w:hAnsi="Times New Roman"/>
@@ -5163,7 +5231,7 @@
         <w:pStyle w:val="Heading2"/>
       </w:pPr>
       <w:bookmarkStart w:id="4" w:name="_Toc229241680"/>
-      <w:bookmarkStart w:id="5" w:name="_Toc230441412"/>
+      <w:bookmarkStart w:id="5" w:name="_Toc230442274"/>
       <w:r>
         <w:rPr>
           <w:rFonts w:ascii="Times New Roman" w:eastAsia="Times New Roman" w:hAnsi="Times New Roman"/>
@@ -5265,7 +5333,7 @@
         <w:pStyle w:val="Heading2"/>
       </w:pPr>
       <w:bookmarkStart w:id="6" w:name="_Toc229241681"/>
-      <w:bookmarkStart w:id="7" w:name="_Toc230441413"/>
+      <w:bookmarkStart w:id="7" w:name="_Toc230442275"/>
       <w:r>
         <w:rPr>
           <w:rFonts w:ascii="Times New Roman" w:eastAsia="Times New Roman" w:hAnsi="Times New Roman"/>
@@ -5325,7 +5393,7 @@
         <w:pStyle w:val="Heading1"/>
       </w:pPr>
       <w:bookmarkStart w:id="8" w:name="_Toc229241682"/>
-      <w:bookmarkStart w:id="9" w:name="_Toc230441414"/>
+      <w:bookmarkStart w:id="9" w:name="_Toc230442276"/>
       <w:r>
         <w:rPr>
           <w:rFonts w:ascii="Times New Roman" w:eastAsia="Times New Roman" w:hAnsi="Times New Roman"/>
@@ -5341,7 +5409,7 @@
         <w:pStyle w:val="Heading2"/>
       </w:pPr>
       <w:bookmarkStart w:id="10" w:name="_Toc229241683"/>
-      <w:bookmarkStart w:id="11" w:name="_Toc230441415"/>
+      <w:bookmarkStart w:id="11" w:name="_Toc230442277"/>
       <w:r>
         <w:rPr>
           <w:rFonts w:ascii="Times New Roman" w:eastAsia="Times New Roman" w:hAnsi="Times New Roman"/>
@@ -5356,7 +5424,7 @@
         <w:pStyle w:val="Heading3"/>
       </w:pPr>
       <w:bookmarkStart w:id="12" w:name="_Toc229241684"/>
-      <w:bookmarkStart w:id="13" w:name="_Toc230441416"/>
+      <w:bookmarkStart w:id="13" w:name="_Toc230442278"/>
       <w:r>
         <w:rPr>
           <w:rFonts w:ascii="Times New Roman" w:eastAsia="Times New Roman" w:hAnsi="Times New Roman"/>
@@ -5521,7 +5589,7 @@
         <w:pStyle w:val="Heading3"/>
       </w:pPr>
       <w:bookmarkStart w:id="14" w:name="_Toc229241685"/>
-      <w:bookmarkStart w:id="15" w:name="_Toc230441417"/>
+      <w:bookmarkStart w:id="15" w:name="_Toc230442279"/>
       <w:r>
         <w:rPr>
           <w:rFonts w:ascii="Times New Roman" w:eastAsia="Times New Roman" w:hAnsi="Times New Roman"/>
@@ -5667,7 +5735,7 @@
         <w:pStyle w:val="Heading3"/>
       </w:pPr>
       <w:bookmarkStart w:id="16" w:name="_Toc229241686"/>
-      <w:bookmarkStart w:id="17" w:name="_Toc230441418"/>
+      <w:bookmarkStart w:id="17" w:name="_Toc230442280"/>
       <w:r>
         <w:rPr>
           <w:rFonts w:ascii="Times New Roman" w:eastAsia="Times New Roman" w:hAnsi="Times New Roman"/>
@@ -5767,7 +5835,7 @@
         <w:pStyle w:val="Heading2"/>
       </w:pPr>
       <w:bookmarkStart w:id="18" w:name="_Toc229241687"/>
-      <w:bookmarkStart w:id="19" w:name="_Toc230441419"/>
+      <w:bookmarkStart w:id="19" w:name="_Toc230442281"/>
       <w:r>
         <w:rPr>
           <w:rFonts w:ascii="Times New Roman" w:eastAsia="Times New Roman" w:hAnsi="Times New Roman"/>
@@ -5782,7 +5850,7 @@
         <w:pStyle w:val="Heading3"/>
       </w:pPr>
       <w:bookmarkStart w:id="20" w:name="_Toc229241688"/>
-      <w:bookmarkStart w:id="21" w:name="_Toc230441420"/>
+      <w:bookmarkStart w:id="21" w:name="_Toc230442282"/>
       <w:r>
         <w:rPr>
           <w:rFonts w:ascii="Times New Roman" w:eastAsia="Times New Roman" w:hAnsi="Times New Roman"/>
@@ -6049,7 +6117,7 @@
         <w:pStyle w:val="Heading3"/>
       </w:pPr>
       <w:bookmarkStart w:id="22" w:name="_Toc229241689"/>
-      <w:bookmarkStart w:id="23" w:name="_Toc230441421"/>
+      <w:bookmarkStart w:id="23" w:name="_Toc230442283"/>
       <w:r>
         <w:rPr>
           <w:rFonts w:ascii="Times New Roman" w:eastAsia="Times New Roman" w:hAnsi="Times New Roman"/>
@@ -6155,7 +6223,7 @@
         <w:pStyle w:val="Heading3"/>
       </w:pPr>
       <w:bookmarkStart w:id="24" w:name="_Toc229241690"/>
-      <w:bookmarkStart w:id="25" w:name="_Toc230441422"/>
+      <w:bookmarkStart w:id="25" w:name="_Toc230442284"/>
       <w:r>
         <w:rPr>
           <w:rFonts w:ascii="Times New Roman" w:eastAsia="Times New Roman" w:hAnsi="Times New Roman"/>
@@ -6286,7 +6354,7 @@
         <w:pStyle w:val="Heading1"/>
       </w:pPr>
       <w:bookmarkStart w:id="26" w:name="_Toc229241691"/>
-      <w:bookmarkStart w:id="27" w:name="_Toc230441423"/>
+      <w:bookmarkStart w:id="27" w:name="_Toc230442285"/>
       <w:r>
         <w:rPr>
           <w:rFonts w:ascii="Times New Roman" w:eastAsia="Times New Roman" w:hAnsi="Times New Roman"/>
@@ -6302,7 +6370,7 @@
         <w:pStyle w:val="Heading2"/>
       </w:pPr>
       <w:bookmarkStart w:id="28" w:name="_Toc229241692"/>
-      <w:bookmarkStart w:id="29" w:name="_Toc230441424"/>
+      <w:bookmarkStart w:id="29" w:name="_Toc230442286"/>
       <w:r>
         <w:rPr>
           <w:rFonts w:ascii="Times New Roman" w:eastAsia="Times New Roman" w:hAnsi="Times New Roman"/>
@@ -6317,7 +6385,7 @@
         <w:pStyle w:val="Heading3"/>
       </w:pPr>
       <w:bookmarkStart w:id="30" w:name="_Toc229241693"/>
-      <w:bookmarkStart w:id="31" w:name="_Toc230441425"/>
+      <w:bookmarkStart w:id="31" w:name="_Toc230442287"/>
       <w:r>
         <w:rPr>
           <w:rFonts w:ascii="Times New Roman" w:eastAsia="Times New Roman" w:hAnsi="Times New Roman"/>
@@ -6456,7 +6524,7 @@
         <w:pStyle w:val="Heading3"/>
       </w:pPr>
       <w:bookmarkStart w:id="32" w:name="_Toc229241694"/>
-      <w:bookmarkStart w:id="33" w:name="_Toc230441426"/>
+      <w:bookmarkStart w:id="33" w:name="_Toc230442288"/>
       <w:r>
         <w:rPr>
           <w:rFonts w:ascii="Times New Roman" w:eastAsia="Times New Roman" w:hAnsi="Times New Roman"/>
@@ -6495,7 +6563,7 @@
         <w:pStyle w:val="Heading3"/>
       </w:pPr>
       <w:bookmarkStart w:id="34" w:name="_Toc229241695"/>
-      <w:bookmarkStart w:id="35" w:name="_Toc230441427"/>
+      <w:bookmarkStart w:id="35" w:name="_Toc230442289"/>
       <w:r>
         <w:rPr>
           <w:rFonts w:ascii="Times New Roman" w:eastAsia="Times New Roman" w:hAnsi="Times New Roman"/>
@@ -6659,7 +6727,7 @@
         <w:pStyle w:val="Heading2"/>
       </w:pPr>
       <w:bookmarkStart w:id="36" w:name="_Toc229241696"/>
-      <w:bookmarkStart w:id="37" w:name="_Toc230441428"/>
+      <w:bookmarkStart w:id="37" w:name="_Toc230442290"/>
       <w:r>
         <w:rPr>
           <w:rFonts w:ascii="Times New Roman" w:eastAsia="Times New Roman" w:hAnsi="Times New Roman"/>
@@ -6674,7 +6742,7 @@
         <w:pStyle w:val="Heading3"/>
       </w:pPr>
       <w:bookmarkStart w:id="38" w:name="_Toc229241697"/>
-      <w:bookmarkStart w:id="39" w:name="_Toc230441429"/>
+      <w:bookmarkStart w:id="39" w:name="_Toc230442291"/>
       <w:r>
         <w:rPr>
           <w:rFonts w:ascii="Times New Roman" w:eastAsia="Times New Roman" w:hAnsi="Times New Roman"/>
@@ -6929,7 +6997,7 @@
         <w:pStyle w:val="Heading3"/>
       </w:pPr>
       <w:bookmarkStart w:id="40" w:name="_Toc229241698"/>
-      <w:bookmarkStart w:id="41" w:name="_Toc230441430"/>
+      <w:bookmarkStart w:id="41" w:name="_Toc230442292"/>
       <w:r>
         <w:rPr>
           <w:rFonts w:ascii="Times New Roman" w:eastAsia="Times New Roman" w:hAnsi="Times New Roman"/>
@@ -7069,7 +7137,7 @@
         <w:pStyle w:val="Heading3"/>
       </w:pPr>
       <w:bookmarkStart w:id="42" w:name="_Toc229241699"/>
-      <w:bookmarkStart w:id="43" w:name="_Toc230441431"/>
+      <w:bookmarkStart w:id="43" w:name="_Toc230442293"/>
       <w:r>
         <w:rPr>
           <w:rFonts w:ascii="Times New Roman" w:eastAsia="Times New Roman" w:hAnsi="Times New Roman"/>
@@ -7095,7 +7163,7 @@
         <w:pStyle w:val="Heading2"/>
       </w:pPr>
       <w:bookmarkStart w:id="44" w:name="_Toc229241700"/>
-      <w:bookmarkStart w:id="45" w:name="_Toc230441432"/>
+      <w:bookmarkStart w:id="45" w:name="_Toc230442294"/>
       <w:r>
         <w:rPr>
           <w:rFonts w:ascii="Times New Roman" w:eastAsia="Times New Roman" w:hAnsi="Times New Roman"/>
@@ -7110,7 +7178,7 @@
         <w:pStyle w:val="Heading3"/>
       </w:pPr>
       <w:bookmarkStart w:id="46" w:name="_Toc229241701"/>
-      <w:bookmarkStart w:id="47" w:name="_Toc230441433"/>
+      <w:bookmarkStart w:id="47" w:name="_Toc230442295"/>
       <w:r>
         <w:rPr>
           <w:rFonts w:ascii="Times New Roman" w:eastAsia="Times New Roman" w:hAnsi="Times New Roman"/>
@@ -7213,7 +7281,7 @@
         <w:pStyle w:val="Heading1"/>
       </w:pPr>
       <w:bookmarkStart w:id="48" w:name="_Toc229241702"/>
-      <w:bookmarkStart w:id="49" w:name="_Toc230441434"/>
+      <w:bookmarkStart w:id="49" w:name="_Toc230442296"/>
       <w:r>
         <w:rPr>
           <w:rFonts w:ascii="Times New Roman" w:eastAsia="Times New Roman" w:hAnsi="Times New Roman"/>
@@ -7240,7 +7308,7 @@
         <w:pStyle w:val="Heading2"/>
       </w:pPr>
       <w:bookmarkStart w:id="50" w:name="_Toc229241703"/>
-      <w:bookmarkStart w:id="51" w:name="_Toc230441435"/>
+      <w:bookmarkStart w:id="51" w:name="_Toc230442297"/>
       <w:r>
         <w:rPr>
           <w:rFonts w:ascii="Times New Roman" w:eastAsia="Times New Roman" w:hAnsi="Times New Roman"/>
@@ -7258,7 +7326,7 @@
         </w:rPr>
       </w:pPr>
       <w:bookmarkStart w:id="52" w:name="_Toc229241704"/>
-      <w:bookmarkStart w:id="53" w:name="_Toc230441436"/>
+      <w:bookmarkStart w:id="53" w:name="_Toc230442298"/>
       <w:r>
         <w:rPr>
           <w:rFonts w:ascii="Times New Roman" w:eastAsia="Times New Roman" w:hAnsi="Times New Roman"/>
@@ -7327,7 +7395,7 @@
       <w:pPr>
         <w:pStyle w:val="Caption"/>
       </w:pPr>
-      <w:bookmarkStart w:id="54" w:name="_Toc230441486"/>
+      <w:bookmarkStart w:id="54" w:name="_Toc230442428"/>
       <w:r>
         <w:t xml:space="preserve">Figura </w:t>
       </w:r>
@@ -7564,7 +7632,7 @@
           <w:rFonts w:ascii="Times New Roman" w:eastAsia="Times New Roman" w:hAnsi="Times New Roman"/>
         </w:rPr>
       </w:pPr>
-      <w:bookmarkStart w:id="56" w:name="_Toc230441437"/>
+      <w:bookmarkStart w:id="56" w:name="_Toc230442299"/>
       <w:r>
         <w:rPr>
           <w:rFonts w:ascii="Times New Roman" w:eastAsia="Times New Roman" w:hAnsi="Times New Roman"/>
@@ -7617,7 +7685,7 @@
       <w:pPr>
         <w:pStyle w:val="Caption"/>
       </w:pPr>
-      <w:bookmarkStart w:id="57" w:name="_Toc230441487"/>
+      <w:bookmarkStart w:id="57" w:name="_Toc230442429"/>
       <w:r>
         <w:t xml:space="preserve">Figura </w:t>
       </w:r>
@@ -7637,7 +7705,6 @@
     <w:p/>
     <w:p>
       <w:bookmarkStart w:id="58" w:name="_Toc229241706"/>
-      <w:bookmarkStart w:id="59" w:name="_Toc230441438"/>
       <w:r>
         <w:t>Pentru a susține scalabilitatea și mentenanța pe termen lung, am evitat cu strictețe ierarhiile masive de moștenire (evitând astfel anti-pattern-ul </w:t>
       </w:r>
@@ -7902,6 +7969,7 @@
       <w:pPr>
         <w:pStyle w:val="Caption"/>
       </w:pPr>
+      <w:bookmarkStart w:id="59" w:name="_Toc230442430"/>
       <w:r>
         <w:t xml:space="preserve">Figura </w:t>
       </w:r>
@@ -7916,6 +7984,7 @@
       <w:r>
         <w:t xml:space="preserve"> - Munte generat procedural</w:t>
       </w:r>
+      <w:bookmarkEnd w:id="59"/>
     </w:p>
     <w:p>
       <w:r>
@@ -7926,23 +7995,33 @@
         <w:t>3. Sistemul de Undo/Redo (Implementarea Command Pattern)</w:t>
       </w:r>
       <w:r>
-        <w:t> Gestionat de clasa UndoManager, acest modul este esențial pentru o experiență de utilizare non-distructivă. Pentru a optimiza consumul de memorie, sistemul nu salvează copii complete ale scenei la fiecare interacțiune. EditorUI preia o stare discretă ("snapshot") înainte și după modificarea unui glisor (slider) sau a unui obiect. Această diferență este transformată într-o clasă derivată din interfața de bază ICommand (ex. InspectorObjectAction). Aceste obiecte de comandă stochează intern variante formatate minimal (structuri JSON subțiri) ale elementului editat și implementează metodele abstracte Execute() și Undo(). Istoricul devine o listă liniară de comenzi care știu exact cum să reconstruiască precis o entitate procedurală, eliberând utilizatorul de teama unor erori ireversibile.</w:t>
-      </w:r>
-    </w:p>
-    <w:p>
-      <w:r>
+        <w:t> </w:t>
+      </w:r>
+    </w:p>
+    <w:p>
+      <w:r>
+        <w:t>Gestionat de clasa UndoManager, acest modul este esențial pentru o experiență de utilizare non-distructivă. Pentru a optimiza consumul de memorie, sistemul nu salvează copii complete ale scenei la fiecare interacțiune. EditorUI preia o stare discretă ("snapshot") înainte și după modificarea unui glisor (slider) sau a unui obiect. Această diferență este transformată într-o clasă derivată din interfața de bază ICommand (ex. InspectorObjectAction). Aceste obiecte de comandă stochează intern variante formatate minimal (structuri JSON subțiri) ale elementului editat și implementează metodele abstracte Execute() și Undo(). Istoricul devine o listă liniară de comenzi care știu exact cum să reconstruiască precis o entitate procedurală, eliberând utilizatorul de teama unor erori ireversibile.</w:t>
+      </w:r>
+    </w:p>
+    <w:p>
+      <w:pPr>
         <w:rPr>
           <w:b/>
           <w:bCs/>
         </w:rPr>
+      </w:pPr>
+      <w:r>
+        <w:rPr>
+          <w:b/>
+          <w:bCs/>
+        </w:rPr>
         <w:t>4. SceneSerializer (Serializarea Ierarhică a Structurii Grafului)</w:t>
       </w:r>
-      <w:r>
-        <w:t xml:space="preserve"> Pentru a asigura persistența datelor la ieșirea din aplicație, SceneSerializer utilizează biblioteca nlohmann/json pentru a converti arhitectura ramificată din memoria volatilă într-un fișier text (JSON) inteligibil. Procesul este bidirecțional și extrem de precis: Serializatorul nu se limitează doar la parcurgerea ierarhiei clasice </w:t>
-      </w:r>
+    </w:p>
+    <w:p>
       <w:r>
         <w:lastRenderedPageBreak/>
-        <w:t>de </w:t>
+        <w:t>Pentru a asigura persistența datelor la ieșirea din aplicație, SceneSerializer utilizează biblioteca nlohmann/json pentru a converti arhitectura ramificată din memoria volatilă într-un fișier text (JSON) inteligibil. Procesul este bidirecțional și extrem de precis: Serializatorul nu se limitează doar la parcurgerea ierarhiei clasice de </w:t>
       </w:r>
       <w:r>
         <w:rPr>
@@ -7977,8 +8056,39 @@
     </w:p>
     <w:p>
       <w:pPr>
+        <w:rPr>
+          <w:b/>
+          <w:bCs/>
+        </w:rPr>
+      </w:pPr>
+      <w:r>
+        <w:rPr>
+          <w:b/>
+          <w:bCs/>
+        </w:rPr>
+        <w:t>5. Optimiz</w:t>
+      </w:r>
+      <w:r>
+        <w:rPr>
+          <w:b/>
+          <w:bCs/>
+        </w:rPr>
+        <w:t>ă</w:t>
+      </w:r>
+      <w:r>
+        <w:rPr>
+          <w:b/>
+          <w:bCs/>
+        </w:rPr>
+        <w:t>ri pentru scene statice (Occlusion Culling &amp; Static Batching)</w:t>
+      </w:r>
+    </w:p>
+    <w:p/>
+    <w:p>
+      <w:pPr>
         <w:pStyle w:val="Heading3"/>
       </w:pPr>
+      <w:bookmarkStart w:id="60" w:name="_Toc230442300"/>
       <w:r>
         <w:rPr>
           <w:rFonts w:ascii="Times New Roman" w:eastAsia="Times New Roman" w:hAnsi="Times New Roman"/>
@@ -7986,7 +8096,7 @@
         <w:t>3.1.3. Justificarea alegerii arhitecturii orientate pe componente (ECS-lite)</w:t>
       </w:r>
       <w:bookmarkEnd w:id="58"/>
-      <w:bookmarkEnd w:id="59"/>
+      <w:bookmarkEnd w:id="60"/>
     </w:p>
     <w:p>
       <w:pPr>
@@ -8045,16 +8155,16 @@
           <w:rFonts w:ascii="Times New Roman" w:eastAsia="Times New Roman" w:hAnsi="Times New Roman"/>
         </w:rPr>
       </w:pPr>
-      <w:bookmarkStart w:id="60" w:name="_Toc229241707"/>
-      <w:bookmarkStart w:id="61" w:name="_Toc230441439"/>
+      <w:bookmarkStart w:id="61" w:name="_Toc229241707"/>
+      <w:bookmarkStart w:id="62" w:name="_Toc230442301"/>
       <w:r>
         <w:rPr>
           <w:rFonts w:ascii="Times New Roman" w:eastAsia="Times New Roman" w:hAnsi="Times New Roman"/>
         </w:rPr>
         <w:t>3.1.4. Analiza fluxului de date și Diagrama de Secvențe</w:t>
       </w:r>
-      <w:bookmarkEnd w:id="60"/>
       <w:bookmarkEnd w:id="61"/>
+      <w:bookmarkEnd w:id="62"/>
     </w:p>
     <w:p>
       <w:r>
@@ -8099,8 +8209,9 @@
       <w:pPr>
         <w:pStyle w:val="Caption"/>
       </w:pPr>
-      <w:bookmarkStart w:id="62" w:name="_Toc230441488"/>
-      <w:r>
+      <w:bookmarkStart w:id="63" w:name="_Toc230442431"/>
+      <w:r>
+        <w:lastRenderedPageBreak/>
         <w:t xml:space="preserve">Figura </w:t>
       </w:r>
       <w:fldSimple w:instr=" SEQ Figura \* ARABIC ">
@@ -8117,7 +8228,7 @@
       <w:r>
         <w:t>Diagrama de Secvențe</w:t>
       </w:r>
-      <w:bookmarkEnd w:id="62"/>
+      <w:bookmarkEnd w:id="63"/>
     </w:p>
     <w:p>
       <w:r>
@@ -8136,7 +8247,6 @@
           <w:b/>
           <w:bCs/>
         </w:rPr>
-        <w:lastRenderedPageBreak/>
         <w:t>Captarea Input-ului:</w:t>
       </w:r>
       <w:r>
@@ -8229,31 +8339,31 @@
       <w:pPr>
         <w:pStyle w:val="Heading2"/>
       </w:pPr>
-      <w:bookmarkStart w:id="63" w:name="_Toc229241708"/>
-      <w:bookmarkStart w:id="64" w:name="_Toc230441440"/>
+      <w:bookmarkStart w:id="64" w:name="_Toc229241708"/>
+      <w:bookmarkStart w:id="65" w:name="_Toc230442302"/>
       <w:r>
         <w:rPr>
           <w:rFonts w:ascii="Times New Roman" w:eastAsia="Times New Roman" w:hAnsi="Times New Roman"/>
         </w:rPr>
         <w:t>3.2. Tehnologii utilizate</w:t>
       </w:r>
-      <w:bookmarkEnd w:id="63"/>
       <w:bookmarkEnd w:id="64"/>
+      <w:bookmarkEnd w:id="65"/>
     </w:p>
     <w:p>
       <w:pPr>
         <w:pStyle w:val="Heading3"/>
       </w:pPr>
-      <w:bookmarkStart w:id="65" w:name="_Toc229241709"/>
-      <w:bookmarkStart w:id="66" w:name="_Toc230441441"/>
+      <w:bookmarkStart w:id="66" w:name="_Toc229241709"/>
+      <w:bookmarkStart w:id="67" w:name="_Toc230442303"/>
       <w:r>
         <w:rPr>
           <w:rFonts w:ascii="Times New Roman" w:eastAsia="Times New Roman" w:hAnsi="Times New Roman"/>
         </w:rPr>
         <w:t>3.2.1. Descrierea detaliată a stack-ului tehnologic</w:t>
       </w:r>
-      <w:bookmarkEnd w:id="65"/>
       <w:bookmarkEnd w:id="66"/>
+      <w:bookmarkEnd w:id="67"/>
     </w:p>
     <w:p>
       <w:pPr>
@@ -8294,7 +8404,14 @@
         <w:rPr>
           <w:rFonts w:eastAsia="Times New Roman"/>
         </w:rPr>
-        <w:t xml:space="preserve"> exclusiv, `std::shared_ptr` pentru resurse partajate precum texturile) pentru a preveni definitiv temutele </w:t>
+        <w:t xml:space="preserve"> exclusiv, `std::shared_ptr` pentru resurse partajate precum </w:t>
+      </w:r>
+      <w:r>
+        <w:rPr>
+          <w:rFonts w:eastAsia="Times New Roman"/>
+        </w:rPr>
+        <w:lastRenderedPageBreak/>
+        <w:t xml:space="preserve">texturile) pentru a preveni definitiv temutele </w:t>
       </w:r>
       <w:r>
         <w:rPr>
@@ -8350,7 +8467,6 @@
           <w:rFonts w:eastAsia="Times New Roman"/>
           <w:i/>
         </w:rPr>
-        <w:lastRenderedPageBreak/>
         <w:t>Tessellation Shaders:</w:t>
       </w:r>
       <w:r>
@@ -8556,6 +8672,7 @@
         <w:rPr>
           <w:rFonts w:ascii="Times New Roman" w:eastAsia="Times New Roman" w:hAnsi="Times New Roman"/>
         </w:rPr>
+        <w:lastRenderedPageBreak/>
         <w:t>3.2.1.2. Optimizarea prin View Frustum Culling</w:t>
       </w:r>
     </w:p>
@@ -8629,7 +8746,6 @@
           <w:rFonts w:ascii="Cambria Math" w:hAnsi="Cambria Math"/>
           <w:i/>
         </w:rPr>
-        <w:lastRenderedPageBreak/>
         <w:t>Ax + By + Cz + D = 0</w:t>
       </w:r>
     </w:p>
@@ -8865,6 +8981,7 @@
           <w:rFonts w:eastAsia="Times New Roman"/>
           <w:b/>
         </w:rPr>
+        <w:lastRenderedPageBreak/>
         <w:t>Biblioteci de suport matematic și I/O:</w:t>
       </w:r>
     </w:p>
@@ -8914,61 +9031,660 @@
         <w:rPr>
           <w:rFonts w:eastAsia="Times New Roman"/>
         </w:rPr>
-        <w:t xml:space="preserve"> Utilizată pentru importul fișierelor `.obj` și `.fbx`. Am configurat flag-urile `aiProcess_Triangulate`, `aiProcess_CalcTangentSpace` și </w:t>
-      </w:r>
-      <w:r>
-        <w:rPr>
-          <w:rFonts w:eastAsia="Times New Roman"/>
+        <w:t xml:space="preserve"> Utilizată pentru importul fișierelor `.obj` și `.fbx`. Am configurat flag-urile `aiProcess_Triangulate`, `aiProcess_CalcTangentSpace` și `aiProcess_GenSmoothNormals` pentru a asigura o geometrie optimizată pentru iluminarea PBR (Physically Based Rendering).</w:t>
+      </w:r>
+    </w:p>
+    <w:p>
+      <w:pPr>
+        <w:pStyle w:val="ListBullet"/>
+      </w:pPr>
+      <w:r>
+        <w:rPr>
+          <w:rFonts w:eastAsia="Times New Roman"/>
+          <w:b/>
+        </w:rPr>
+        <w:t>ImGui &amp; ImNodes:</w:t>
+      </w:r>
+      <w:r>
+        <w:rPr>
+          <w:rFonts w:eastAsia="Times New Roman"/>
+        </w:rPr>
+        <w:t xml:space="preserve"> Paradigma de </w:t>
+      </w:r>
+      <w:r>
+        <w:rPr>
+          <w:rFonts w:eastAsia="Times New Roman"/>
+          <w:i/>
+        </w:rPr>
+        <w:t>Immediate Mode GUI</w:t>
+      </w:r>
+      <w:r>
+        <w:rPr>
+          <w:rFonts w:eastAsia="Times New Roman"/>
+        </w:rPr>
+        <w:t xml:space="preserve"> este perfectă pentru editorul unui motor grafic, permițând desenarea și actualizarea interfeței (inclusiv graful complex de noduri) în același ciclu de execuție, fără a stoca stări redundante de UI pe CPU.</w:t>
+      </w:r>
+    </w:p>
+    <w:p>
+      <w:pPr>
+        <w:pStyle w:val="Heading3"/>
+      </w:pPr>
+      <w:bookmarkStart w:id="68" w:name="_Toc229241710"/>
+      <w:bookmarkStart w:id="69" w:name="_Toc230442304"/>
+      <w:r>
+        <w:rPr>
+          <w:rFonts w:ascii="Times New Roman" w:eastAsia="Times New Roman" w:hAnsi="Times New Roman"/>
+        </w:rPr>
+        <w:t>3.2.2. Motivarea alegerilor tehnologice și analiza performanței</w:t>
+      </w:r>
+      <w:bookmarkEnd w:id="68"/>
+      <w:bookmarkEnd w:id="69"/>
+    </w:p>
+    <w:p>
+      <w:pPr>
+        <w:ind w:firstLine="567"/>
+      </w:pPr>
+      <w:r>
+        <w:rPr>
+          <w:rFonts w:eastAsia="Times New Roman"/>
+        </w:rPr>
+        <w:t xml:space="preserve">Alegerea OpenGL în detrimentul API-urilor de tip </w:t>
+      </w:r>
+      <w:r>
+        <w:rPr>
+          <w:rFonts w:eastAsia="Times New Roman"/>
+          <w:i/>
+        </w:rPr>
+        <w:t>Low-Overhead</w:t>
+      </w:r>
+      <w:r>
+        <w:rPr>
+          <w:rFonts w:eastAsia="Times New Roman"/>
+        </w:rPr>
+        <w:t xml:space="preserve"> (Vulkan sau DirectX 12) a reprezentat o decizie strategică bazată pe raportul dintre complexitatea implementării și performanța necesară unei astfel de aplicații. În contextul dezvoltării unui sistem de generare procedurală, timpul de iterație asupra shaderelor și a grafului de noduri este critic. OpenGL abstractizează gestionarea barierelor de memorie și a sincronizării pe GPU, permițându-mi să mă concentrez pe scrierea algoritmilor de generare.</w:t>
+      </w:r>
+    </w:p>
+    <w:p>
+      <w:pPr>
+        <w:ind w:firstLine="567"/>
+      </w:pPr>
+      <w:r>
+        <w:rPr>
+          <w:rFonts w:eastAsia="Times New Roman"/>
+        </w:rPr>
+        <w:t xml:space="preserve">Totuși, am utilizat intensiv instrumente de profilare precum </w:t>
+      </w:r>
+      <w:r>
+        <w:rPr>
+          <w:rFonts w:eastAsia="Times New Roman"/>
+          <w:b/>
+        </w:rPr>
+        <w:t>RenderDoc</w:t>
+      </w:r>
+      <w:r>
+        <w:rPr>
+          <w:rFonts w:eastAsia="Times New Roman"/>
+        </w:rPr>
+        <w:t xml:space="preserve"> pentru a monitoriza starea mașinii de randare și a identifica potențiale ineficiențe în transferul datelor CPU-GPU. Această abordare mi-a permis să obțin un motor performant, capabil să gestioneze scene de o complexitate ridicată, menținând în același timp o arhitectură a codului curată și ușor de extins.</w:t>
+      </w:r>
+    </w:p>
+    <w:p>
+      <w:pPr>
+        <w:pStyle w:val="Heading3"/>
+      </w:pPr>
+      <w:bookmarkStart w:id="70" w:name="_Toc229241711"/>
+      <w:bookmarkStart w:id="71" w:name="_Toc230442305"/>
+      <w:r>
+        <w:rPr>
+          <w:rFonts w:ascii="Times New Roman" w:eastAsia="Times New Roman" w:hAnsi="Times New Roman"/>
+        </w:rPr>
+        <w:t>3.2.3. Fundamentele matematice ale PCG în RAMY Engine</w:t>
+      </w:r>
+      <w:bookmarkEnd w:id="70"/>
+      <w:bookmarkEnd w:id="71"/>
+    </w:p>
+    <w:p>
+      <w:pPr>
+        <w:ind w:firstLine="567"/>
+      </w:pPr>
+      <w:r>
+        <w:rPr>
+          <w:rFonts w:eastAsia="Times New Roman"/>
+        </w:rPr>
+        <w:t>Generarea procedurală în RAMY nu se bazează pe aleatorism pur, ci pe funcții matematice deterministe care permit recrearea universului virtual cu precizie matematică. Aceste funcții — zgomotul Perlin, fBm, diagramele Voronoi — sunt piesele de bază din care modulele de generare construiesc totul, de la creste de munți la texturi de piele de șarpe. Matematica nu este ascunsă în spatele unui buton "Generate"; ea este expusă complet prin graful de noduri, lăsând creatorul să înțeleagă și să modifice fiecare termen din ecuație.</w:t>
+      </w:r>
+    </w:p>
+    <w:p>
+      <w:pPr>
+        <w:pStyle w:val="Heading2"/>
+      </w:pPr>
+      <w:bookmarkStart w:id="72" w:name="_Toc229241712"/>
+      <w:bookmarkStart w:id="73" w:name="_Toc230442306"/>
+      <w:r>
+        <w:rPr>
+          <w:rFonts w:ascii="Times New Roman" w:eastAsia="Times New Roman" w:hAnsi="Times New Roman"/>
         </w:rPr>
         <w:lastRenderedPageBreak/>
-        <w:t>`aiProcess_GenSmoothNormals` pentru a asigura o geometrie optimizată pentru iluminarea PBR (Physically Based Rendering).</w:t>
-      </w:r>
-    </w:p>
-    <w:p>
-      <w:pPr>
-        <w:pStyle w:val="ListBullet"/>
-      </w:pPr>
-      <w:r>
-        <w:rPr>
-          <w:rFonts w:eastAsia="Times New Roman"/>
-          <w:b/>
-        </w:rPr>
-        <w:t>ImGui &amp; ImNodes:</w:t>
-      </w:r>
-      <w:r>
-        <w:rPr>
-          <w:rFonts w:eastAsia="Times New Roman"/>
-        </w:rPr>
-        <w:t xml:space="preserve"> Paradigma de </w:t>
+        <w:t>3.3. Modulele de Generare Procedurală</w:t>
+      </w:r>
+      <w:bookmarkEnd w:id="72"/>
+      <w:bookmarkEnd w:id="73"/>
+    </w:p>
+    <w:p>
+      <w:pPr>
+        <w:ind w:firstLine="567"/>
+      </w:pPr>
+      <w:r>
+        <w:rPr>
+          <w:rFonts w:eastAsia="Times New Roman"/>
+        </w:rPr>
+        <w:t>Această secțiune detaliază implementarea practică a principalelor module de generare care compun nucleul funcțional al RAMY Engine. Fiecare modul este un nod distinct în graful DAG, proiectat să poată fi conectat, înlocuit sau extins fără a afecta restul sistemului. Împreună, ele demonstrează viziunea fundamentală a proiectului: generarea unei lumi complete — de la scoarța planetară până la ultimul fir de vegetație — prin orchestrarea unui set de reguli matematice definite de creator.</w:t>
+      </w:r>
+    </w:p>
+    <w:p>
+      <w:pPr>
+        <w:pStyle w:val="Heading3"/>
+      </w:pPr>
+      <w:bookmarkStart w:id="74" w:name="_Toc229241713"/>
+      <w:bookmarkStart w:id="75" w:name="_Toc230442307"/>
+      <w:r>
+        <w:rPr>
+          <w:rFonts w:ascii="Times New Roman" w:eastAsia="Times New Roman" w:hAnsi="Times New Roman"/>
+        </w:rPr>
+        <w:t>3.3.1. Descrierea Modulelor Principale</w:t>
+      </w:r>
+      <w:bookmarkEnd w:id="74"/>
+      <w:bookmarkEnd w:id="75"/>
+    </w:p>
+    <w:p>
+      <w:pPr>
+        <w:pStyle w:val="Heading4"/>
+      </w:pPr>
+      <w:r>
+        <w:rPr>
+          <w:rFonts w:ascii="Times New Roman" w:eastAsia="Times New Roman" w:hAnsi="Times New Roman"/>
+        </w:rPr>
+        <w:t>3.3.1.1. Generarea Planetară și Sistemul de Tessellation</w:t>
+      </w:r>
+    </w:p>
+    <w:p>
+      <w:pPr>
+        <w:ind w:firstLine="567"/>
+      </w:pPr>
+      <w:r>
+        <w:rPr>
+          <w:rFonts w:eastAsia="Times New Roman"/>
+        </w:rPr>
+        <w:t xml:space="preserve">Pentru a randa planete la scară reală, am implementat un sistem de </w:t>
       </w:r>
       <w:r>
         <w:rPr>
           <w:rFonts w:eastAsia="Times New Roman"/>
           <w:i/>
         </w:rPr>
-        <w:t>Immediate Mode GUI</w:t>
-      </w:r>
-      <w:r>
-        <w:rPr>
-          <w:rFonts w:eastAsia="Times New Roman"/>
-        </w:rPr>
-        <w:t xml:space="preserve"> este perfectă pentru editorul unui motor grafic, permițând desenarea și actualizarea interfeței (inclusiv graful complex de noduri) în același ciclu de execuție, fără a stoca stări redundante de UI pe CPU.</w:t>
+        <w:t>Tessellation</w:t>
+      </w:r>
+      <w:r>
+        <w:rPr>
+          <w:rFonts w:eastAsia="Times New Roman"/>
+        </w:rPr>
+        <w:t xml:space="preserve"> hardware care subdivide dinamic geometria sferei direct pe GPU, fără a transfera triunghiuri suplimentare de pe CPU. Geometria de bază este un </w:t>
+      </w:r>
+      <w:r>
+        <w:rPr>
+          <w:rFonts w:eastAsia="Times New Roman"/>
+          <w:i/>
+        </w:rPr>
+        <w:t>Icosphere</w:t>
+      </w:r>
+      <w:r>
+        <w:rPr>
+          <w:rFonts w:eastAsia="Times New Roman"/>
+        </w:rPr>
+        <w:t>, care oferă o distribuție uniformă a vertecșilor, evitând comprimarea polară specifică sferelor UV clasice — o problemă care devine vizibilă și urâtă atunci când lucrezi la scara unui corp ceresc.</w:t>
+      </w:r>
+    </w:p>
+    <w:p>
+      <w:pPr>
+        <w:ind w:firstLine="567"/>
+      </w:pPr>
+      <w:r>
+        <w:rPr>
+          <w:rFonts w:eastAsia="Times New Roman"/>
+        </w:rPr>
+        <w:t>Fragment de cod GLSL (Tessellation Evaluation Shader):</w:t>
+      </w:r>
+    </w:p>
+    <w:p>
+      <w:pPr>
+        <w:ind w:firstLine="567"/>
+      </w:pPr>
+      <w:r>
+        <w:rPr>
+          <w:rFonts w:eastAsia="Times New Roman"/>
+        </w:rPr>
+        <w:t>```glsl</w:t>
+      </w:r>
+    </w:p>
+    <w:p>
+      <w:pPr>
+        <w:ind w:firstLine="567"/>
+      </w:pPr>
+      <w:r>
+        <w:rPr>
+          <w:rFonts w:eastAsia="Times New Roman"/>
+        </w:rPr>
+        <w:t>layout(triangles, equal_spacing, ccw) in;</w:t>
+      </w:r>
+    </w:p>
+    <w:p>
+      <w:pPr>
+        <w:ind w:firstLine="567"/>
+      </w:pPr>
+      <w:r>
+        <w:rPr>
+          <w:rFonts w:eastAsia="Times New Roman"/>
+        </w:rPr>
+        <w:t>void main() {</w:t>
+      </w:r>
+    </w:p>
+    <w:p>
+      <w:pPr>
+        <w:ind w:firstLine="567"/>
+      </w:pPr>
+      <w:r>
+        <w:rPr>
+          <w:rFonts w:eastAsia="Times New Roman"/>
+        </w:rPr>
+        <w:t>// Interpolarea pozitiei pe patch-ul de triunghi</w:t>
+      </w:r>
+    </w:p>
+    <w:p>
+      <w:pPr>
+        <w:ind w:firstLine="567"/>
+      </w:pPr>
+      <w:r>
+        <w:rPr>
+          <w:rFonts w:eastAsia="Times New Roman"/>
+        </w:rPr>
+        <w:t>vec3 p = gl_TessCoord.x * gl_in[0].gl_Position.xyz +</w:t>
+      </w:r>
+    </w:p>
+    <w:p>
+      <w:pPr>
+        <w:ind w:firstLine="567"/>
+      </w:pPr>
+      <w:r>
+        <w:rPr>
+          <w:rFonts w:eastAsia="Times New Roman"/>
+        </w:rPr>
+        <w:t>gl_TessCoord.y * gl_in[1].gl_Position.xyz +</w:t>
+      </w:r>
+    </w:p>
+    <w:p>
+      <w:pPr>
+        <w:ind w:firstLine="567"/>
+      </w:pPr>
+      <w:r>
+        <w:rPr>
+          <w:rFonts w:eastAsia="Times New Roman"/>
+        </w:rPr>
+        <w:t>gl_TessCoord.z * gl_in[2].gl_Position.xyz;</w:t>
+      </w:r>
+    </w:p>
+    <w:p>
+      <w:pPr>
+        <w:ind w:firstLine="567"/>
+      </w:pPr>
+      <w:r>
+        <w:rPr>
+          <w:rFonts w:eastAsia="Times New Roman"/>
+        </w:rPr>
+        <w:t>p = normalize(p); // Proiectie pe suprafata sferei</w:t>
+      </w:r>
+    </w:p>
+    <w:p>
+      <w:pPr>
+        <w:ind w:firstLine="567"/>
+      </w:pPr>
+      <w:r>
+        <w:rPr>
+          <w:rFonts w:eastAsia="Times New Roman"/>
+        </w:rPr>
+        <w:t>// Calculul inaltimii procedurale folosind fBM</w:t>
+      </w:r>
+    </w:p>
+    <w:p>
+      <w:pPr>
+        <w:ind w:firstLine="567"/>
+      </w:pPr>
+      <w:r>
+        <w:rPr>
+          <w:rFonts w:eastAsia="Times New Roman"/>
+        </w:rPr>
+        <w:t>float h = calculateProceduralHeight(p);</w:t>
+      </w:r>
+    </w:p>
+    <w:p>
+      <w:pPr>
+        <w:ind w:firstLine="567"/>
+      </w:pPr>
+      <w:r>
+        <w:rPr>
+          <w:rFonts w:eastAsia="Times New Roman"/>
+        </w:rPr>
+        <w:lastRenderedPageBreak/>
+        <w:t>// Aplicarea deplasarii (Displacement Mapping)</w:t>
+      </w:r>
+    </w:p>
+    <w:p>
+      <w:pPr>
+        <w:ind w:firstLine="567"/>
+      </w:pPr>
+      <w:r>
+        <w:rPr>
+          <w:rFonts w:eastAsia="Times New Roman"/>
+        </w:rPr>
+        <w:t xml:space="preserve">gl_Position = u_ProjectionView </w:t>
+      </w:r>
+      <w:r>
+        <w:rPr>
+          <w:rFonts w:eastAsia="Times New Roman"/>
+          <w:i/>
+        </w:rPr>
+        <w:t xml:space="preserve"> vec4(p </w:t>
+      </w:r>
+      <w:r>
+        <w:rPr>
+          <w:rFonts w:eastAsia="Times New Roman"/>
+        </w:rPr>
+        <w:t xml:space="preserve"> (u_Radius + h), 1.0);</w:t>
+      </w:r>
+    </w:p>
+    <w:p>
+      <w:pPr>
+        <w:ind w:firstLine="567"/>
+      </w:pPr>
+      <w:r>
+        <w:rPr>
+          <w:rFonts w:eastAsia="Times New Roman"/>
+        </w:rPr>
+        <w:t>}</w:t>
+      </w:r>
+    </w:p>
+    <w:p>
+      <w:pPr>
+        <w:ind w:firstLine="567"/>
+      </w:pPr>
+      <w:r>
+        <w:rPr>
+          <w:rFonts w:eastAsia="Times New Roman"/>
+        </w:rPr>
+        <w:t>```</w:t>
+      </w:r>
+    </w:p>
+    <w:p>
+      <w:pPr>
+        <w:ind w:firstLine="567"/>
+      </w:pPr>
+      <w:r>
+        <w:rPr>
+          <w:rFonts w:eastAsia="Times New Roman"/>
+        </w:rPr>
+        <w:t>Nivelul de subdivizare este calculat în `Tessellation Control Shader` pe baza distanței dintre cameră și centrul geometric al fiecărui patch, asigurând un nivel de detaliu constant pe ecran (</w:t>
+      </w:r>
+      <w:r>
+        <w:rPr>
+          <w:rFonts w:eastAsia="Times New Roman"/>
+          <w:i/>
+        </w:rPr>
+        <w:t>LOD - Level of Detail</w:t>
+      </w:r>
+      <w:r>
+        <w:rPr>
+          <w:rFonts w:eastAsia="Times New Roman"/>
+        </w:rPr>
+        <w:t>). Această abordare permite motorului să afișeze detalii geologice fine — crăpături, canioane, creste — fără a stoca niciun vârf suplimentar în memorie atunci când camera se află departe.</w:t>
+      </w:r>
+    </w:p>
+    <w:p>
+      <w:pPr>
+        <w:pStyle w:val="Heading4"/>
+      </w:pPr>
+      <w:r>
+        <w:rPr>
+          <w:rFonts w:ascii="Times New Roman" w:eastAsia="Times New Roman" w:hAnsi="Times New Roman"/>
+        </w:rPr>
+        <w:t>3.3.1.2. Generarea Urbană și Arhitecturală (CityGrid)</w:t>
+      </w:r>
+    </w:p>
+    <w:p>
+      <w:pPr>
+        <w:ind w:firstLine="567"/>
+      </w:pPr>
+      <w:r>
+        <w:rPr>
+          <w:rFonts w:eastAsia="Times New Roman"/>
+        </w:rPr>
+        <w:t xml:space="preserve">Modulul `CityGrid` utilizează algoritmi de lotizare bazate pe diagrame Voronoi relaxate pentru a simula dezvoltarea urbană organică. Odată loturile stabilite, sistemul ridică volume geometrice (clădiri) a căror fațadă este generată prin gramatici de formă, permițând o diversitate vizuală infinită fără stocarea manuală a modelelor 3D. Clădirile sunt randerizate folosind </w:t>
+      </w:r>
+      <w:r>
+        <w:rPr>
+          <w:rFonts w:eastAsia="Times New Roman"/>
+          <w:i/>
+        </w:rPr>
+        <w:t>Physically Based Rendering</w:t>
+      </w:r>
+      <w:r>
+        <w:rPr>
+          <w:rFonts w:eastAsia="Times New Roman"/>
+        </w:rPr>
+        <w:t xml:space="preserve"> (PBR), asigurând o reacție realistă la lumină.</w:t>
+      </w:r>
+    </w:p>
+    <w:p>
+      <w:pPr>
+        <w:pStyle w:val="Heading4"/>
+      </w:pPr>
+      <w:r>
+        <w:rPr>
+          <w:rFonts w:ascii="Times New Roman" w:eastAsia="Times New Roman" w:hAnsi="Times New Roman"/>
+        </w:rPr>
+        <w:t>3.3.1.3. Simularea Eroziunii Hidraulice</w:t>
+      </w:r>
+    </w:p>
+    <w:p>
+      <w:pPr>
+        <w:ind w:firstLine="567"/>
+      </w:pPr>
+      <w:r>
+        <w:rPr>
+          <w:rFonts w:eastAsia="Times New Roman"/>
+        </w:rPr>
+        <w:t>Eroziunea hidraulică transformă terenul matematic într-un relief naturalist. Algoritmul simulează "picături de apă" care transportă sedimentul în funcție de panta terenului și viteza curentului. În fiecare iterație, particula dizolvă terenul în zonele cu energie cinetică ridicată și îl depune în zonele de viteză mică (văi, delte), rezultând în creste montane ascuțite și câmpii aluvionare netede.</w:t>
+      </w:r>
+    </w:p>
+    <w:p>
+      <w:pPr>
+        <w:pStyle w:val="Heading4"/>
+      </w:pPr>
+      <w:r>
+        <w:rPr>
+          <w:rFonts w:ascii="Times New Roman" w:eastAsia="Times New Roman" w:hAnsi="Times New Roman"/>
+        </w:rPr>
+        <w:t>3.3.1.4. Generarea Sistemelor de Râuri (Pathfinding Topologic)</w:t>
+      </w:r>
+    </w:p>
+    <w:p>
+      <w:pPr>
+        <w:ind w:firstLine="567"/>
+      </w:pPr>
+      <w:r>
+        <w:rPr>
+          <w:rFonts w:eastAsia="Times New Roman"/>
+        </w:rPr>
+        <w:t xml:space="preserve">Nodul `RiverGen` utilizează un algoritm de tip </w:t>
+      </w:r>
+      <w:r>
+        <w:rPr>
+          <w:rFonts w:eastAsia="Times New Roman"/>
+          <w:i/>
+        </w:rPr>
+        <w:t>Steepest Descent</w:t>
+      </w:r>
+      <w:r>
+        <w:rPr>
+          <w:rFonts w:eastAsia="Times New Roman"/>
+        </w:rPr>
+        <w:t xml:space="preserve"> pentru a trasa rețeaua hidrografică. Râurile sunt reprezentate prin </w:t>
+      </w:r>
+      <w:r>
+        <w:rPr>
+          <w:rFonts w:eastAsia="Times New Roman"/>
+          <w:i/>
+        </w:rPr>
+        <w:t>spline</w:t>
+      </w:r>
+      <w:r>
+        <w:rPr>
+          <w:rFonts w:eastAsia="Times New Roman"/>
+        </w:rPr>
+        <w:t>-uri geometrice pe care este randerizat un mesh de apă cu shadere animate. Utilizăm hărți de flux (</w:t>
+      </w:r>
+      <w:r>
+        <w:rPr>
+          <w:rFonts w:eastAsia="Times New Roman"/>
+          <w:i/>
+        </w:rPr>
+        <w:t>flow maps</w:t>
+      </w:r>
+      <w:r>
+        <w:rPr>
+          <w:rFonts w:eastAsia="Times New Roman"/>
+        </w:rPr>
+        <w:t>) generate procedural pentru a simula curgerea fluidului în jurul obstacolelor, oferind o dinamică vizuală superioară metodelor clasice de texturare statică.</w:t>
+      </w:r>
+    </w:p>
+    <w:p>
+      <w:pPr>
+        <w:pStyle w:val="Heading4"/>
+      </w:pPr>
+      <w:r>
+        <w:rPr>
+          <w:rFonts w:ascii="Times New Roman" w:eastAsia="Times New Roman" w:hAnsi="Times New Roman"/>
+        </w:rPr>
+        <w:lastRenderedPageBreak/>
+        <w:t>3.3.1.5. Distribuția Ecosistemelor (Poisson Disc Sampling)</w:t>
+      </w:r>
+    </w:p>
+    <w:p>
+      <w:pPr>
+        <w:ind w:firstLine="567"/>
+      </w:pPr>
+      <w:r>
+        <w:rPr>
+          <w:rFonts w:eastAsia="Times New Roman"/>
+        </w:rPr>
+        <w:t xml:space="preserve">Pentru popularea scenelor cu milioane de obiecte (arbori, roci), utilizăm </w:t>
+      </w:r>
+      <w:r>
+        <w:rPr>
+          <w:rFonts w:eastAsia="Times New Roman"/>
+          <w:i/>
+        </w:rPr>
+        <w:t>Poisson Disc Sampling</w:t>
+      </w:r>
+      <w:r>
+        <w:rPr>
+          <w:rFonts w:eastAsia="Times New Roman"/>
+        </w:rPr>
+        <w:t xml:space="preserve">. Acest algoritm garantează o distribuție spațială uniformă, evitând suprapunerile geometrice inestetice care apar în distribuțiile pur aleatoare. Datele sunt procesate pe CPU pentru a menține controlul ierarhic, iar randarea se realizează prin </w:t>
+      </w:r>
+      <w:r>
+        <w:rPr>
+          <w:rFonts w:eastAsia="Times New Roman"/>
+          <w:i/>
+        </w:rPr>
+        <w:t>Instanced Rendering</w:t>
+      </w:r>
+      <w:r>
+        <w:rPr>
+          <w:rFonts w:eastAsia="Times New Roman"/>
+        </w:rPr>
+        <w:t xml:space="preserve"> masiv, minimizând numărul de </w:t>
+      </w:r>
+      <w:r>
+        <w:rPr>
+          <w:rFonts w:eastAsia="Times New Roman"/>
+          <w:i/>
+        </w:rPr>
+        <w:t>draw calls</w:t>
+      </w:r>
+      <w:r>
+        <w:rPr>
+          <w:rFonts w:eastAsia="Times New Roman"/>
+        </w:rPr>
+        <w:t>.</w:t>
+      </w:r>
+    </w:p>
+    <w:p>
+      <w:pPr>
+        <w:pStyle w:val="Heading4"/>
+      </w:pPr>
+      <w:r>
+        <w:rPr>
+          <w:rFonts w:ascii="Times New Roman" w:eastAsia="Times New Roman" w:hAnsi="Times New Roman"/>
+        </w:rPr>
+        <w:t>3.3.1.6. Shader Cinematic de Soare și Atmosferă Planetară</w:t>
+      </w:r>
+    </w:p>
+    <w:p>
+      <w:pPr>
+        <w:ind w:firstLine="567"/>
+      </w:pPr>
+      <w:r>
+        <w:rPr>
+          <w:rFonts w:eastAsia="Times New Roman"/>
+        </w:rPr>
+        <w:t>Cea mai avansată componentă vizuală este shader-ul solar, care utilizează zgomot fractal (`voro-noise`) calculat în timp real pe GPU pentru a simula plasma solară. Atmosfera planetară implementează dispersia Rayleigh și Mie, oferind un grad ridicat de realism optic (apusuri roșiatice, albastrul cerului) la trecerea luminii prin medii gazoase simulate pe baza densității particulelor. Această combinație oferă scenelor spațiale o fidelitate vizuală de nivel cinematografic.</w:t>
+      </w:r>
+    </w:p>
+    <w:p>
+      <w:pPr>
+        <w:pStyle w:val="Heading4"/>
+      </w:pPr>
+      <w:r>
+        <w:rPr>
+          <w:rFonts w:ascii="Times New Roman" w:eastAsia="Times New Roman" w:hAnsi="Times New Roman"/>
+        </w:rPr>
+        <w:t>3.3.1.7. Sistemul de Umbre Avansat (Cascaded Shadow Maps)</w:t>
+      </w:r>
+    </w:p>
+    <w:p>
+      <w:pPr>
+        <w:ind w:firstLine="567"/>
+      </w:pPr>
+      <w:r>
+        <w:rPr>
+          <w:rFonts w:eastAsia="Times New Roman"/>
+        </w:rPr>
+        <w:t>Umbrele în RAMY sunt randerizate folosind `CSM`, tehnica optimă pentru scene la scară mare. Aceasta împarte frustum-ul camerei în 4 cascade, oferind rezoluție maximă în apropierea observatorului și economisind resurse pentru zonele îndepărtate. Această abordare elimină artefactele de aliasing ale umbrelor la distanțe mari, specifice lumilor procedurale vaste.</w:t>
       </w:r>
     </w:p>
     <w:p>
       <w:pPr>
         <w:pStyle w:val="Heading3"/>
       </w:pPr>
-      <w:bookmarkStart w:id="67" w:name="_Toc229241710"/>
-      <w:bookmarkStart w:id="68" w:name="_Toc230441442"/>
+      <w:bookmarkStart w:id="76" w:name="_Toc229241714"/>
+      <w:bookmarkStart w:id="77" w:name="_Toc230442308"/>
       <w:r>
         <w:rPr>
           <w:rFonts w:ascii="Times New Roman" w:eastAsia="Times New Roman" w:hAnsi="Times New Roman"/>
         </w:rPr>
-        <w:t>3.2.2. Motivarea alegerilor tehnologice și analiza performanței</w:t>
-      </w:r>
-      <w:bookmarkEnd w:id="67"/>
-      <w:bookmarkEnd w:id="68"/>
+        <w:t>3.3.2. Interfața utilizatorului și fluxul de lucru bazat pe noduri (DAG)</w:t>
+      </w:r>
+      <w:bookmarkEnd w:id="76"/>
+      <w:bookmarkEnd w:id="77"/>
     </w:p>
     <w:p>
       <w:pPr>
@@ -8978,21 +9694,115 @@
         <w:rPr>
           <w:rFonts w:eastAsia="Times New Roman"/>
         </w:rPr>
-        <w:t xml:space="preserve">Alegerea OpenGL în detrimentul API-urilor de tip </w:t>
+        <w:t>Interfața este abstractizarea matematicii greoaie din spate. Am dezvoltat un sistem unde fiecare nod din UI reprezintă o clasă C++ derivată dintr-o interfață `INode`. Aceste noduri sunt interconectate prin "pini" de date tipizați strict (Float, Vec3, Texture). În spatele GUI-ului, RAMY construiește și evaluează un Graf Aciclic Orientat (DAG).</w:t>
+      </w:r>
+    </w:p>
+    <w:p>
+      <w:pPr>
+        <w:ind w:firstLine="567"/>
+      </w:pPr>
+      <w:r>
+        <w:rPr>
+          <w:rFonts w:eastAsia="Times New Roman"/>
+        </w:rPr>
+        <w:t xml:space="preserve">Cea mai mare inovație a acestui flux este mecanismul de </w:t>
       </w:r>
       <w:r>
         <w:rPr>
           <w:rFonts w:eastAsia="Times New Roman"/>
           <w:i/>
         </w:rPr>
-        <w:t>Low-Overhead</w:t>
-      </w:r>
-      <w:r>
-        <w:rPr>
-          <w:rFonts w:eastAsia="Times New Roman"/>
-        </w:rPr>
-        <w:t xml:space="preserve"> (Vulkan sau DirectX 12) a reprezentat o decizie strategică bazată pe raportul dintre complexitatea implementării și performanța necesară unei astfel de aplicații. În contextul dezvoltării unui sistem de generare procedurală, timpul de iterație asupra shaderelor și a grafului de noduri este critic. OpenGL abstractizează gestionarea barierelor de memorie și a sincronizării pe GPU, permițându-mi să mă concentrez pe scrierea algoritmilor de generare.</w:t>
-      </w:r>
+        <w:t>Lazy Evaluation</w:t>
+      </w:r>
+      <w:r>
+        <w:rPr>
+          <w:rFonts w:eastAsia="Times New Roman"/>
+        </w:rPr>
+        <w:t xml:space="preserve"> și </w:t>
+      </w:r>
+      <w:r>
+        <w:rPr>
+          <w:rFonts w:eastAsia="Times New Roman"/>
+          <w:i/>
+        </w:rPr>
+        <w:t>Dirty Flagging</w:t>
+      </w:r>
+      <w:r>
+        <w:rPr>
+          <w:rFonts w:eastAsia="Times New Roman"/>
+        </w:rPr>
+        <w:t xml:space="preserve">. Când un utilizator modifică, de exemplu, valoarea </w:t>
+      </w:r>
+      <w:r>
+        <w:rPr>
+          <w:rFonts w:eastAsia="Times New Roman"/>
+          <w:i/>
+        </w:rPr>
+        <w:t>frecvenței</w:t>
+      </w:r>
+      <w:r>
+        <w:rPr>
+          <w:rFonts w:eastAsia="Times New Roman"/>
+        </w:rPr>
+        <w:t xml:space="preserve"> la un nod de zgomot montan, motorul nu recalculează întreaga planetă. Node-ul își marchează starea ca fiind "murdară", iar acest semnal se propagă în aval prin toate legăturile către nodurile copil. În pasul de </w:t>
+      </w:r>
+      <w:r>
+        <w:rPr>
+          <w:rFonts w:eastAsia="Times New Roman"/>
+          <w:i/>
+        </w:rPr>
+        <w:t>Update</w:t>
+      </w:r>
+      <w:r>
+        <w:rPr>
+          <w:rFonts w:eastAsia="Times New Roman"/>
+        </w:rPr>
+        <w:t xml:space="preserve">, doar ramura afectată a grafului este re-executată. Aceasta transformă o operațiune teoretic de câteva secunde într-o experiență în timp real, cu </w:t>
+      </w:r>
+      <w:r>
+        <w:rPr>
+          <w:rFonts w:eastAsia="Times New Roman"/>
+          <w:i/>
+        </w:rPr>
+        <w:t>feedback</w:t>
+      </w:r>
+      <w:r>
+        <w:rPr>
+          <w:rFonts w:eastAsia="Times New Roman"/>
+        </w:rPr>
+        <w:t xml:space="preserve"> vizual instantaneu pentru artist.</w:t>
+      </w:r>
+    </w:p>
+    <w:p>
+      <w:pPr>
+        <w:pStyle w:val="Heading2"/>
+      </w:pPr>
+      <w:bookmarkStart w:id="78" w:name="_Toc229241715"/>
+      <w:bookmarkStart w:id="79" w:name="_Toc230442309"/>
+      <w:r>
+        <w:rPr>
+          <w:rFonts w:ascii="Times New Roman" w:eastAsia="Times New Roman" w:hAnsi="Times New Roman"/>
+        </w:rPr>
+        <w:lastRenderedPageBreak/>
+        <w:t>3.4. Testarea și validarea performanței (Profilare și Optimizare)</w:t>
+      </w:r>
+      <w:bookmarkEnd w:id="78"/>
+      <w:bookmarkEnd w:id="79"/>
+    </w:p>
+    <w:p>
+      <w:pPr>
+        <w:pStyle w:val="Heading3"/>
+      </w:pPr>
+      <w:bookmarkStart w:id="80" w:name="_Toc229241716"/>
+      <w:bookmarkStart w:id="81" w:name="_Toc230442310"/>
+      <w:r>
+        <w:rPr>
+          <w:rFonts w:ascii="Times New Roman" w:eastAsia="Times New Roman" w:hAnsi="Times New Roman"/>
+        </w:rPr>
+        <w:t>3.4.1. Metodologia de testare hardware</w:t>
+      </w:r>
+      <w:bookmarkEnd w:id="80"/>
+      <w:bookmarkEnd w:id="81"/>
     </w:p>
     <w:p>
       <w:pPr>
@@ -9002,36 +9812,47 @@
         <w:rPr>
           <w:rFonts w:eastAsia="Times New Roman"/>
         </w:rPr>
-        <w:t xml:space="preserve">Totuși, am utilizat intensiv instrumente de profilare precum </w:t>
-      </w:r>
-      <w:r>
-        <w:rPr>
-          <w:rFonts w:eastAsia="Times New Roman"/>
-          <w:b/>
-        </w:rPr>
-        <w:t>RenderDoc</w:t>
-      </w:r>
-      <w:r>
-        <w:rPr>
-          <w:rFonts w:eastAsia="Times New Roman"/>
-        </w:rPr>
-        <w:t xml:space="preserve"> pentru a monitoriza starea mașinii de randare și a identifica potențiale ineficiențe în transferul datelor CPU-GPU. Această abordare mi-a permis să obțin un motor performant, capabil să gestioneze scene de o complexitate ridicată, menținând în același timp o arhitectură a codului curată și ușor de extins.</w:t>
+        <w:t>Pentru a garanta viziunea de accesibilitate a RAMY Engine, am validat motorul riguros pe trei clase distincte de hardware: o stație grafică cu GPU NVIDIA dedicat (RTX Series), un sistem desktop cu arhitectură AMD (Radeon) și un laptop portabil echipat exclusiv cu placă grafică integrată Intel UHD. Scopul testării a fost extrem de clar: atingerea unei rate stabile de cadre (minimum 60 FPS) pe configurațiile medii la un nivel de detalii rezonabil.</w:t>
+      </w:r>
+    </w:p>
+    <w:p>
+      <w:pPr>
+        <w:ind w:firstLine="567"/>
+      </w:pPr>
+      <w:r>
+        <w:rPr>
+          <w:rFonts w:eastAsia="Times New Roman"/>
+        </w:rPr>
+        <w:t xml:space="preserve">Am monitorizat continuu consumul de memorie video (VRAM) și ciclul de viață al pointerilor în C++ pentru a preveni temutele </w:t>
+      </w:r>
+      <w:r>
+        <w:rPr>
+          <w:rFonts w:eastAsia="Times New Roman"/>
+          <w:i/>
+        </w:rPr>
+        <w:t>memory leaks</w:t>
+      </w:r>
+      <w:r>
+        <w:rPr>
+          <w:rFonts w:eastAsia="Times New Roman"/>
+        </w:rPr>
+        <w:t xml:space="preserve"> în timpul regenerării repetate a mesh-urilor procedurale de sute de megaocteți.</w:t>
       </w:r>
     </w:p>
     <w:p>
       <w:pPr>
         <w:pStyle w:val="Heading3"/>
       </w:pPr>
-      <w:bookmarkStart w:id="69" w:name="_Toc229241711"/>
-      <w:bookmarkStart w:id="70" w:name="_Toc230441443"/>
+      <w:bookmarkStart w:id="82" w:name="_Toc229241717"/>
+      <w:bookmarkStart w:id="83" w:name="_Toc230442311"/>
       <w:r>
         <w:rPr>
           <w:rFonts w:ascii="Times New Roman" w:eastAsia="Times New Roman" w:hAnsi="Times New Roman"/>
         </w:rPr>
-        <w:t>3.2.3. Fundamentele matematice ale PCG în RAMY Engine</w:t>
-      </w:r>
-      <w:bookmarkEnd w:id="69"/>
-      <w:bookmarkEnd w:id="70"/>
+        <w:t>3.4.2. Depanarea și optimizarea stării OpenGL (State Leakage)</w:t>
+      </w:r>
+      <w:bookmarkEnd w:id="82"/>
+      <w:bookmarkEnd w:id="83"/>
     </w:p>
     <w:p>
       <w:pPr>
@@ -9041,23 +9862,86 @@
         <w:rPr>
           <w:rFonts w:eastAsia="Times New Roman"/>
         </w:rPr>
-        <w:t>Generarea procedurală în RAMY nu se bazează pe aleatorism pur, ci pe funcții matematice deterministe care permit recrearea universului virtual cu precizie matematică. Aceste funcții — zgomotul Perlin, fBm, diagramele Voronoi — sunt piesele de bază din care modulele de generare construiesc totul, de la creste de munți la texturi de piele de șarpe. Matematica nu este ascunsă în spatele unui buton "Generate"; ea este expusă complet prin graful de noduri, lăsând creatorul să înțeleagă și să modifice fiecare termen din ecuație.</w:t>
-      </w:r>
-    </w:p>
-    <w:p>
-      <w:pPr>
-        <w:pStyle w:val="Heading2"/>
-      </w:pPr>
-      <w:bookmarkStart w:id="71" w:name="_Toc229241712"/>
-      <w:bookmarkStart w:id="72" w:name="_Toc230441444"/>
+        <w:t>O provocare critică în dezvoltarea unui motor OpenGL nativ a fost gestionarea corectă a contextului mașinii de stare (State Machine) a driver-ului grafic. Inițial, apelurile masive de generare procedurale cauzau scurgeri de stare (</w:t>
+      </w:r>
+      <w:r>
+        <w:rPr>
+          <w:rFonts w:eastAsia="Times New Roman"/>
+          <w:i/>
+        </w:rPr>
+        <w:t>state leakage</w:t>
+      </w:r>
+      <w:r>
+        <w:rPr>
+          <w:rFonts w:eastAsia="Times New Roman"/>
+        </w:rPr>
+        <w:t xml:space="preserve">) de la un shader la altul (de ex. funcția de </w:t>
+      </w:r>
+      <w:r>
+        <w:rPr>
+          <w:rFonts w:eastAsia="Times New Roman"/>
+          <w:i/>
+        </w:rPr>
+        <w:t>Blend</w:t>
+      </w:r>
+      <w:r>
+        <w:rPr>
+          <w:rFonts w:eastAsia="Times New Roman"/>
+        </w:rPr>
+        <w:t xml:space="preserve"> rămânea activată eronat pentru elemente opace), provocând artefacte vizuale masive.</w:t>
+      </w:r>
+    </w:p>
+    <w:p>
+      <w:pPr>
+        <w:ind w:firstLine="567"/>
+      </w:pPr>
+      <w:r>
+        <w:rPr>
+          <w:rFonts w:eastAsia="Times New Roman"/>
+        </w:rPr>
+        <w:t xml:space="preserve">Soluția a presupus implementarea unui sistem arhitectural de </w:t>
+      </w:r>
+      <w:r>
+        <w:rPr>
+          <w:rFonts w:eastAsia="Times New Roman"/>
+          <w:i/>
+        </w:rPr>
+        <w:t>State Caching</w:t>
+      </w:r>
+      <w:r>
+        <w:rPr>
+          <w:rFonts w:eastAsia="Times New Roman"/>
+        </w:rPr>
+        <w:t xml:space="preserve"> centralizat direct în clasa `Renderer`. Acesta interceptează fiecare comandă (precum `glEnable(GL_DEPTH_TEST)` sau `glBindTexture`) și o verifică cu starea internă cache-uită a motorului. Dacă starea dorită este deja activă pe GPU, comanda este aruncată silențios de CPU, economisind mii de apeluri inutile per cadru. Totodată, probleme majore de tip </w:t>
+      </w:r>
+      <w:r>
+        <w:rPr>
+          <w:rFonts w:eastAsia="Times New Roman"/>
+          <w:i/>
+        </w:rPr>
+        <w:t>z-fighting</w:t>
+      </w:r>
+      <w:r>
+        <w:rPr>
+          <w:rFonts w:eastAsia="Times New Roman"/>
+        </w:rPr>
+        <w:t xml:space="preserve"> la distanțe mari (specifice randării planetare) au fost remediate matematic prin implementarea unei matrici de proiecție logaritmice (Logarithmic Depth Buffer).</w:t>
+      </w:r>
+    </w:p>
+    <w:p>
+      <w:pPr>
+        <w:pStyle w:val="Heading3"/>
+      </w:pPr>
+      <w:bookmarkStart w:id="84" w:name="_Toc229241718"/>
+      <w:bookmarkStart w:id="85" w:name="_Toc230442312"/>
       <w:r>
         <w:rPr>
           <w:rFonts w:ascii="Times New Roman" w:eastAsia="Times New Roman" w:hAnsi="Times New Roman"/>
         </w:rPr>
-        <w:t>3.3. Modulele de Generare Procedurală</w:t>
-      </w:r>
-      <w:bookmarkEnd w:id="71"/>
-      <w:bookmarkEnd w:id="72"/>
+        <w:t>3.4.3. Validarea soluției în raport cu cerințele tehnice și viziunea personală</w:t>
+      </w:r>
+      <w:bookmarkEnd w:id="84"/>
+      <w:bookmarkEnd w:id="85"/>
     </w:p>
     <w:p>
       <w:pPr>
@@ -9067,805 +9951,25 @@
         <w:rPr>
           <w:rFonts w:eastAsia="Times New Roman"/>
         </w:rPr>
-        <w:t>Această secțiune detaliază implementarea practică a principalelor module de generare care compun nucleul funcțional al RAMY Engine. Fiecare modul este un nod distinct în graful DAG, proiectat să poată fi conectat, înlocuit sau extins fără a afecta restul sistemului. Împreună, ele demonstrează viziunea fundamentală a proiectului: generarea unei lumi complete — de la scoarța planetară până la ultimul fir de vegetație — prin orchestrarea unui set de reguli matematice definite de creator.</w:t>
-      </w:r>
-    </w:p>
-    <w:p>
-      <w:pPr>
-        <w:pStyle w:val="Heading3"/>
-      </w:pPr>
-      <w:bookmarkStart w:id="73" w:name="_Toc229241713"/>
-      <w:bookmarkStart w:id="74" w:name="_Toc230441445"/>
-      <w:r>
-        <w:rPr>
-          <w:rFonts w:ascii="Times New Roman" w:eastAsia="Times New Roman" w:hAnsi="Times New Roman"/>
+        <w:t>Testele finale au confirmat robustetea arhitecturii: RAMY Engine poate genera simultan o planetă completă, cu suprafață fractalică tessellată, simulare atmosferică în timp real, distribuție masivă de vegetație instanțiată și zeci de kilometri de rețea hidrografică, menținând un consum total de memorie RAM de sub 2 GB.</w:t>
+      </w:r>
+    </w:p>
+    <w:p>
+      <w:pPr>
+        <w:ind w:firstLine="567"/>
+      </w:pPr>
+      <w:r>
+        <w:rPr>
+          <w:rFonts w:eastAsia="Times New Roman"/>
+        </w:rPr>
+        <w:t xml:space="preserve">Faptul că un sistem grafic atât de complex – capabil să susțină calcule masive și randare de înaltă fidelitate – a fost construit și optimizat de o singură persoană validează total deciziile tehnice </w:t>
+      </w:r>
+      <w:r>
+        <w:rPr>
+          <w:rFonts w:eastAsia="Times New Roman"/>
         </w:rPr>
         <w:lastRenderedPageBreak/>
-        <w:t>3.3.1. Descrierea Modulelor Principale</w:t>
-      </w:r>
-      <w:bookmarkEnd w:id="73"/>
-      <w:bookmarkEnd w:id="74"/>
-    </w:p>
-    <w:p>
-      <w:pPr>
-        <w:pStyle w:val="Heading4"/>
-      </w:pPr>
-      <w:r>
-        <w:rPr>
-          <w:rFonts w:ascii="Times New Roman" w:eastAsia="Times New Roman" w:hAnsi="Times New Roman"/>
-        </w:rPr>
-        <w:t>3.3.1.1. Generarea Planetară și Sistemul de Tessellation</w:t>
-      </w:r>
-    </w:p>
-    <w:p>
-      <w:pPr>
-        <w:ind w:firstLine="567"/>
-      </w:pPr>
-      <w:r>
-        <w:rPr>
-          <w:rFonts w:eastAsia="Times New Roman"/>
-        </w:rPr>
-        <w:t xml:space="preserve">Pentru a randa planete la scară reală, am implementat un sistem de </w:t>
-      </w:r>
-      <w:r>
-        <w:rPr>
-          <w:rFonts w:eastAsia="Times New Roman"/>
-          <w:i/>
-        </w:rPr>
-        <w:t>Tessellation</w:t>
-      </w:r>
-      <w:r>
-        <w:rPr>
-          <w:rFonts w:eastAsia="Times New Roman"/>
-        </w:rPr>
-        <w:t xml:space="preserve"> hardware care subdivide dinamic geometria sferei direct pe GPU, fără a transfera triunghiuri suplimentare de pe CPU. Geometria de bază este un </w:t>
-      </w:r>
-      <w:r>
-        <w:rPr>
-          <w:rFonts w:eastAsia="Times New Roman"/>
-          <w:i/>
-        </w:rPr>
-        <w:t>Icosphere</w:t>
-      </w:r>
-      <w:r>
-        <w:rPr>
-          <w:rFonts w:eastAsia="Times New Roman"/>
-        </w:rPr>
-        <w:t>, care oferă o distribuție uniformă a vertecșilor, evitând comprimarea polară specifică sferelor UV clasice — o problemă care devine vizibilă și urâtă atunci când lucrezi la scara unui corp ceresc.</w:t>
-      </w:r>
-    </w:p>
-    <w:p>
-      <w:pPr>
-        <w:ind w:firstLine="567"/>
-      </w:pPr>
-      <w:r>
-        <w:rPr>
-          <w:rFonts w:eastAsia="Times New Roman"/>
-        </w:rPr>
-        <w:t>Fragment de cod GLSL (Tessellation Evaluation Shader):</w:t>
-      </w:r>
-    </w:p>
-    <w:p>
-      <w:pPr>
-        <w:ind w:firstLine="567"/>
-      </w:pPr>
-      <w:r>
-        <w:rPr>
-          <w:rFonts w:eastAsia="Times New Roman"/>
-        </w:rPr>
-        <w:t>```glsl</w:t>
-      </w:r>
-    </w:p>
-    <w:p>
-      <w:pPr>
-        <w:ind w:firstLine="567"/>
-      </w:pPr>
-      <w:r>
-        <w:rPr>
-          <w:rFonts w:eastAsia="Times New Roman"/>
-        </w:rPr>
-        <w:t>layout(triangles, equal_spacing, ccw) in;</w:t>
-      </w:r>
-    </w:p>
-    <w:p>
-      <w:pPr>
-        <w:ind w:firstLine="567"/>
-      </w:pPr>
-      <w:r>
-        <w:rPr>
-          <w:rFonts w:eastAsia="Times New Roman"/>
-        </w:rPr>
-        <w:t>void main() {</w:t>
-      </w:r>
-    </w:p>
-    <w:p>
-      <w:pPr>
-        <w:ind w:firstLine="567"/>
-      </w:pPr>
-      <w:r>
-        <w:rPr>
-          <w:rFonts w:eastAsia="Times New Roman"/>
-        </w:rPr>
-        <w:t>// Interpolarea pozitiei pe patch-ul de triunghi</w:t>
-      </w:r>
-    </w:p>
-    <w:p>
-      <w:pPr>
-        <w:ind w:firstLine="567"/>
-      </w:pPr>
-      <w:r>
-        <w:rPr>
-          <w:rFonts w:eastAsia="Times New Roman"/>
-        </w:rPr>
-        <w:t>vec3 p = gl_TessCoord.x * gl_in[0].gl_Position.xyz +</w:t>
-      </w:r>
-    </w:p>
-    <w:p>
-      <w:pPr>
-        <w:ind w:firstLine="567"/>
-      </w:pPr>
-      <w:r>
-        <w:rPr>
-          <w:rFonts w:eastAsia="Times New Roman"/>
-        </w:rPr>
-        <w:t>gl_TessCoord.y * gl_in[1].gl_Position.xyz +</w:t>
-      </w:r>
-    </w:p>
-    <w:p>
-      <w:pPr>
-        <w:ind w:firstLine="567"/>
-      </w:pPr>
-      <w:r>
-        <w:rPr>
-          <w:rFonts w:eastAsia="Times New Roman"/>
-        </w:rPr>
-        <w:t>gl_TessCoord.z * gl_in[2].gl_Position.xyz;</w:t>
-      </w:r>
-    </w:p>
-    <w:p>
-      <w:pPr>
-        <w:ind w:firstLine="567"/>
-      </w:pPr>
-      <w:r>
-        <w:rPr>
-          <w:rFonts w:eastAsia="Times New Roman"/>
-        </w:rPr>
-        <w:t>p = normalize(p); // Proiectie pe suprafata sferei</w:t>
-      </w:r>
-    </w:p>
-    <w:p>
-      <w:pPr>
-        <w:ind w:firstLine="567"/>
-      </w:pPr>
-      <w:r>
-        <w:rPr>
-          <w:rFonts w:eastAsia="Times New Roman"/>
-        </w:rPr>
-        <w:t>// Calculul inaltimii procedurale folosind fBM</w:t>
-      </w:r>
-    </w:p>
-    <w:p>
-      <w:pPr>
-        <w:ind w:firstLine="567"/>
-      </w:pPr>
-      <w:r>
-        <w:rPr>
-          <w:rFonts w:eastAsia="Times New Roman"/>
-        </w:rPr>
-        <w:t>float h = calculateProceduralHeight(p);</w:t>
-      </w:r>
-    </w:p>
-    <w:p>
-      <w:pPr>
-        <w:ind w:firstLine="567"/>
-      </w:pPr>
-      <w:r>
-        <w:rPr>
-          <w:rFonts w:eastAsia="Times New Roman"/>
-        </w:rPr>
-        <w:t>// Aplicarea deplasarii (Displacement Mapping)</w:t>
-      </w:r>
-    </w:p>
-    <w:p>
-      <w:pPr>
-        <w:ind w:firstLine="567"/>
-      </w:pPr>
-      <w:r>
-        <w:rPr>
-          <w:rFonts w:eastAsia="Times New Roman"/>
-        </w:rPr>
-        <w:t xml:space="preserve">gl_Position = u_ProjectionView </w:t>
-      </w:r>
-      <w:r>
-        <w:rPr>
-          <w:rFonts w:eastAsia="Times New Roman"/>
-          <w:i/>
-        </w:rPr>
-        <w:t xml:space="preserve"> vec4(p </w:t>
-      </w:r>
-      <w:r>
-        <w:rPr>
-          <w:rFonts w:eastAsia="Times New Roman"/>
-        </w:rPr>
-        <w:t xml:space="preserve"> (u_Radius + h), 1.0);</w:t>
-      </w:r>
-    </w:p>
-    <w:p>
-      <w:pPr>
-        <w:ind w:firstLine="567"/>
-      </w:pPr>
-      <w:r>
-        <w:rPr>
-          <w:rFonts w:eastAsia="Times New Roman"/>
-        </w:rPr>
-        <w:t>}</w:t>
-      </w:r>
-    </w:p>
-    <w:p>
-      <w:pPr>
-        <w:ind w:firstLine="567"/>
-      </w:pPr>
-      <w:r>
-        <w:rPr>
-          <w:rFonts w:eastAsia="Times New Roman"/>
-        </w:rPr>
-        <w:t>```</w:t>
-      </w:r>
-    </w:p>
-    <w:p>
-      <w:pPr>
-        <w:ind w:firstLine="567"/>
-      </w:pPr>
-      <w:r>
-        <w:rPr>
-          <w:rFonts w:eastAsia="Times New Roman"/>
-        </w:rPr>
-        <w:t>Nivelul de subdivizare este calculat în `Tessellation Control Shader` pe baza distanței dintre cameră și centrul geometric al fiecărui patch, asigurând un nivel de detaliu constant pe ecran (</w:t>
-      </w:r>
-      <w:r>
-        <w:rPr>
-          <w:rFonts w:eastAsia="Times New Roman"/>
-          <w:i/>
-        </w:rPr>
-        <w:t xml:space="preserve">LOD - </w:t>
-      </w:r>
-      <w:r>
-        <w:rPr>
-          <w:rFonts w:eastAsia="Times New Roman"/>
-          <w:i/>
-        </w:rPr>
-        <w:lastRenderedPageBreak/>
-        <w:t>Level of Detail</w:t>
-      </w:r>
-      <w:r>
-        <w:rPr>
-          <w:rFonts w:eastAsia="Times New Roman"/>
-        </w:rPr>
-        <w:t>). Această abordare permite motorului să afișeze detalii geologice fine — crăpături, canioane, creste — fără a stoca niciun vârf suplimentar în memorie atunci când camera se află departe.</w:t>
-      </w:r>
-    </w:p>
-    <w:p>
-      <w:pPr>
-        <w:pStyle w:val="Heading4"/>
-      </w:pPr>
-      <w:r>
-        <w:rPr>
-          <w:rFonts w:ascii="Times New Roman" w:eastAsia="Times New Roman" w:hAnsi="Times New Roman"/>
-        </w:rPr>
-        <w:t>3.3.1.2. Generarea Urbană și Arhitecturală (CityGrid)</w:t>
-      </w:r>
-    </w:p>
-    <w:p>
-      <w:pPr>
-        <w:ind w:firstLine="567"/>
-      </w:pPr>
-      <w:r>
-        <w:rPr>
-          <w:rFonts w:eastAsia="Times New Roman"/>
-        </w:rPr>
-        <w:t xml:space="preserve">Modulul `CityGrid` utilizează algoritmi de lotizare bazate pe diagrame Voronoi relaxate pentru a simula dezvoltarea urbană organică. Odată loturile stabilite, sistemul ridică volume geometrice (clădiri) a căror fațadă este generată prin gramatici de formă, permițând o diversitate vizuală infinită fără stocarea manuală a modelelor 3D. Clădirile sunt randerizate folosind </w:t>
-      </w:r>
-      <w:r>
-        <w:rPr>
-          <w:rFonts w:eastAsia="Times New Roman"/>
-          <w:i/>
-        </w:rPr>
-        <w:t>Physically Based Rendering</w:t>
-      </w:r>
-      <w:r>
-        <w:rPr>
-          <w:rFonts w:eastAsia="Times New Roman"/>
-        </w:rPr>
-        <w:t xml:space="preserve"> (PBR), asigurând o reacție realistă la lumină.</w:t>
-      </w:r>
-    </w:p>
-    <w:p>
-      <w:pPr>
-        <w:pStyle w:val="Heading4"/>
-      </w:pPr>
-      <w:r>
-        <w:rPr>
-          <w:rFonts w:ascii="Times New Roman" w:eastAsia="Times New Roman" w:hAnsi="Times New Roman"/>
-        </w:rPr>
-        <w:t>3.3.1.3. Simularea Eroziunii Hidraulice</w:t>
-      </w:r>
-    </w:p>
-    <w:p>
-      <w:pPr>
-        <w:ind w:firstLine="567"/>
-      </w:pPr>
-      <w:r>
-        <w:rPr>
-          <w:rFonts w:eastAsia="Times New Roman"/>
-        </w:rPr>
-        <w:t>Eroziunea hidraulică transformă terenul matematic într-un relief naturalist. Algoritmul simulează "picături de apă" care transportă sedimentul în funcție de panta terenului și viteza curentului. În fiecare iterație, particula dizolvă terenul în zonele cu energie cinetică ridicată și îl depune în zonele de viteză mică (văi, delte), rezultând în creste montane ascuțite și câmpii aluvionare netede.</w:t>
-      </w:r>
-    </w:p>
-    <w:p>
-      <w:pPr>
-        <w:pStyle w:val="Heading4"/>
-      </w:pPr>
-      <w:r>
-        <w:rPr>
-          <w:rFonts w:ascii="Times New Roman" w:eastAsia="Times New Roman" w:hAnsi="Times New Roman"/>
-        </w:rPr>
-        <w:t>3.3.1.4. Generarea Sistemelor de Râuri (Pathfinding Topologic)</w:t>
-      </w:r>
-    </w:p>
-    <w:p>
-      <w:pPr>
-        <w:ind w:firstLine="567"/>
-      </w:pPr>
-      <w:r>
-        <w:rPr>
-          <w:rFonts w:eastAsia="Times New Roman"/>
-        </w:rPr>
-        <w:t xml:space="preserve">Nodul `RiverGen` utilizează un algoritm de tip </w:t>
-      </w:r>
-      <w:r>
-        <w:rPr>
-          <w:rFonts w:eastAsia="Times New Roman"/>
-          <w:i/>
-        </w:rPr>
-        <w:t>Steepest Descent</w:t>
-      </w:r>
-      <w:r>
-        <w:rPr>
-          <w:rFonts w:eastAsia="Times New Roman"/>
-        </w:rPr>
-        <w:t xml:space="preserve"> pentru a trasa rețeaua hidrografică. Râurile sunt reprezentate prin </w:t>
-      </w:r>
-      <w:r>
-        <w:rPr>
-          <w:rFonts w:eastAsia="Times New Roman"/>
-          <w:i/>
-        </w:rPr>
-        <w:t>spline</w:t>
-      </w:r>
-      <w:r>
-        <w:rPr>
-          <w:rFonts w:eastAsia="Times New Roman"/>
-        </w:rPr>
-        <w:t>-uri geometrice pe care este randerizat un mesh de apă cu shadere animate. Utilizăm hărți de flux (</w:t>
-      </w:r>
-      <w:r>
-        <w:rPr>
-          <w:rFonts w:eastAsia="Times New Roman"/>
-          <w:i/>
-        </w:rPr>
-        <w:t>flow maps</w:t>
-      </w:r>
-      <w:r>
-        <w:rPr>
-          <w:rFonts w:eastAsia="Times New Roman"/>
-        </w:rPr>
-        <w:t>) generate procedural pentru a simula curgerea fluidului în jurul obstacolelor, oferind o dinamică vizuală superioară metodelor clasice de texturare statică.</w:t>
-      </w:r>
-    </w:p>
-    <w:p>
-      <w:pPr>
-        <w:pStyle w:val="Heading4"/>
-      </w:pPr>
-      <w:r>
-        <w:rPr>
-          <w:rFonts w:ascii="Times New Roman" w:eastAsia="Times New Roman" w:hAnsi="Times New Roman"/>
-        </w:rPr>
-        <w:t>3.3.1.5. Distribuția Ecosistemelor (Poisson Disc Sampling)</w:t>
-      </w:r>
-    </w:p>
-    <w:p>
-      <w:pPr>
-        <w:ind w:firstLine="567"/>
-      </w:pPr>
-      <w:r>
-        <w:rPr>
-          <w:rFonts w:eastAsia="Times New Roman"/>
-        </w:rPr>
-        <w:t xml:space="preserve">Pentru popularea scenelor cu milioane de obiecte (arbori, roci), utilizăm </w:t>
-      </w:r>
-      <w:r>
-        <w:rPr>
-          <w:rFonts w:eastAsia="Times New Roman"/>
-          <w:i/>
-        </w:rPr>
-        <w:t>Poisson Disc Sampling</w:t>
-      </w:r>
-      <w:r>
-        <w:rPr>
-          <w:rFonts w:eastAsia="Times New Roman"/>
-        </w:rPr>
-        <w:t xml:space="preserve">. Acest algoritm garantează o distribuție spațială uniformă, evitând suprapunerile geometrice inestetice care apar în distribuțiile pur aleatoare. Datele sunt procesate pe CPU pentru a menține controlul ierarhic, iar randarea se realizează prin </w:t>
-      </w:r>
-      <w:r>
-        <w:rPr>
-          <w:rFonts w:eastAsia="Times New Roman"/>
-          <w:i/>
-        </w:rPr>
-        <w:t>Instanced Rendering</w:t>
-      </w:r>
-      <w:r>
-        <w:rPr>
-          <w:rFonts w:eastAsia="Times New Roman"/>
-        </w:rPr>
-        <w:t xml:space="preserve"> masiv, minimizând numărul de </w:t>
-      </w:r>
-      <w:r>
-        <w:rPr>
-          <w:rFonts w:eastAsia="Times New Roman"/>
-          <w:i/>
-        </w:rPr>
-        <w:t>draw calls</w:t>
-      </w:r>
-      <w:r>
-        <w:rPr>
-          <w:rFonts w:eastAsia="Times New Roman"/>
-        </w:rPr>
-        <w:t>.</w:t>
-      </w:r>
-    </w:p>
-    <w:p>
-      <w:pPr>
-        <w:pStyle w:val="Heading4"/>
-      </w:pPr>
-      <w:r>
-        <w:rPr>
-          <w:rFonts w:ascii="Times New Roman" w:eastAsia="Times New Roman" w:hAnsi="Times New Roman"/>
-        </w:rPr>
-        <w:t>3.3.1.6. Shader Cinematic de Soare și Atmosferă Planetară</w:t>
-      </w:r>
-    </w:p>
-    <w:p>
-      <w:pPr>
-        <w:ind w:firstLine="567"/>
-      </w:pPr>
-      <w:r>
-        <w:rPr>
-          <w:rFonts w:eastAsia="Times New Roman"/>
-        </w:rPr>
-        <w:t xml:space="preserve">Cea mai avansată componentă vizuală este shader-ul solar, care utilizează zgomot fractal (`voro-noise`) calculat în timp real pe GPU pentru a simula plasma solară. Atmosfera planetară </w:t>
-      </w:r>
-      <w:r>
-        <w:rPr>
-          <w:rFonts w:eastAsia="Times New Roman"/>
-        </w:rPr>
-        <w:lastRenderedPageBreak/>
-        <w:t>implementează dispersia Rayleigh și Mie, oferind un grad ridicat de realism optic (apusuri roșiatice, albastrul cerului) la trecerea luminii prin medii gazoase simulate pe baza densității particulelor. Această combinație oferă scenelor spațiale o fidelitate vizuală de nivel cinematografic.</w:t>
-      </w:r>
-    </w:p>
-    <w:p>
-      <w:pPr>
-        <w:pStyle w:val="Heading4"/>
-      </w:pPr>
-      <w:r>
-        <w:rPr>
-          <w:rFonts w:ascii="Times New Roman" w:eastAsia="Times New Roman" w:hAnsi="Times New Roman"/>
-        </w:rPr>
-        <w:t>3.3.1.7. Sistemul de Umbre Avansat (Cascaded Shadow Maps)</w:t>
-      </w:r>
-    </w:p>
-    <w:p>
-      <w:pPr>
-        <w:ind w:firstLine="567"/>
-      </w:pPr>
-      <w:r>
-        <w:rPr>
-          <w:rFonts w:eastAsia="Times New Roman"/>
-        </w:rPr>
-        <w:t>Umbrele în RAMY sunt randerizate folosind `CSM`, tehnica optimă pentru scene la scară mare. Aceasta împarte frustum-ul camerei în 4 cascade, oferind rezoluție maximă în apropierea observatorului și economisind resurse pentru zonele îndepărtate. Această abordare elimină artefactele de aliasing ale umbrelor la distanțe mari, specifice lumilor procedurale vaste.</w:t>
-      </w:r>
-    </w:p>
-    <w:p>
-      <w:pPr>
-        <w:pStyle w:val="Heading3"/>
-      </w:pPr>
-      <w:bookmarkStart w:id="75" w:name="_Toc229241714"/>
-      <w:bookmarkStart w:id="76" w:name="_Toc230441446"/>
-      <w:r>
-        <w:rPr>
-          <w:rFonts w:ascii="Times New Roman" w:eastAsia="Times New Roman" w:hAnsi="Times New Roman"/>
-        </w:rPr>
-        <w:t>3.3.2. Interfața utilizatorului și fluxul de lucru bazat pe noduri (DAG)</w:t>
-      </w:r>
-      <w:bookmarkEnd w:id="75"/>
-      <w:bookmarkEnd w:id="76"/>
-    </w:p>
-    <w:p>
-      <w:pPr>
-        <w:ind w:firstLine="567"/>
-      </w:pPr>
-      <w:r>
-        <w:rPr>
-          <w:rFonts w:eastAsia="Times New Roman"/>
-        </w:rPr>
-        <w:t>Interfața este abstractizarea matematicii greoaie din spate. Am dezvoltat un sistem unde fiecare nod din UI reprezintă o clasă C++ derivată dintr-o interfață `INode`. Aceste noduri sunt interconectate prin "pini" de date tipizați strict (Float, Vec3, Texture). În spatele GUI-ului, RAMY construiește și evaluează un Graf Aciclic Orientat (DAG).</w:t>
-      </w:r>
-    </w:p>
-    <w:p>
-      <w:pPr>
-        <w:ind w:firstLine="567"/>
-      </w:pPr>
-      <w:r>
-        <w:rPr>
-          <w:rFonts w:eastAsia="Times New Roman"/>
-        </w:rPr>
-        <w:t xml:space="preserve">Cea mai mare inovație a acestui flux este mecanismul de </w:t>
-      </w:r>
-      <w:r>
-        <w:rPr>
-          <w:rFonts w:eastAsia="Times New Roman"/>
-          <w:i/>
-        </w:rPr>
-        <w:t>Lazy Evaluation</w:t>
-      </w:r>
-      <w:r>
-        <w:rPr>
-          <w:rFonts w:eastAsia="Times New Roman"/>
-        </w:rPr>
-        <w:t xml:space="preserve"> și </w:t>
-      </w:r>
-      <w:r>
-        <w:rPr>
-          <w:rFonts w:eastAsia="Times New Roman"/>
-          <w:i/>
-        </w:rPr>
-        <w:t>Dirty Flagging</w:t>
-      </w:r>
-      <w:r>
-        <w:rPr>
-          <w:rFonts w:eastAsia="Times New Roman"/>
-        </w:rPr>
-        <w:t xml:space="preserve">. Când un utilizator modifică, de exemplu, valoarea </w:t>
-      </w:r>
-      <w:r>
-        <w:rPr>
-          <w:rFonts w:eastAsia="Times New Roman"/>
-          <w:i/>
-        </w:rPr>
-        <w:t>frecvenței</w:t>
-      </w:r>
-      <w:r>
-        <w:rPr>
-          <w:rFonts w:eastAsia="Times New Roman"/>
-        </w:rPr>
-        <w:t xml:space="preserve"> la un nod de zgomot montan, motorul nu recalculează întreaga planetă. Node-ul își marchează starea ca fiind "murdară", iar acest semnal se propagă în aval prin toate legăturile către nodurile copil. În pasul de </w:t>
-      </w:r>
-      <w:r>
-        <w:rPr>
-          <w:rFonts w:eastAsia="Times New Roman"/>
-          <w:i/>
-        </w:rPr>
-        <w:t>Update</w:t>
-      </w:r>
-      <w:r>
-        <w:rPr>
-          <w:rFonts w:eastAsia="Times New Roman"/>
-        </w:rPr>
-        <w:t xml:space="preserve">, doar ramura afectată a grafului este re-executată. Aceasta transformă o operațiune teoretic de câteva secunde într-o experiență în timp real, cu </w:t>
-      </w:r>
-      <w:r>
-        <w:rPr>
-          <w:rFonts w:eastAsia="Times New Roman"/>
-          <w:i/>
-        </w:rPr>
-        <w:t>feedback</w:t>
-      </w:r>
-      <w:r>
-        <w:rPr>
-          <w:rFonts w:eastAsia="Times New Roman"/>
-        </w:rPr>
-        <w:t xml:space="preserve"> vizual instantaneu pentru artist.</w:t>
-      </w:r>
-    </w:p>
-    <w:p>
-      <w:pPr>
-        <w:pStyle w:val="Heading2"/>
-      </w:pPr>
-      <w:bookmarkStart w:id="77" w:name="_Toc229241715"/>
-      <w:bookmarkStart w:id="78" w:name="_Toc230441447"/>
-      <w:r>
-        <w:rPr>
-          <w:rFonts w:ascii="Times New Roman" w:eastAsia="Times New Roman" w:hAnsi="Times New Roman"/>
-        </w:rPr>
-        <w:t>3.4. Testarea și validarea performanței (Profilare și Optimizare)</w:t>
-      </w:r>
-      <w:bookmarkEnd w:id="77"/>
-      <w:bookmarkEnd w:id="78"/>
-    </w:p>
-    <w:p>
-      <w:pPr>
-        <w:pStyle w:val="Heading3"/>
-      </w:pPr>
-      <w:bookmarkStart w:id="79" w:name="_Toc229241716"/>
-      <w:bookmarkStart w:id="80" w:name="_Toc230441448"/>
-      <w:r>
-        <w:rPr>
-          <w:rFonts w:ascii="Times New Roman" w:eastAsia="Times New Roman" w:hAnsi="Times New Roman"/>
-        </w:rPr>
-        <w:t>3.4.1. Metodologia de testare hardware</w:t>
-      </w:r>
-      <w:bookmarkEnd w:id="79"/>
-      <w:bookmarkEnd w:id="80"/>
-    </w:p>
-    <w:p>
-      <w:pPr>
-        <w:ind w:firstLine="567"/>
-      </w:pPr>
-      <w:r>
-        <w:rPr>
-          <w:rFonts w:eastAsia="Times New Roman"/>
-        </w:rPr>
-        <w:t>Pentru a garanta viziunea de accesibilitate a RAMY Engine, am validat motorul riguros pe trei clase distincte de hardware: o stație grafică cu GPU NVIDIA dedicat (RTX Series), un sistem desktop cu arhitectură AMD (Radeon) și un laptop portabil echipat exclusiv cu placă grafică integrată Intel UHD. Scopul testării a fost extrem de clar: atingerea unei rate stabile de cadre (minimum 60 FPS) pe configurațiile medii la un nivel de detalii rezonabil.</w:t>
-      </w:r>
-    </w:p>
-    <w:p>
-      <w:pPr>
-        <w:ind w:firstLine="567"/>
-      </w:pPr>
-      <w:r>
-        <w:rPr>
-          <w:rFonts w:eastAsia="Times New Roman"/>
-        </w:rPr>
-        <w:t xml:space="preserve">Am monitorizat continuu consumul de memorie video (VRAM) și ciclul de viață al pointerilor în C++ pentru a preveni temutele </w:t>
-      </w:r>
-      <w:r>
-        <w:rPr>
-          <w:rFonts w:eastAsia="Times New Roman"/>
-          <w:i/>
-        </w:rPr>
-        <w:t>memory leaks</w:t>
-      </w:r>
-      <w:r>
-        <w:rPr>
-          <w:rFonts w:eastAsia="Times New Roman"/>
-        </w:rPr>
-        <w:t xml:space="preserve"> în timpul regenerării repetate a mesh-urilor procedurale de sute de megaocteți.</w:t>
-      </w:r>
-    </w:p>
-    <w:p>
-      <w:pPr>
-        <w:pStyle w:val="Heading3"/>
-      </w:pPr>
-      <w:bookmarkStart w:id="81" w:name="_Toc229241717"/>
-      <w:bookmarkStart w:id="82" w:name="_Toc230441449"/>
-      <w:r>
-        <w:rPr>
-          <w:rFonts w:ascii="Times New Roman" w:eastAsia="Times New Roman" w:hAnsi="Times New Roman"/>
-        </w:rPr>
-        <w:lastRenderedPageBreak/>
-        <w:t>3.4.2. Depanarea și optimizarea stării OpenGL (State Leakage)</w:t>
-      </w:r>
-      <w:bookmarkEnd w:id="81"/>
-      <w:bookmarkEnd w:id="82"/>
-    </w:p>
-    <w:p>
-      <w:pPr>
-        <w:ind w:firstLine="567"/>
-      </w:pPr>
-      <w:r>
-        <w:rPr>
-          <w:rFonts w:eastAsia="Times New Roman"/>
-        </w:rPr>
-        <w:t>O provocare critică în dezvoltarea unui motor OpenGL nativ a fost gestionarea corectă a contextului mașinii de stare (State Machine) a driver-ului grafic. Inițial, apelurile masive de generare procedurale cauzau scurgeri de stare (</w:t>
-      </w:r>
-      <w:r>
-        <w:rPr>
-          <w:rFonts w:eastAsia="Times New Roman"/>
-          <w:i/>
-        </w:rPr>
-        <w:t>state leakage</w:t>
-      </w:r>
-      <w:r>
-        <w:rPr>
-          <w:rFonts w:eastAsia="Times New Roman"/>
-        </w:rPr>
-        <w:t xml:space="preserve">) de la un shader la altul (de ex. funcția de </w:t>
-      </w:r>
-      <w:r>
-        <w:rPr>
-          <w:rFonts w:eastAsia="Times New Roman"/>
-          <w:i/>
-        </w:rPr>
-        <w:t>Blend</w:t>
-      </w:r>
-      <w:r>
-        <w:rPr>
-          <w:rFonts w:eastAsia="Times New Roman"/>
-        </w:rPr>
-        <w:t xml:space="preserve"> rămânea activată eronat pentru elemente opace), provocând artefacte vizuale masive.</w:t>
-      </w:r>
-    </w:p>
-    <w:p>
-      <w:pPr>
-        <w:ind w:firstLine="567"/>
-      </w:pPr>
-      <w:r>
-        <w:rPr>
-          <w:rFonts w:eastAsia="Times New Roman"/>
-        </w:rPr>
-        <w:t xml:space="preserve">Soluția a presupus implementarea unui sistem arhitectural de </w:t>
-      </w:r>
-      <w:r>
-        <w:rPr>
-          <w:rFonts w:eastAsia="Times New Roman"/>
-          <w:i/>
-        </w:rPr>
-        <w:t>State Caching</w:t>
-      </w:r>
-      <w:r>
-        <w:rPr>
-          <w:rFonts w:eastAsia="Times New Roman"/>
-        </w:rPr>
-        <w:t xml:space="preserve"> centralizat direct în clasa `Renderer`. Acesta interceptează fiecare comandă (precum `glEnable(GL_DEPTH_TEST)` sau `glBindTexture`) și o verifică cu starea internă cache-uită a motorului. Dacă starea dorită este deja activă pe GPU, comanda este aruncată silențios de CPU, economisind mii de apeluri inutile per cadru. Totodată, probleme majore de tip </w:t>
-      </w:r>
-      <w:r>
-        <w:rPr>
-          <w:rFonts w:eastAsia="Times New Roman"/>
-          <w:i/>
-        </w:rPr>
-        <w:t>z-fighting</w:t>
-      </w:r>
-      <w:r>
-        <w:rPr>
-          <w:rFonts w:eastAsia="Times New Roman"/>
-        </w:rPr>
-        <w:t xml:space="preserve"> la distanțe mari (specifice randării planetare) au fost remediate matematic prin implementarea unei matrici de proiecție logaritmice (Logarithmic Depth Buffer).</w:t>
-      </w:r>
-    </w:p>
-    <w:p>
-      <w:pPr>
-        <w:pStyle w:val="Heading3"/>
-      </w:pPr>
-      <w:bookmarkStart w:id="83" w:name="_Toc229241718"/>
-      <w:bookmarkStart w:id="84" w:name="_Toc230441450"/>
-      <w:r>
-        <w:rPr>
-          <w:rFonts w:ascii="Times New Roman" w:eastAsia="Times New Roman" w:hAnsi="Times New Roman"/>
-        </w:rPr>
-        <w:t>3.4.3. Validarea soluției în raport cu cerințele tehnice și viziunea personală</w:t>
-      </w:r>
-      <w:bookmarkEnd w:id="83"/>
-      <w:bookmarkEnd w:id="84"/>
-    </w:p>
-    <w:p>
-      <w:pPr>
-        <w:ind w:firstLine="567"/>
-      </w:pPr>
-      <w:r>
-        <w:rPr>
-          <w:rFonts w:eastAsia="Times New Roman"/>
-        </w:rPr>
-        <w:t>Testele finale au confirmat robustetea arhitecturii: RAMY Engine poate genera simultan o planetă completă, cu suprafață fractalică tessellată, simulare atmosferică în timp real, distribuție masivă de vegetație instanțiată și zeci de kilometri de rețea hidrografică, menținând un consum total de memorie RAM de sub 2 GB.</w:t>
-      </w:r>
-    </w:p>
-    <w:p>
-      <w:pPr>
-        <w:ind w:firstLine="567"/>
-      </w:pPr>
-      <w:r>
-        <w:rPr>
-          <w:rFonts w:eastAsia="Times New Roman"/>
-        </w:rPr>
-        <w:t>Faptul că un sistem grafic atât de complex – capabil să susțină calcule masive și randare de înaltă fidelitate – a fost construit și optimizat de o singură persoană validează total deciziile tehnice adoptate. Mai presus de cod și algoritmi, performanța fluidă a motorului demonstrează că modularitatea nu exclude optimizarea și că "sinceritatea" și pasiunea investite pot transforma un simplu set de instrucțiuni într-un instrument de creație profund, complet capabil să își atingă scopurile stabilite inițial.</w:t>
+        <w:t>adoptate. Mai presus de cod și algoritmi, performanța fluidă a motorului demonstrează că modularitatea nu exclude optimizarea și că "sinceritatea" și pasiunea investite pot transforma un simplu set de instrucțiuni într-un instrument de creație profund, complet capabil să își atingă scopurile stabilite inițial.</w:t>
       </w:r>
     </w:p>
     <w:p>
@@ -9877,8 +9981,8 @@
       <w:pPr>
         <w:pStyle w:val="Heading1"/>
       </w:pPr>
-      <w:bookmarkStart w:id="85" w:name="_Toc229241719"/>
-      <w:bookmarkStart w:id="86" w:name="_Toc230441451"/>
+      <w:bookmarkStart w:id="86" w:name="_Toc229241719"/>
+      <w:bookmarkStart w:id="87" w:name="_Toc230442313"/>
       <w:r>
         <w:rPr>
           <w:rFonts w:ascii="Times New Roman" w:eastAsia="Times New Roman" w:hAnsi="Times New Roman"/>
@@ -9886,23 +9990,23 @@
         <w:lastRenderedPageBreak/>
         <w:t>CAPITOLUL 4: Implementarea din punct de vedere business</w:t>
       </w:r>
-      <w:bookmarkEnd w:id="85"/>
       <w:bookmarkEnd w:id="86"/>
+      <w:bookmarkEnd w:id="87"/>
     </w:p>
     <w:p>
       <w:pPr>
         <w:pStyle w:val="Heading2"/>
       </w:pPr>
-      <w:bookmarkStart w:id="87" w:name="_Toc229241720"/>
-      <w:bookmarkStart w:id="88" w:name="_Toc230441452"/>
+      <w:bookmarkStart w:id="88" w:name="_Toc229241720"/>
+      <w:bookmarkStart w:id="89" w:name="_Toc230442314"/>
       <w:r>
         <w:rPr>
           <w:rFonts w:ascii="Times New Roman" w:eastAsia="Times New Roman" w:hAnsi="Times New Roman"/>
         </w:rPr>
         <w:t>4.1. Modelul de afaceri și sustenabilitatea</w:t>
       </w:r>
-      <w:bookmarkEnd w:id="87"/>
       <w:bookmarkEnd w:id="88"/>
+      <w:bookmarkEnd w:id="89"/>
     </w:p>
     <w:p>
       <w:pPr>
@@ -9941,16 +10045,16 @@
       <w:pPr>
         <w:pStyle w:val="Heading2"/>
       </w:pPr>
-      <w:bookmarkStart w:id="89" w:name="_Toc229241721"/>
-      <w:bookmarkStart w:id="90" w:name="_Toc230441453"/>
+      <w:bookmarkStart w:id="90" w:name="_Toc229241721"/>
+      <w:bookmarkStart w:id="91" w:name="_Toc230442315"/>
       <w:r>
         <w:rPr>
           <w:rFonts w:ascii="Times New Roman" w:eastAsia="Times New Roman" w:hAnsi="Times New Roman"/>
         </w:rPr>
         <w:t>4.2. Strategia de marketing și vizibilitate</w:t>
       </w:r>
-      <w:bookmarkEnd w:id="89"/>
       <w:bookmarkEnd w:id="90"/>
+      <w:bookmarkEnd w:id="91"/>
     </w:p>
     <w:p>
       <w:pPr>
@@ -9974,16 +10078,16 @@
       <w:pPr>
         <w:pStyle w:val="Heading2"/>
       </w:pPr>
-      <w:bookmarkStart w:id="91" w:name="_Toc229241722"/>
-      <w:bookmarkStart w:id="92" w:name="_Toc230441454"/>
+      <w:bookmarkStart w:id="92" w:name="_Toc229241722"/>
+      <w:bookmarkStart w:id="93" w:name="_Toc230442316"/>
       <w:r>
         <w:rPr>
           <w:rFonts w:ascii="Times New Roman" w:eastAsia="Times New Roman" w:hAnsi="Times New Roman"/>
         </w:rPr>
         <w:t>4.3. Proiecția veniturilor și costurilor</w:t>
       </w:r>
-      <w:bookmarkEnd w:id="91"/>
       <w:bookmarkEnd w:id="92"/>
+      <w:bookmarkEnd w:id="93"/>
     </w:p>
     <w:p>
       <w:pPr>
@@ -10024,16 +10128,16 @@
       <w:pPr>
         <w:pStyle w:val="Heading2"/>
       </w:pPr>
-      <w:bookmarkStart w:id="93" w:name="_Toc229241723"/>
-      <w:bookmarkStart w:id="94" w:name="_Toc230441455"/>
+      <w:bookmarkStart w:id="94" w:name="_Toc229241723"/>
+      <w:bookmarkStart w:id="95" w:name="_Toc230442317"/>
       <w:r>
         <w:rPr>
           <w:rFonts w:ascii="Times New Roman" w:eastAsia="Times New Roman" w:hAnsi="Times New Roman"/>
         </w:rPr>
         <w:t>4.4. Plan de scalabilitate și viziune de viitor tehnic (Roadmap)</w:t>
       </w:r>
-      <w:bookmarkEnd w:id="93"/>
       <w:bookmarkEnd w:id="94"/>
+      <w:bookmarkEnd w:id="95"/>
     </w:p>
     <w:p>
       <w:pPr>
@@ -10224,16 +10328,16 @@
       <w:pPr>
         <w:pStyle w:val="Heading2"/>
       </w:pPr>
-      <w:bookmarkStart w:id="95" w:name="_Toc229241724"/>
-      <w:bookmarkStart w:id="96" w:name="_Toc230441456"/>
+      <w:bookmarkStart w:id="96" w:name="_Toc229241724"/>
+      <w:bookmarkStart w:id="97" w:name="_Toc230442318"/>
       <w:r>
         <w:rPr>
           <w:rFonts w:ascii="Times New Roman" w:eastAsia="Times New Roman" w:hAnsi="Times New Roman"/>
         </w:rPr>
         <w:t>4.5. Securitate, transparență și confidențialitate în mediul Open Source</w:t>
       </w:r>
-      <w:bookmarkEnd w:id="95"/>
       <w:bookmarkEnd w:id="96"/>
+      <w:bookmarkEnd w:id="97"/>
     </w:p>
     <w:p>
       <w:pPr>
@@ -10346,8 +10450,8 @@
       <w:pPr>
         <w:pStyle w:val="Heading2"/>
       </w:pPr>
-      <w:bookmarkStart w:id="97" w:name="_Toc229241725"/>
-      <w:bookmarkStart w:id="98" w:name="_Toc230441457"/>
+      <w:bookmarkStart w:id="98" w:name="_Toc229241725"/>
+      <w:bookmarkStart w:id="99" w:name="_Toc230442319"/>
       <w:r>
         <w:rPr>
           <w:rFonts w:ascii="Times New Roman" w:eastAsia="Times New Roman" w:hAnsi="Times New Roman"/>
@@ -10355,8 +10459,8 @@
         <w:lastRenderedPageBreak/>
         <w:t>4.6. Usability și User Experience (UX) - Design centrat pe om</w:t>
       </w:r>
-      <w:bookmarkEnd w:id="97"/>
       <w:bookmarkEnd w:id="98"/>
+      <w:bookmarkEnd w:id="99"/>
     </w:p>
     <w:p>
       <w:pPr>
@@ -10506,8 +10610,8 @@
       <w:pPr>
         <w:pStyle w:val="Heading1"/>
       </w:pPr>
-      <w:bookmarkStart w:id="99" w:name="_Toc229241726"/>
-      <w:bookmarkStart w:id="100" w:name="_Toc230441458"/>
+      <w:bookmarkStart w:id="100" w:name="_Toc229241726"/>
+      <w:bookmarkStart w:id="101" w:name="_Toc230442320"/>
       <w:r>
         <w:rPr>
           <w:rFonts w:ascii="Times New Roman" w:eastAsia="Times New Roman" w:hAnsi="Times New Roman"/>
@@ -10515,8 +10619,8 @@
         <w:lastRenderedPageBreak/>
         <w:t>CAPITOLUL 5: Analiza rezultatelor și studiu de caz</w:t>
       </w:r>
-      <w:bookmarkEnd w:id="99"/>
       <w:bookmarkEnd w:id="100"/>
+      <w:bookmarkEnd w:id="101"/>
     </w:p>
     <w:p>
       <w:pPr>
@@ -10533,16 +10637,16 @@
       <w:pPr>
         <w:pStyle w:val="Heading2"/>
       </w:pPr>
-      <w:bookmarkStart w:id="101" w:name="_Toc229241727"/>
-      <w:bookmarkStart w:id="102" w:name="_Toc230441459"/>
+      <w:bookmarkStart w:id="102" w:name="_Toc229241727"/>
+      <w:bookmarkStart w:id="103" w:name="_Toc230442321"/>
       <w:r>
         <w:rPr>
           <w:rFonts w:ascii="Times New Roman" w:eastAsia="Times New Roman" w:hAnsi="Times New Roman"/>
         </w:rPr>
         <w:t>5.1. Performanța și profilarea sistemului</w:t>
       </w:r>
-      <w:bookmarkEnd w:id="101"/>
       <w:bookmarkEnd w:id="102"/>
+      <w:bookmarkEnd w:id="103"/>
     </w:p>
     <w:p>
       <w:pPr>
@@ -10572,16 +10676,16 @@
       <w:pPr>
         <w:pStyle w:val="Heading3"/>
       </w:pPr>
-      <w:bookmarkStart w:id="103" w:name="_Toc229241728"/>
-      <w:bookmarkStart w:id="104" w:name="_Toc230441460"/>
+      <w:bookmarkStart w:id="104" w:name="_Toc229241728"/>
+      <w:bookmarkStart w:id="105" w:name="_Toc230442322"/>
       <w:r>
         <w:rPr>
           <w:rFonts w:ascii="Times New Roman" w:eastAsia="Times New Roman" w:hAnsi="Times New Roman"/>
         </w:rPr>
         <w:t>5.1.1. Tabele de profilare și consum de resurse</w:t>
       </w:r>
-      <w:bookmarkEnd w:id="103"/>
       <w:bookmarkEnd w:id="104"/>
+      <w:bookmarkEnd w:id="105"/>
     </w:p>
     <w:p>
       <w:pPr>
@@ -10880,16 +10984,16 @@
       <w:pPr>
         <w:pStyle w:val="Heading3"/>
       </w:pPr>
-      <w:bookmarkStart w:id="105" w:name="_Toc229241729"/>
-      <w:bookmarkStart w:id="106" w:name="_Toc230441461"/>
+      <w:bookmarkStart w:id="106" w:name="_Toc229241729"/>
+      <w:bookmarkStart w:id="107" w:name="_Toc230442323"/>
       <w:r>
         <w:rPr>
           <w:rFonts w:ascii="Times New Roman" w:eastAsia="Times New Roman" w:hAnsi="Times New Roman"/>
         </w:rPr>
         <w:t>5.1.2. Analiză comparativă: RAMY Engine vs. Motoare Comerciale</w:t>
       </w:r>
-      <w:bookmarkEnd w:id="105"/>
       <w:bookmarkEnd w:id="106"/>
+      <w:bookmarkEnd w:id="107"/>
     </w:p>
     <w:p>
       <w:pPr>
@@ -11107,16 +11211,16 @@
       <w:pPr>
         <w:pStyle w:val="Heading2"/>
       </w:pPr>
-      <w:bookmarkStart w:id="107" w:name="_Toc229241730"/>
-      <w:bookmarkStart w:id="108" w:name="_Toc230441462"/>
+      <w:bookmarkStart w:id="108" w:name="_Toc229241730"/>
+      <w:bookmarkStart w:id="109" w:name="_Toc230442324"/>
       <w:r>
         <w:rPr>
           <w:rFonts w:ascii="Times New Roman" w:eastAsia="Times New Roman" w:hAnsi="Times New Roman"/>
         </w:rPr>
         <w:t>5.2. Fluxul de lucru al utilizatorului (Workflow Study)</w:t>
       </w:r>
-      <w:bookmarkEnd w:id="107"/>
       <w:bookmarkEnd w:id="108"/>
+      <w:bookmarkEnd w:id="109"/>
     </w:p>
     <w:p>
       <w:pPr>
@@ -11264,16 +11368,16 @@
       <w:pPr>
         <w:pStyle w:val="Heading2"/>
       </w:pPr>
-      <w:bookmarkStart w:id="109" w:name="_Toc229241731"/>
-      <w:bookmarkStart w:id="110" w:name="_Toc230441463"/>
+      <w:bookmarkStart w:id="110" w:name="_Toc229241731"/>
+      <w:bookmarkStart w:id="111" w:name="_Toc230442325"/>
       <w:r>
         <w:rPr>
           <w:rFonts w:ascii="Times New Roman" w:eastAsia="Times New Roman" w:hAnsi="Times New Roman"/>
         </w:rPr>
         <w:t>5.3. Studiu de caz: Generarea unui mediu de tip "Arhipelag Volcanic"</w:t>
       </w:r>
-      <w:bookmarkEnd w:id="109"/>
       <w:bookmarkEnd w:id="110"/>
+      <w:bookmarkEnd w:id="111"/>
     </w:p>
     <w:p>
       <w:pPr>
@@ -11377,8 +11481,8 @@
       <w:pPr>
         <w:pStyle w:val="Heading1"/>
       </w:pPr>
-      <w:bookmarkStart w:id="111" w:name="_Toc229241732"/>
-      <w:bookmarkStart w:id="112" w:name="_Toc230441464"/>
+      <w:bookmarkStart w:id="112" w:name="_Toc229241732"/>
+      <w:bookmarkStart w:id="113" w:name="_Toc230442326"/>
       <w:r>
         <w:rPr>
           <w:rFonts w:ascii="Times New Roman" w:eastAsia="Times New Roman" w:hAnsi="Times New Roman"/>
@@ -11386,8 +11490,8 @@
         <w:lastRenderedPageBreak/>
         <w:t>CONCLUZII ȘI PERSPECTIVE</w:t>
       </w:r>
-      <w:bookmarkEnd w:id="111"/>
       <w:bookmarkEnd w:id="112"/>
+      <w:bookmarkEnd w:id="113"/>
     </w:p>
     <w:p>
       <w:pPr>
@@ -11507,8 +11611,8 @@
       <w:pPr>
         <w:pStyle w:val="Heading1"/>
       </w:pPr>
-      <w:bookmarkStart w:id="113" w:name="_Toc229241733"/>
-      <w:bookmarkStart w:id="114" w:name="_Toc230441465"/>
+      <w:bookmarkStart w:id="114" w:name="_Toc229241733"/>
+      <w:bookmarkStart w:id="115" w:name="_Toc230442327"/>
       <w:r>
         <w:rPr>
           <w:rFonts w:ascii="Times New Roman" w:eastAsia="Times New Roman" w:hAnsi="Times New Roman"/>
@@ -11516,38 +11620,38 @@
         <w:lastRenderedPageBreak/>
         <w:t>ANEXE ȘI GLOSAR DE TERMENI TEHNICI</w:t>
       </w:r>
-      <w:bookmarkEnd w:id="113"/>
       <w:bookmarkEnd w:id="114"/>
+      <w:bookmarkEnd w:id="115"/>
     </w:p>
     <w:p>
       <w:pPr>
         <w:pStyle w:val="Heading2"/>
       </w:pPr>
-      <w:bookmarkStart w:id="115" w:name="_Toc229241734"/>
-      <w:bookmarkStart w:id="116" w:name="_Toc230441466"/>
+      <w:bookmarkStart w:id="116" w:name="_Toc229241734"/>
+      <w:bookmarkStart w:id="117" w:name="_Toc230442328"/>
       <w:r>
         <w:rPr>
           <w:rFonts w:ascii="Times New Roman" w:eastAsia="Times New Roman" w:hAnsi="Times New Roman"/>
         </w:rPr>
         <w:t>ANEXA A: Fragmente de cod sursă relevante</w:t>
       </w:r>
-      <w:bookmarkEnd w:id="115"/>
       <w:bookmarkEnd w:id="116"/>
+      <w:bookmarkEnd w:id="117"/>
     </w:p>
     <w:p>
       <w:pPr>
         <w:pStyle w:val="Heading3"/>
       </w:pPr>
-      <w:bookmarkStart w:id="117" w:name="_Toc229241735"/>
-      <w:bookmarkStart w:id="118" w:name="_Toc230441467"/>
+      <w:bookmarkStart w:id="118" w:name="_Toc229241735"/>
+      <w:bookmarkStart w:id="119" w:name="_Toc230442329"/>
       <w:r>
         <w:rPr>
           <w:rFonts w:ascii="Times New Roman" w:eastAsia="Times New Roman" w:hAnsi="Times New Roman"/>
         </w:rPr>
         <w:t>A.1. Structura de bază a unui Nod C++ (`NodeGraph.h`)</w:t>
       </w:r>
-      <w:bookmarkEnd w:id="117"/>
       <w:bookmarkEnd w:id="118"/>
+      <w:bookmarkEnd w:id="119"/>
     </w:p>
     <w:p>
       <w:pPr>
@@ -12457,8 +12561,8 @@
       <w:pPr>
         <w:pStyle w:val="Heading3"/>
       </w:pPr>
-      <w:bookmarkStart w:id="119" w:name="_Toc229241736"/>
-      <w:bookmarkStart w:id="120" w:name="_Toc230441468"/>
+      <w:bookmarkStart w:id="120" w:name="_Toc229241736"/>
+      <w:bookmarkStart w:id="121" w:name="_Toc230442330"/>
       <w:r>
         <w:rPr>
           <w:rFonts w:ascii="Times New Roman" w:eastAsia="Times New Roman" w:hAnsi="Times New Roman"/>
@@ -12513,8 +12617,8 @@
         </w:rPr>
         <w:t>`)</w:t>
       </w:r>
-      <w:bookmarkEnd w:id="119"/>
       <w:bookmarkEnd w:id="120"/>
+      <w:bookmarkEnd w:id="121"/>
     </w:p>
     <w:p>
       <w:pPr>

--- a/Licenta/Lucrare_Licenta_Finala.docx
+++ b/Licenta/Lucrare_Licenta_Finala.docx
@@ -5304,9 +5304,9 @@
       <w:r>
         <w:rPr>
           <w:rFonts w:eastAsia="Times New Roman"/>
-          <w:i/>
-        </w:rPr>
-        <w:t>Open World</w:t>
+          <w:iCs/>
+        </w:rPr>
+        <w:t>de gaming</w:t>
       </w:r>
       <w:r>
         <w:rPr>
@@ -8021,7 +8021,12 @@
     <w:p>
       <w:r>
         <w:lastRenderedPageBreak/>
-        <w:t>Pentru a asigura persistența datelor la ieșirea din aplicație, SceneSerializer utilizează biblioteca nlohmann/json pentru a converti arhitectura ramificată din memoria volatilă într-un fișier text (JSON) inteligibil. Procesul este bidirecțional și extrem de precis: Serializatorul nu se limitează doar la parcurgerea ierarhiei clasice de </w:t>
+        <w:t xml:space="preserve">Pentru a asigura persistența datelor la ieșirea din aplicație, SceneSerializer utilizează biblioteca nlohmann/json pentru a converti arhitectura ramificată din memoria volatilă într-un fișier text (JSON) inteligibil. </w:t>
+      </w:r>
+    </w:p>
+    <w:p>
+      <w:r>
+        <w:t>Procesul este bidirecțional și extrem de precis: Serializatorul nu se limitează doar la parcurgerea ierarhiei clasice de </w:t>
       </w:r>
       <w:r>
         <w:rPr>
@@ -8161,6 +8166,7 @@
         <w:rPr>
           <w:rFonts w:ascii="Times New Roman" w:eastAsia="Times New Roman" w:hAnsi="Times New Roman"/>
         </w:rPr>
+        <w:lastRenderedPageBreak/>
         <w:t>3.1.4. Analiza fluxului de date și Diagrama de Secvențe</w:t>
       </w:r>
       <w:bookmarkEnd w:id="61"/>
@@ -8211,7 +8217,6 @@
       </w:pPr>
       <w:bookmarkStart w:id="63" w:name="_Toc230442431"/>
       <w:r>
-        <w:lastRenderedPageBreak/>
         <w:t xml:space="preserve">Figura </w:t>
       </w:r>
       <w:fldSimple w:instr=" SEQ Figura \* ARABIC ">
@@ -8329,6 +8334,7 @@
           <w:b/>
           <w:bCs/>
         </w:rPr>
+        <w:lastRenderedPageBreak/>
         <w:t>Randarea și Afișarea:</w:t>
       </w:r>
       <w:r>
@@ -8404,187 +8410,181 @@
         <w:rPr>
           <w:rFonts w:eastAsia="Times New Roman"/>
         </w:rPr>
-        <w:t xml:space="preserve"> exclusiv, `std::shared_ptr` pentru resurse partajate precum </w:t>
-      </w:r>
-      <w:r>
-        <w:rPr>
-          <w:rFonts w:eastAsia="Times New Roman"/>
+        <w:t xml:space="preserve"> exclusiv, `std::shared_ptr` pentru resurse partajate precum texturile) pentru a preveni definitiv temutele </w:t>
+      </w:r>
+      <w:r>
+        <w:rPr>
+          <w:rFonts w:eastAsia="Times New Roman"/>
+          <w:i/>
+        </w:rPr>
+        <w:t>memory leaks</w:t>
+      </w:r>
+      <w:r>
+        <w:rPr>
+          <w:rFonts w:eastAsia="Times New Roman"/>
+        </w:rPr>
+        <w:t>. Expresiile Lambda și funcțiile `constexpr` au fost utilizate extensiv pentru a muta o parte din calcule la timpul compilării.</w:t>
+      </w:r>
+    </w:p>
+    <w:p>
+      <w:pPr>
+        <w:pStyle w:val="ListBullet"/>
+      </w:pPr>
+      <w:r>
+        <w:rPr>
+          <w:rFonts w:eastAsia="Times New Roman"/>
+          <w:b/>
+        </w:rPr>
+        <w:t>API-ul Grafic OpenGL 4.6 (Core Profile):</w:t>
+      </w:r>
+      <w:r>
+        <w:rPr>
+          <w:rFonts w:eastAsia="Times New Roman"/>
+        </w:rPr>
+        <w:t xml:space="preserve"> Am ales cel mai înalt standard OpenGL suportat pe scară largă. Profilul </w:t>
+      </w:r>
+      <w:r>
+        <w:rPr>
+          <w:rFonts w:eastAsia="Times New Roman"/>
+          <w:i/>
+        </w:rPr>
+        <w:t>Core</w:t>
+      </w:r>
+      <w:r>
+        <w:rPr>
+          <w:rFonts w:eastAsia="Times New Roman"/>
+        </w:rPr>
+        <w:t xml:space="preserve"> mă forțează să scriu propriile shadere pentru absolut orice (iluminare, transformare), eliminând funcțiile învechite (precum `glBegin`/`glEnd`). Funcționalitățile avansate pe care mă bazez sunt:</w:t>
+      </w:r>
+    </w:p>
+    <w:p>
+      <w:pPr>
+        <w:pStyle w:val="ListBullet"/>
+      </w:pPr>
+      <w:r>
+        <w:rPr>
+          <w:rFonts w:eastAsia="Times New Roman"/>
+          <w:i/>
+        </w:rPr>
+        <w:t>Tessellation Shaders:</w:t>
+      </w:r>
+      <w:r>
+        <w:rPr>
+          <w:rFonts w:eastAsia="Times New Roman"/>
+        </w:rPr>
+        <w:t xml:space="preserve"> Pentru a adăuga detaliu topologic dinamic fără a încărca CPU-ul cu generarea masivă de triunghiuri.</w:t>
+      </w:r>
+    </w:p>
+    <w:p>
+      <w:pPr>
+        <w:pStyle w:val="ListBullet"/>
+      </w:pPr>
+      <w:r>
+        <w:rPr>
+          <w:rFonts w:eastAsia="Times New Roman"/>
+          <w:i/>
+        </w:rPr>
+        <w:t>Compute Shaders:</w:t>
+      </w:r>
+      <w:r>
+        <w:rPr>
+          <w:rFonts w:eastAsia="Times New Roman"/>
+        </w:rPr>
+        <w:t xml:space="preserve"> Pentru a rula algoritmi matematici generali paraleli direct pe GPU (cum ar fi simularea apei sau generarea voxelilor).</w:t>
+      </w:r>
+    </w:p>
+    <w:p>
+      <w:pPr>
+        <w:pStyle w:val="ListBullet"/>
+      </w:pPr>
+      <w:r>
+        <w:rPr>
+          <w:rFonts w:eastAsia="Times New Roman"/>
+          <w:i/>
+        </w:rPr>
+        <w:t>Uniform Buffer Objects (UBO):</w:t>
+      </w:r>
+      <w:r>
+        <w:rPr>
+          <w:rFonts w:eastAsia="Times New Roman"/>
+        </w:rPr>
+        <w:t xml:space="preserve"> Pentru a partaja date comune (Matricea de Proiecție, Parametrii Soarelui) între zeci de shadere, evitând setarea manuală a fiecărui `uniform` în fiecare cadru.</w:t>
+      </w:r>
+    </w:p>
+    <w:p>
+      <w:pPr>
+        <w:pStyle w:val="Heading4"/>
+      </w:pPr>
+      <w:r>
+        <w:rPr>
+          <w:rFonts w:ascii="Times New Roman" w:eastAsia="Times New Roman" w:hAnsi="Times New Roman"/>
+        </w:rPr>
+        <w:t>3.2.1.1. Implementarea sistemului de materiale PBR (Physically Based Rendering)</w:t>
+      </w:r>
+    </w:p>
+    <w:p>
+      <w:pPr>
+        <w:ind w:firstLine="567"/>
+      </w:pPr>
+      <w:r>
+        <w:rPr>
+          <w:rFonts w:eastAsia="Times New Roman"/>
+        </w:rPr>
+        <w:t xml:space="preserve">Un pilon central al fidelității vizuale în RAMY Engine este trecerea de la modelul învechit de iluminare </w:t>
+      </w:r>
+      <w:r>
+        <w:rPr>
+          <w:rFonts w:eastAsia="Times New Roman"/>
+          <w:i/>
+        </w:rPr>
+        <w:t>Phong</w:t>
+      </w:r>
+      <w:r>
+        <w:rPr>
+          <w:rFonts w:eastAsia="Times New Roman"/>
+        </w:rPr>
+        <w:t xml:space="preserve"> la standardul modern PBR. Acest sistem simulează interacțiunea reală, fizică, a luminii cu suprafețele materialelor.</w:t>
+      </w:r>
+    </w:p>
+    <w:p>
+      <w:pPr>
+        <w:ind w:firstLine="567"/>
+      </w:pPr>
+      <w:r>
+        <w:rPr>
+          <w:rFonts w:eastAsia="Times New Roman"/>
+        </w:rPr>
+        <w:t>Fiecare material din motor este definit prin următoarele hărți de textură (sau valori scalare):</w:t>
+      </w:r>
+    </w:p>
+    <w:p>
+      <w:pPr>
+        <w:pStyle w:val="ListBullet"/>
+      </w:pPr>
+      <w:r>
+        <w:rPr>
+          <w:rFonts w:eastAsia="Times New Roman"/>
+          <w:b/>
+        </w:rPr>
+        <w:t>Albedo (Base Color):</w:t>
+      </w:r>
+      <w:r>
+        <w:rPr>
+          <w:rFonts w:eastAsia="Times New Roman"/>
+        </w:rPr>
+        <w:t xml:space="preserve"> Reprezintă culoarea difuză a obiectului, fără umbre sau lumini pre-calculate.</w:t>
+      </w:r>
+    </w:p>
+    <w:p>
+      <w:pPr>
+        <w:pStyle w:val="ListBullet"/>
+      </w:pPr>
+      <w:r>
+        <w:rPr>
+          <w:rFonts w:eastAsia="Times New Roman"/>
+          <w:b/>
         </w:rPr>
         <w:lastRenderedPageBreak/>
-        <w:t xml:space="preserve">texturile) pentru a preveni definitiv temutele </w:t>
-      </w:r>
-      <w:r>
-        <w:rPr>
-          <w:rFonts w:eastAsia="Times New Roman"/>
-          <w:i/>
-        </w:rPr>
-        <w:t>memory leaks</w:t>
-      </w:r>
-      <w:r>
-        <w:rPr>
-          <w:rFonts w:eastAsia="Times New Roman"/>
-        </w:rPr>
-        <w:t>. Expresiile Lambda și funcțiile `constexpr` au fost utilizate extensiv pentru a muta o parte din calcule la timpul compilării.</w:t>
-      </w:r>
-    </w:p>
-    <w:p>
-      <w:pPr>
-        <w:pStyle w:val="ListBullet"/>
-      </w:pPr>
-      <w:r>
-        <w:rPr>
-          <w:rFonts w:eastAsia="Times New Roman"/>
-          <w:b/>
-        </w:rPr>
-        <w:t>API-ul Grafic OpenGL 4.6 (Core Profile):</w:t>
-      </w:r>
-      <w:r>
-        <w:rPr>
-          <w:rFonts w:eastAsia="Times New Roman"/>
-        </w:rPr>
-        <w:t xml:space="preserve"> Am ales cel mai înalt standard OpenGL suportat pe scară largă. Profilul </w:t>
-      </w:r>
-      <w:r>
-        <w:rPr>
-          <w:rFonts w:eastAsia="Times New Roman"/>
-          <w:i/>
-        </w:rPr>
-        <w:t>Core</w:t>
-      </w:r>
-      <w:r>
-        <w:rPr>
-          <w:rFonts w:eastAsia="Times New Roman"/>
-        </w:rPr>
-        <w:t xml:space="preserve"> mă forțează să scriu propriile shadere pentru absolut orice (iluminare, transformare), eliminând funcțiile învechite (precum `glBegin`/`glEnd`). Funcționalitățile avansate pe care mă bazez sunt:</w:t>
-      </w:r>
-    </w:p>
-    <w:p>
-      <w:pPr>
-        <w:pStyle w:val="ListBullet"/>
-      </w:pPr>
-      <w:r>
-        <w:rPr>
-          <w:rFonts w:eastAsia="Times New Roman"/>
-          <w:i/>
-        </w:rPr>
-        <w:t>Tessellation Shaders:</w:t>
-      </w:r>
-      <w:r>
-        <w:rPr>
-          <w:rFonts w:eastAsia="Times New Roman"/>
-        </w:rPr>
-        <w:t xml:space="preserve"> Pentru a adăuga detaliu topologic dinamic fără a încărca CPU-ul cu generarea masivă de triunghiuri.</w:t>
-      </w:r>
-    </w:p>
-    <w:p>
-      <w:pPr>
-        <w:pStyle w:val="ListBullet"/>
-      </w:pPr>
-      <w:r>
-        <w:rPr>
-          <w:rFonts w:eastAsia="Times New Roman"/>
-          <w:i/>
-        </w:rPr>
-        <w:t>Compute Shaders:</w:t>
-      </w:r>
-      <w:r>
-        <w:rPr>
-          <w:rFonts w:eastAsia="Times New Roman"/>
-        </w:rPr>
-        <w:t xml:space="preserve"> Pentru a rula algoritmi matematici generali paraleli direct pe GPU (cum ar fi simularea apei sau generarea voxelilor).</w:t>
-      </w:r>
-    </w:p>
-    <w:p>
-      <w:pPr>
-        <w:pStyle w:val="ListBullet"/>
-      </w:pPr>
-      <w:r>
-        <w:rPr>
-          <w:rFonts w:eastAsia="Times New Roman"/>
-          <w:i/>
-        </w:rPr>
-        <w:t>Uniform Buffer Objects (UBO):</w:t>
-      </w:r>
-      <w:r>
-        <w:rPr>
-          <w:rFonts w:eastAsia="Times New Roman"/>
-        </w:rPr>
-        <w:t xml:space="preserve"> Pentru a partaja date comune (Matricea de Proiecție, Parametrii Soarelui) între zeci de shadere, evitând setarea manuală a fiecărui `uniform` în fiecare cadru.</w:t>
-      </w:r>
-    </w:p>
-    <w:p>
-      <w:pPr>
-        <w:pStyle w:val="Heading4"/>
-      </w:pPr>
-      <w:r>
-        <w:rPr>
-          <w:rFonts w:ascii="Times New Roman" w:eastAsia="Times New Roman" w:hAnsi="Times New Roman"/>
-        </w:rPr>
-        <w:t>3.2.1.1. Implementarea sistemului de materiale PBR (Physically Based Rendering)</w:t>
-      </w:r>
-    </w:p>
-    <w:p>
-      <w:pPr>
-        <w:ind w:firstLine="567"/>
-      </w:pPr>
-      <w:r>
-        <w:rPr>
-          <w:rFonts w:eastAsia="Times New Roman"/>
-        </w:rPr>
-        <w:t xml:space="preserve">Un pilon central al fidelității vizuale în RAMY Engine este trecerea de la modelul învechit de iluminare </w:t>
-      </w:r>
-      <w:r>
-        <w:rPr>
-          <w:rFonts w:eastAsia="Times New Roman"/>
-          <w:i/>
-        </w:rPr>
-        <w:t>Phong</w:t>
-      </w:r>
-      <w:r>
-        <w:rPr>
-          <w:rFonts w:eastAsia="Times New Roman"/>
-        </w:rPr>
-        <w:t xml:space="preserve"> la standardul modern PBR. Acest sistem simulează interacțiunea reală, fizică, a luminii cu suprafețele materialelor.</w:t>
-      </w:r>
-    </w:p>
-    <w:p>
-      <w:pPr>
-        <w:ind w:firstLine="567"/>
-      </w:pPr>
-      <w:r>
-        <w:rPr>
-          <w:rFonts w:eastAsia="Times New Roman"/>
-        </w:rPr>
-        <w:t>Fiecare material din motor este definit prin următoarele hărți de textură (sau valori scalare):</w:t>
-      </w:r>
-    </w:p>
-    <w:p>
-      <w:pPr>
-        <w:pStyle w:val="ListBullet"/>
-      </w:pPr>
-      <w:r>
-        <w:rPr>
-          <w:rFonts w:eastAsia="Times New Roman"/>
-          <w:b/>
-        </w:rPr>
-        <w:t>Albedo (Base Color):</w:t>
-      </w:r>
-      <w:r>
-        <w:rPr>
-          <w:rFonts w:eastAsia="Times New Roman"/>
-        </w:rPr>
-        <w:t xml:space="preserve"> Reprezintă culoarea difuză a obiectului, fără umbre sau lumini pre-calculate.</w:t>
-      </w:r>
-    </w:p>
-    <w:p>
-      <w:pPr>
-        <w:pStyle w:val="ListBullet"/>
-      </w:pPr>
-      <w:r>
-        <w:rPr>
-          <w:rFonts w:eastAsia="Times New Roman"/>
-          <w:b/>
-        </w:rPr>
         <w:t>Normal Map:</w:t>
       </w:r>
       <w:r>
@@ -8672,7 +8672,6 @@
         <w:rPr>
           <w:rFonts w:ascii="Times New Roman" w:eastAsia="Times New Roman" w:hAnsi="Times New Roman"/>
         </w:rPr>
-        <w:lastRenderedPageBreak/>
         <w:t>3.2.1.2. Optimizarea prin View Frustum Culling</w:t>
       </w:r>
     </w:p>
@@ -8863,6 +8862,7 @@
         <w:rPr>
           <w:rFonts w:ascii="Times New Roman" w:eastAsia="Times New Roman" w:hAnsi="Times New Roman"/>
         </w:rPr>
+        <w:lastRenderedPageBreak/>
         <w:t>3.2.1.4. Sistemul de Raycasting pentru selecția obiectelor</w:t>
       </w:r>
     </w:p>
@@ -8981,7 +8981,6 @@
           <w:rFonts w:eastAsia="Times New Roman"/>
           <w:b/>
         </w:rPr>
-        <w:lastRenderedPageBreak/>
         <w:t>Biblioteci de suport matematic și I/O:</w:t>
       </w:r>
     </w:p>
@@ -9125,7 +9124,14 @@
         <w:rPr>
           <w:rFonts w:eastAsia="Times New Roman"/>
         </w:rPr>
-        <w:t xml:space="preserve"> pentru a monitoriza starea mașinii de randare și a identifica potențiale ineficiențe în transferul datelor CPU-GPU. Această abordare mi-a permis să obțin un motor performant, capabil să gestioneze scene de o complexitate ridicată, menținând în același timp o arhitectură a codului curată și ușor de extins.</w:t>
+        <w:t xml:space="preserve"> pentru a monitoriza starea mașinii de randare și a identifica potențiale ineficiențe în transferul datelor CPU-GPU. </w:t>
+      </w:r>
+      <w:r>
+        <w:rPr>
+          <w:rFonts w:eastAsia="Times New Roman"/>
+        </w:rPr>
+        <w:lastRenderedPageBreak/>
+        <w:t>Această abordare mi-a permis să obțin un motor performant, capabil să gestioneze scene de o complexitate ridicată, menținând în același timp o arhitectură a codului curată și ușor de extins.</w:t>
       </w:r>
     </w:p>
     <w:p>
@@ -9164,7 +9170,6 @@
         <w:rPr>
           <w:rFonts w:ascii="Times New Roman" w:eastAsia="Times New Roman" w:hAnsi="Times New Roman"/>
         </w:rPr>
-        <w:lastRenderedPageBreak/>
         <w:t>3.3. Modulele de Generare Procedurală</w:t>
       </w:r>
       <w:bookmarkEnd w:id="72"/>
@@ -9296,6 +9301,7 @@
         <w:rPr>
           <w:rFonts w:eastAsia="Times New Roman"/>
         </w:rPr>
+        <w:lastRenderedPageBreak/>
         <w:t>// Interpolarea pozitiei pe patch-ul de triunghi</w:t>
       </w:r>
     </w:p>
@@ -9373,8 +9379,152 @@
         <w:rPr>
           <w:rFonts w:eastAsia="Times New Roman"/>
         </w:rPr>
+        <w:t>// Aplicarea deplasarii (Displacement Mapping)</w:t>
+      </w:r>
+    </w:p>
+    <w:p>
+      <w:pPr>
+        <w:ind w:firstLine="567"/>
+      </w:pPr>
+      <w:r>
+        <w:rPr>
+          <w:rFonts w:eastAsia="Times New Roman"/>
+        </w:rPr>
+        <w:t xml:space="preserve">gl_Position = u_ProjectionView </w:t>
+      </w:r>
+      <w:r>
+        <w:rPr>
+          <w:rFonts w:eastAsia="Times New Roman"/>
+          <w:i/>
+        </w:rPr>
+        <w:t xml:space="preserve"> vec4(p </w:t>
+      </w:r>
+      <w:r>
+        <w:rPr>
+          <w:rFonts w:eastAsia="Times New Roman"/>
+        </w:rPr>
+        <w:t xml:space="preserve"> (u_Radius + h), 1.0);</w:t>
+      </w:r>
+    </w:p>
+    <w:p>
+      <w:pPr>
+        <w:ind w:firstLine="567"/>
+      </w:pPr>
+      <w:r>
+        <w:rPr>
+          <w:rFonts w:eastAsia="Times New Roman"/>
+        </w:rPr>
+        <w:t>}</w:t>
+      </w:r>
+    </w:p>
+    <w:p>
+      <w:pPr>
+        <w:ind w:firstLine="567"/>
+      </w:pPr>
+      <w:r>
+        <w:rPr>
+          <w:rFonts w:eastAsia="Times New Roman"/>
+        </w:rPr>
+        <w:t>```</w:t>
+      </w:r>
+    </w:p>
+    <w:p>
+      <w:pPr>
+        <w:ind w:firstLine="567"/>
+      </w:pPr>
+      <w:r>
+        <w:rPr>
+          <w:rFonts w:eastAsia="Times New Roman"/>
+        </w:rPr>
+        <w:t>Nivelul de subdivizare este calculat în `Tessellation Control Shader` pe baza distanței dintre cameră și centrul geometric al fiecărui patch, asigurând un nivel de detaliu constant pe ecran (</w:t>
+      </w:r>
+      <w:r>
+        <w:rPr>
+          <w:rFonts w:eastAsia="Times New Roman"/>
+          <w:i/>
+        </w:rPr>
+        <w:t>LOD - Level of Detail</w:t>
+      </w:r>
+      <w:r>
+        <w:rPr>
+          <w:rFonts w:eastAsia="Times New Roman"/>
+        </w:rPr>
+        <w:t>). Această abordare permite motorului să afișeze detalii geologice fine — crăpături, canioane, creste — fără a stoca niciun vârf suplimentar în memorie atunci când camera se află departe.</w:t>
+      </w:r>
+    </w:p>
+    <w:p>
+      <w:pPr>
+        <w:pStyle w:val="Heading4"/>
+      </w:pPr>
+      <w:r>
+        <w:rPr>
+          <w:rFonts w:ascii="Times New Roman" w:eastAsia="Times New Roman" w:hAnsi="Times New Roman"/>
+        </w:rPr>
+        <w:t>3.3.1.2. Generarea Urbană și Arhitecturală (CityGrid)</w:t>
+      </w:r>
+    </w:p>
+    <w:p>
+      <w:pPr>
+        <w:ind w:firstLine="567"/>
+      </w:pPr>
+      <w:r>
+        <w:rPr>
+          <w:rFonts w:eastAsia="Times New Roman"/>
+        </w:rPr>
+        <w:t xml:space="preserve">Modulul `CityGrid` utilizează algoritmi de lotizare bazate pe diagrame Voronoi relaxate pentru a simula dezvoltarea urbană organică. Odată loturile stabilite, sistemul ridică volume geometrice (clădiri) a căror fațadă este generată prin gramatici de formă, permițând o diversitate vizuală infinită fără stocarea manuală a modelelor 3D. Clădirile sunt randerizate folosind </w:t>
+      </w:r>
+      <w:r>
+        <w:rPr>
+          <w:rFonts w:eastAsia="Times New Roman"/>
+          <w:i/>
+        </w:rPr>
+        <w:t>Physically Based Rendering</w:t>
+      </w:r>
+      <w:r>
+        <w:rPr>
+          <w:rFonts w:eastAsia="Times New Roman"/>
+        </w:rPr>
+        <w:t xml:space="preserve"> (PBR), asigurând o reacție realistă la lumină.</w:t>
+      </w:r>
+    </w:p>
+    <w:p>
+      <w:pPr>
+        <w:pStyle w:val="Heading4"/>
+      </w:pPr>
+      <w:r>
+        <w:rPr>
+          <w:rFonts w:ascii="Times New Roman" w:eastAsia="Times New Roman" w:hAnsi="Times New Roman"/>
+        </w:rPr>
+        <w:t>3.3.1.3. Simularea Eroziunii Hidraulice</w:t>
+      </w:r>
+    </w:p>
+    <w:p>
+      <w:pPr>
+        <w:ind w:firstLine="567"/>
+      </w:pPr>
+      <w:r>
+        <w:rPr>
+          <w:rFonts w:eastAsia="Times New Roman"/>
+        </w:rPr>
+        <w:t xml:space="preserve">Eroziunea hidraulică transformă terenul matematic într-un relief naturalist. Algoritmul simulează "picături de apă" care transportă sedimentul în funcție de panta terenului și viteza curentului. În fiecare iterație, particula dizolvă terenul în zonele cu energie cinetică ridicată și îl </w:t>
+      </w:r>
+      <w:r>
+        <w:rPr>
+          <w:rFonts w:eastAsia="Times New Roman"/>
+        </w:rPr>
         <w:lastRenderedPageBreak/>
-        <w:t>// Aplicarea deplasarii (Displacement Mapping)</w:t>
+        <w:t>depune în zonele de viteză mică (văi, delte), rezultând în creste montane ascuțite și câmpii aluvionare netede.</w:t>
+      </w:r>
+    </w:p>
+    <w:p>
+      <w:pPr>
+        <w:pStyle w:val="Heading4"/>
+      </w:pPr>
+      <w:r>
+        <w:rPr>
+          <w:rFonts w:ascii="Times New Roman" w:eastAsia="Times New Roman" w:hAnsi="Times New Roman"/>
+        </w:rPr>
+        <w:t>3.3.1.4. Generarea Sistemelor de Râuri (Pathfinding Topologic)</w:t>
       </w:r>
     </w:p>
     <w:p>
@@ -9385,66 +9535,46 @@
         <w:rPr>
           <w:rFonts w:eastAsia="Times New Roman"/>
         </w:rPr>
-        <w:t xml:space="preserve">gl_Position = u_ProjectionView </w:t>
+        <w:t xml:space="preserve">Nodul `RiverGen` utilizează un algoritm de tip </w:t>
       </w:r>
       <w:r>
         <w:rPr>
           <w:rFonts w:eastAsia="Times New Roman"/>
           <w:i/>
         </w:rPr>
-        <w:t xml:space="preserve"> vec4(p </w:t>
-      </w:r>
-      <w:r>
-        <w:rPr>
-          <w:rFonts w:eastAsia="Times New Roman"/>
-        </w:rPr>
-        <w:t xml:space="preserve"> (u_Radius + h), 1.0);</w:t>
-      </w:r>
-    </w:p>
-    <w:p>
-      <w:pPr>
-        <w:ind w:firstLine="567"/>
-      </w:pPr>
-      <w:r>
-        <w:rPr>
-          <w:rFonts w:eastAsia="Times New Roman"/>
-        </w:rPr>
-        <w:t>}</w:t>
-      </w:r>
-    </w:p>
-    <w:p>
-      <w:pPr>
-        <w:ind w:firstLine="567"/>
-      </w:pPr>
-      <w:r>
-        <w:rPr>
-          <w:rFonts w:eastAsia="Times New Roman"/>
-        </w:rPr>
-        <w:t>```</w:t>
-      </w:r>
-    </w:p>
-    <w:p>
-      <w:pPr>
-        <w:ind w:firstLine="567"/>
-      </w:pPr>
-      <w:r>
-        <w:rPr>
-          <w:rFonts w:eastAsia="Times New Roman"/>
-        </w:rPr>
-        <w:t>Nivelul de subdivizare este calculat în `Tessellation Control Shader` pe baza distanței dintre cameră și centrul geometric al fiecărui patch, asigurând un nivel de detaliu constant pe ecran (</w:t>
+        <w:t>Steepest Descent</w:t>
+      </w:r>
+      <w:r>
+        <w:rPr>
+          <w:rFonts w:eastAsia="Times New Roman"/>
+        </w:rPr>
+        <w:t xml:space="preserve"> pentru a trasa rețeaua hidrografică. Râurile sunt reprezentate prin </w:t>
       </w:r>
       <w:r>
         <w:rPr>
           <w:rFonts w:eastAsia="Times New Roman"/>
           <w:i/>
         </w:rPr>
-        <w:t>LOD - Level of Detail</w:t>
-      </w:r>
-      <w:r>
-        <w:rPr>
-          <w:rFonts w:eastAsia="Times New Roman"/>
-        </w:rPr>
-        <w:t>). Această abordare permite motorului să afișeze detalii geologice fine — crăpături, canioane, creste — fără a stoca niciun vârf suplimentar în memorie atunci când camera se află departe.</w:t>
+        <w:t>spline</w:t>
+      </w:r>
+      <w:r>
+        <w:rPr>
+          <w:rFonts w:eastAsia="Times New Roman"/>
+        </w:rPr>
+        <w:t>-uri geometrice pe care este randerizat un mesh de apă cu shadere animate. Utilizăm hărți de flux (</w:t>
+      </w:r>
+      <w:r>
+        <w:rPr>
+          <w:rFonts w:eastAsia="Times New Roman"/>
+          <w:i/>
+        </w:rPr>
+        <w:t>flow maps</w:t>
+      </w:r>
+      <w:r>
+        <w:rPr>
+          <w:rFonts w:eastAsia="Times New Roman"/>
+        </w:rPr>
+        <w:t>) generate procedural pentru a simula curgerea fluidului în jurul obstacolelor, oferind o dinamică vizuală superioară metodelor clasice de texturare statică.</w:t>
       </w:r>
     </w:p>
     <w:p>
@@ -9455,125 +9585,6 @@
         <w:rPr>
           <w:rFonts w:ascii="Times New Roman" w:eastAsia="Times New Roman" w:hAnsi="Times New Roman"/>
         </w:rPr>
-        <w:t>3.3.1.2. Generarea Urbană și Arhitecturală (CityGrid)</w:t>
-      </w:r>
-    </w:p>
-    <w:p>
-      <w:pPr>
-        <w:ind w:firstLine="567"/>
-      </w:pPr>
-      <w:r>
-        <w:rPr>
-          <w:rFonts w:eastAsia="Times New Roman"/>
-        </w:rPr>
-        <w:t xml:space="preserve">Modulul `CityGrid` utilizează algoritmi de lotizare bazate pe diagrame Voronoi relaxate pentru a simula dezvoltarea urbană organică. Odată loturile stabilite, sistemul ridică volume geometrice (clădiri) a căror fațadă este generată prin gramatici de formă, permițând o diversitate vizuală infinită fără stocarea manuală a modelelor 3D. Clădirile sunt randerizate folosind </w:t>
-      </w:r>
-      <w:r>
-        <w:rPr>
-          <w:rFonts w:eastAsia="Times New Roman"/>
-          <w:i/>
-        </w:rPr>
-        <w:t>Physically Based Rendering</w:t>
-      </w:r>
-      <w:r>
-        <w:rPr>
-          <w:rFonts w:eastAsia="Times New Roman"/>
-        </w:rPr>
-        <w:t xml:space="preserve"> (PBR), asigurând o reacție realistă la lumină.</w:t>
-      </w:r>
-    </w:p>
-    <w:p>
-      <w:pPr>
-        <w:pStyle w:val="Heading4"/>
-      </w:pPr>
-      <w:r>
-        <w:rPr>
-          <w:rFonts w:ascii="Times New Roman" w:eastAsia="Times New Roman" w:hAnsi="Times New Roman"/>
-        </w:rPr>
-        <w:t>3.3.1.3. Simularea Eroziunii Hidraulice</w:t>
-      </w:r>
-    </w:p>
-    <w:p>
-      <w:pPr>
-        <w:ind w:firstLine="567"/>
-      </w:pPr>
-      <w:r>
-        <w:rPr>
-          <w:rFonts w:eastAsia="Times New Roman"/>
-        </w:rPr>
-        <w:t>Eroziunea hidraulică transformă terenul matematic într-un relief naturalist. Algoritmul simulează "picături de apă" care transportă sedimentul în funcție de panta terenului și viteza curentului. În fiecare iterație, particula dizolvă terenul în zonele cu energie cinetică ridicată și îl depune în zonele de viteză mică (văi, delte), rezultând în creste montane ascuțite și câmpii aluvionare netede.</w:t>
-      </w:r>
-    </w:p>
-    <w:p>
-      <w:pPr>
-        <w:pStyle w:val="Heading4"/>
-      </w:pPr>
-      <w:r>
-        <w:rPr>
-          <w:rFonts w:ascii="Times New Roman" w:eastAsia="Times New Roman" w:hAnsi="Times New Roman"/>
-        </w:rPr>
-        <w:t>3.3.1.4. Generarea Sistemelor de Râuri (Pathfinding Topologic)</w:t>
-      </w:r>
-    </w:p>
-    <w:p>
-      <w:pPr>
-        <w:ind w:firstLine="567"/>
-      </w:pPr>
-      <w:r>
-        <w:rPr>
-          <w:rFonts w:eastAsia="Times New Roman"/>
-        </w:rPr>
-        <w:t xml:space="preserve">Nodul `RiverGen` utilizează un algoritm de tip </w:t>
-      </w:r>
-      <w:r>
-        <w:rPr>
-          <w:rFonts w:eastAsia="Times New Roman"/>
-          <w:i/>
-        </w:rPr>
-        <w:t>Steepest Descent</w:t>
-      </w:r>
-      <w:r>
-        <w:rPr>
-          <w:rFonts w:eastAsia="Times New Roman"/>
-        </w:rPr>
-        <w:t xml:space="preserve"> pentru a trasa rețeaua hidrografică. Râurile sunt reprezentate prin </w:t>
-      </w:r>
-      <w:r>
-        <w:rPr>
-          <w:rFonts w:eastAsia="Times New Roman"/>
-          <w:i/>
-        </w:rPr>
-        <w:t>spline</w:t>
-      </w:r>
-      <w:r>
-        <w:rPr>
-          <w:rFonts w:eastAsia="Times New Roman"/>
-        </w:rPr>
-        <w:t>-uri geometrice pe care este randerizat un mesh de apă cu shadere animate. Utilizăm hărți de flux (</w:t>
-      </w:r>
-      <w:r>
-        <w:rPr>
-          <w:rFonts w:eastAsia="Times New Roman"/>
-          <w:i/>
-        </w:rPr>
-        <w:t>flow maps</w:t>
-      </w:r>
-      <w:r>
-        <w:rPr>
-          <w:rFonts w:eastAsia="Times New Roman"/>
-        </w:rPr>
-        <w:t>) generate procedural pentru a simula curgerea fluidului în jurul obstacolelor, oferind o dinamică vizuală superioară metodelor clasice de texturare statică.</w:t>
-      </w:r>
-    </w:p>
-    <w:p>
-      <w:pPr>
-        <w:pStyle w:val="Heading4"/>
-      </w:pPr>
-      <w:r>
-        <w:rPr>
-          <w:rFonts w:ascii="Times New Roman" w:eastAsia="Times New Roman" w:hAnsi="Times New Roman"/>
-        </w:rPr>
-        <w:lastRenderedPageBreak/>
         <w:t>3.3.1.5. Distribuția Ecosistemelor (Poisson Disc Sampling)</w:t>
       </w:r>
     </w:p>
@@ -9705,6 +9716,7 @@
         <w:rPr>
           <w:rFonts w:eastAsia="Times New Roman"/>
         </w:rPr>
+        <w:lastRenderedPageBreak/>
         <w:t xml:space="preserve">Cea mai mare inovație a acestui flux este mecanismul de </w:t>
       </w:r>
       <w:r>
@@ -9783,7 +9795,6 @@
         <w:rPr>
           <w:rFonts w:ascii="Times New Roman" w:eastAsia="Times New Roman" w:hAnsi="Times New Roman"/>
         </w:rPr>
-        <w:lastRenderedPageBreak/>
         <w:t>3.4. Testarea și validarea performanței (Profilare și Optimizare)</w:t>
       </w:r>
       <w:bookmarkEnd w:id="78"/>
@@ -9938,6 +9949,7 @@
         <w:rPr>
           <w:rFonts w:ascii="Times New Roman" w:eastAsia="Times New Roman" w:hAnsi="Times New Roman"/>
         </w:rPr>
+        <w:lastRenderedPageBreak/>
         <w:t>3.4.3. Validarea soluției în raport cu cerințele tehnice și viziunea personală</w:t>
       </w:r>
       <w:bookmarkEnd w:id="84"/>
@@ -9962,14 +9974,7 @@
         <w:rPr>
           <w:rFonts w:eastAsia="Times New Roman"/>
         </w:rPr>
-        <w:t xml:space="preserve">Faptul că un sistem grafic atât de complex – capabil să susțină calcule masive și randare de înaltă fidelitate – a fost construit și optimizat de o singură persoană validează total deciziile tehnice </w:t>
-      </w:r>
-      <w:r>
-        <w:rPr>
-          <w:rFonts w:eastAsia="Times New Roman"/>
-        </w:rPr>
-        <w:lastRenderedPageBreak/>
-        <w:t>adoptate. Mai presus de cod și algoritmi, performanța fluidă a motorului demonstrează că modularitatea nu exclude optimizarea și că "sinceritatea" și pasiunea investite pot transforma un simplu set de instrucțiuni într-un instrument de creație profund, complet capabil să își atingă scopurile stabilite inițial.</w:t>
+        <w:t>Faptul că un sistem grafic atât de complex – capabil să susțină calcule masive și randare de înaltă fidelitate – a fost construit și optimizat de o singură persoană validează total deciziile tehnice adoptate. Mai presus de cod și algoritmi, performanța fluidă a motorului demonstrează că modularitatea nu exclude optimizarea și că "sinceritatea" și pasiunea investite pot transforma un simplu set de instrucțiuni într-un instrument de creație profund, complet capabil să își atingă scopurile stabilite inițial.</w:t>
       </w:r>
     </w:p>
     <w:p>
